--- a/report/tables/results_tables.docx
+++ b/report/tables/results_tables.docx
@@ -12,7 +12,7 @@
     </w:p>
     <w:p>
       <w:r>
-        <w:t>All differences are paired by fold over the 10 temporal outer folds (mean ± standard error), in units of 10⁻⁴ log-loss. Positive = lower log-loss = better for the first-named condition. Men and women have separate models.</w:t>
+        <w:t>All differences are paired by fold over the 10 temporal outer folds (mean ± standard error), in units of 10⁻⁴. Positive = better for the first-named condition (lower log-loss or Brier score, higher AUC). Men and women have separate models.</w:t>
       </w:r>
     </w:p>
     <w:p>
@@ -20,7 +20,7 @@
         <w:rPr>
           <w:b/>
         </w:rPr>
-        <w:t>Table 1. Shuffle control (exp1): real data vs the order-shuffled null.</w:t>
+        <w:t>Table 1a. Shuffle control (exp1): real data vs the order-shuffled null — log-loss.</w:t>
       </w:r>
     </w:p>
     <w:p>
@@ -29,7 +29,7 @@
           <w:i/>
           <w:sz w:val="18"/>
         </w:rPr>
-        <w:t>Null = points within games and games within sets shuffled, 3 seeds (51, 52, 53); null columns average over the seeds. Gain = paired per-fold improvement of real over the seed-averaged null (+ = point order helps). Seed s.d. = spread of the gain across seeds; the per-seed columns give each seed's gain. Relational RNN run in progress.</w:t>
+        <w:t>Null = points within games and games within sets shuffled, 3 seeds (51, 52, 53); the null column averages over the seeds. Gain = paired per-fold improvement of real over the seed-averaged null (+ = point order helps). Seed s.d. = spread of the gain across seeds; the per-seed columns give each seed's gain (×10⁻⁴). Relational RNN run in progress.</w:t>
       </w:r>
     </w:p>
     <w:tbl>
@@ -40,24 +40,111 @@
         <w:tblLook w:firstColumn="1" w:firstRow="1" w:lastColumn="0" w:lastRow="0" w:noHBand="0" w:noVBand="1" w:val="04A0"/>
       </w:tblPr>
       <w:tblGrid>
-        <w:gridCol w:w="1057"/>
-        <w:gridCol w:w="1057"/>
-        <w:gridCol w:w="1057"/>
-        <w:gridCol w:w="1057"/>
-        <w:gridCol w:w="1057"/>
-        <w:gridCol w:w="1057"/>
-        <w:gridCol w:w="1057"/>
-        <w:gridCol w:w="1057"/>
-        <w:gridCol w:w="1057"/>
-        <w:gridCol w:w="1057"/>
-        <w:gridCol w:w="1057"/>
-        <w:gridCol w:w="1057"/>
-        <w:gridCol w:w="1057"/>
-        <w:gridCol w:w="1057"/>
+        <w:gridCol w:w="1345"/>
+        <w:gridCol w:w="1345"/>
+        <w:gridCol w:w="1345"/>
+        <w:gridCol w:w="1345"/>
+        <w:gridCol w:w="1345"/>
+        <w:gridCol w:w="1345"/>
+        <w:gridCol w:w="1345"/>
+        <w:gridCol w:w="1345"/>
+        <w:gridCol w:w="1345"/>
+        <w:gridCol w:w="1345"/>
+        <w:gridCol w:w="1345"/>
       </w:tblGrid>
       <w:tr>
         <w:tc>
           <w:tcPr>
+            <w:tcW w:type="dxa" w:w="907"/>
+            <w:shd w:val="clear" w:color="auto" w:fill="D9E2F3"/>
+          </w:tcPr>
+          <w:p>
+            <w:pPr>
+              <w:jc w:val="center"/>
+            </w:pPr>
+            <w:r>
+              <w:rPr>
+                <w:b/>
+                <w:sz w:val="18"/>
+              </w:rPr>
+              <w:t>Tour</w:t>
+            </w:r>
+          </w:p>
+        </w:tc>
+        <w:tc>
+          <w:tcPr>
+            <w:tcW w:type="dxa" w:w="2041"/>
+            <w:shd w:val="clear" w:color="auto" w:fill="D9E2F3"/>
+          </w:tcPr>
+          <w:p>
+            <w:pPr>
+              <w:jc w:val="center"/>
+            </w:pPr>
+            <w:r>
+              <w:rPr>
+                <w:b/>
+                <w:sz w:val="18"/>
+              </w:rPr>
+              <w:t>Model</w:t>
+            </w:r>
+          </w:p>
+        </w:tc>
+        <w:tc>
+          <w:tcPr>
+            <w:tcW w:type="dxa" w:w="1077"/>
+            <w:shd w:val="clear" w:color="auto" w:fill="D9E2F3"/>
+          </w:tcPr>
+          <w:p>
+            <w:pPr>
+              <w:jc w:val="center"/>
+            </w:pPr>
+            <w:r>
+              <w:rPr>
+                <w:b/>
+                <w:sz w:val="18"/>
+              </w:rPr>
+              <w:t>Real</w:t>
+            </w:r>
+          </w:p>
+        </w:tc>
+        <w:tc>
+          <w:tcPr>
+            <w:tcW w:type="dxa" w:w="1077"/>
+            <w:shd w:val="clear" w:color="auto" w:fill="D9E2F3"/>
+          </w:tcPr>
+          <w:p>
+            <w:pPr>
+              <w:jc w:val="center"/>
+            </w:pPr>
+            <w:r>
+              <w:rPr>
+                <w:b/>
+                <w:sz w:val="18"/>
+              </w:rPr>
+              <w:t>Null</w:t>
+            </w:r>
+          </w:p>
+        </w:tc>
+        <w:tc>
+          <w:tcPr>
+            <w:tcW w:type="dxa" w:w="1587"/>
+            <w:shd w:val="clear" w:color="auto" w:fill="D9E2F3"/>
+          </w:tcPr>
+          <w:p>
+            <w:pPr>
+              <w:jc w:val="center"/>
+            </w:pPr>
+            <w:r>
+              <w:rPr>
+                <w:b/>
+                <w:sz w:val="18"/>
+              </w:rPr>
+              <w:t>Gain (×10⁻⁴)</w:t>
+            </w:r>
+          </w:p>
+        </w:tc>
+        <w:tc>
+          <w:tcPr>
             <w:tcW w:type="dxa" w:w="794"/>
             <w:shd w:val="clear" w:color="auto" w:fill="D9E2F3"/>
           </w:tcPr>
@@ -70,13 +157,13 @@
                 <w:b/>
                 <w:sz w:val="18"/>
               </w:rPr>
-              <w:t>Tour</w:t>
-            </w:r>
-          </w:p>
-        </w:tc>
-        <w:tc>
-          <w:tcPr>
-            <w:tcW w:type="dxa" w:w="1814"/>
+              <w:t>t</w:t>
+            </w:r>
+          </w:p>
+        </w:tc>
+        <w:tc>
+          <w:tcPr>
+            <w:tcW w:type="dxa" w:w="1020"/>
             <w:shd w:val="clear" w:color="auto" w:fill="D9E2F3"/>
           </w:tcPr>
           <w:p>
@@ -88,169 +175,7 @@
                 <w:b/>
                 <w:sz w:val="18"/>
               </w:rPr>
-              <w:t>Model</w:t>
-            </w:r>
-          </w:p>
-        </w:tc>
-        <w:tc>
-          <w:tcPr>
-            <w:tcW w:type="dxa" w:w="964"/>
-            <w:shd w:val="clear" w:color="auto" w:fill="D9E2F3"/>
-          </w:tcPr>
-          <w:p>
-            <w:pPr>
-              <w:jc w:val="center"/>
-            </w:pPr>
-            <w:r>
-              <w:rPr>
-                <w:b/>
-                <w:sz w:val="18"/>
-              </w:rPr>
-              <w:t>Log-loss real</w:t>
-            </w:r>
-          </w:p>
-        </w:tc>
-        <w:tc>
-          <w:tcPr>
-            <w:tcW w:type="dxa" w:w="964"/>
-            <w:shd w:val="clear" w:color="auto" w:fill="D9E2F3"/>
-          </w:tcPr>
-          <w:p>
-            <w:pPr>
-              <w:jc w:val="center"/>
-            </w:pPr>
-            <w:r>
-              <w:rPr>
-                <w:b/>
-                <w:sz w:val="18"/>
-              </w:rPr>
-              <w:t>Log-loss null</w:t>
-            </w:r>
-          </w:p>
-        </w:tc>
-        <w:tc>
-          <w:tcPr>
-            <w:tcW w:type="dxa" w:w="1304"/>
-            <w:shd w:val="clear" w:color="auto" w:fill="D9E2F3"/>
-          </w:tcPr>
-          <w:p>
-            <w:pPr>
-              <w:jc w:val="center"/>
-            </w:pPr>
-            <w:r>
-              <w:rPr>
-                <w:b/>
-                <w:sz w:val="18"/>
-              </w:rPr>
-              <w:t>Gain (×10⁻⁴)</w:t>
-            </w:r>
-          </w:p>
-        </w:tc>
-        <w:tc>
-          <w:tcPr>
-            <w:tcW w:type="dxa" w:w="680"/>
-            <w:shd w:val="clear" w:color="auto" w:fill="D9E2F3"/>
-          </w:tcPr>
-          <w:p>
-            <w:pPr>
-              <w:jc w:val="center"/>
-            </w:pPr>
-            <w:r>
-              <w:rPr>
-                <w:b/>
-                <w:sz w:val="18"/>
-              </w:rPr>
-              <w:t>t</w:t>
-            </w:r>
-          </w:p>
-        </w:tc>
-        <w:tc>
-          <w:tcPr>
-            <w:tcW w:type="dxa" w:w="850"/>
-            <w:shd w:val="clear" w:color="auto" w:fill="D9E2F3"/>
-          </w:tcPr>
-          <w:p>
-            <w:pPr>
-              <w:jc w:val="center"/>
-            </w:pPr>
-            <w:r>
-              <w:rPr>
-                <w:b/>
-                <w:sz w:val="18"/>
-              </w:rPr>
               <w:t>Real better</w:t>
-            </w:r>
-          </w:p>
-        </w:tc>
-        <w:tc>
-          <w:tcPr>
-            <w:tcW w:type="dxa" w:w="794"/>
-            <w:shd w:val="clear" w:color="auto" w:fill="D9E2F3"/>
-          </w:tcPr>
-          <w:p>
-            <w:pPr>
-              <w:jc w:val="center"/>
-            </w:pPr>
-            <w:r>
-              <w:rPr>
-                <w:b/>
-                <w:sz w:val="18"/>
-              </w:rPr>
-              <w:t>Seed s.d.</w:t>
-            </w:r>
-          </w:p>
-        </w:tc>
-        <w:tc>
-          <w:tcPr>
-            <w:tcW w:type="dxa" w:w="794"/>
-            <w:shd w:val="clear" w:color="auto" w:fill="D9E2F3"/>
-          </w:tcPr>
-          <w:p>
-            <w:pPr>
-              <w:jc w:val="center"/>
-            </w:pPr>
-            <w:r>
-              <w:rPr>
-                <w:b/>
-                <w:sz w:val="18"/>
-              </w:rPr>
-              <w:t>Seed 51</w:t>
-            </w:r>
-          </w:p>
-        </w:tc>
-        <w:tc>
-          <w:tcPr>
-            <w:tcW w:type="dxa" w:w="794"/>
-            <w:shd w:val="clear" w:color="auto" w:fill="D9E2F3"/>
-          </w:tcPr>
-          <w:p>
-            <w:pPr>
-              <w:jc w:val="center"/>
-            </w:pPr>
-            <w:r>
-              <w:rPr>
-                <w:b/>
-                <w:sz w:val="18"/>
-              </w:rPr>
-              <w:t>Seed 52</w:t>
-            </w:r>
-          </w:p>
-        </w:tc>
-        <w:tc>
-          <w:tcPr>
-            <w:tcW w:type="dxa" w:w="794"/>
-            <w:shd w:val="clear" w:color="auto" w:fill="D9E2F3"/>
-          </w:tcPr>
-          <w:p>
-            <w:pPr>
-              <w:jc w:val="center"/>
-            </w:pPr>
-            <w:r>
-              <w:rPr>
-                <w:b/>
-                <w:sz w:val="18"/>
-              </w:rPr>
-              <w:t>Seed 53</w:t>
             </w:r>
           </w:p>
         </w:tc>
@@ -268,7 +193,7 @@
                 <w:b/>
                 <w:sz w:val="18"/>
               </w:rPr>
-              <w:t>AUC real</w:t>
+              <w:t>Seed s.d.</w:t>
             </w:r>
           </w:p>
         </w:tc>
@@ -286,13 +211,13 @@
                 <w:b/>
                 <w:sz w:val="18"/>
               </w:rPr>
-              <w:t>AUC null</w:t>
-            </w:r>
-          </w:p>
-        </w:tc>
-        <w:tc>
-          <w:tcPr>
-            <w:tcW w:type="dxa" w:w="1304"/>
+              <w:t>Seed 51</w:t>
+            </w:r>
+          </w:p>
+        </w:tc>
+        <w:tc>
+          <w:tcPr>
+            <w:tcW w:type="dxa" w:w="907"/>
             <w:shd w:val="clear" w:color="auto" w:fill="D9E2F3"/>
           </w:tcPr>
           <w:p>
@@ -304,7 +229,25 @@
                 <w:b/>
                 <w:sz w:val="18"/>
               </w:rPr>
-              <w:t>AUC gain (×10⁻⁴)</w:t>
+              <w:t>Seed 52</w:t>
+            </w:r>
+          </w:p>
+        </w:tc>
+        <w:tc>
+          <w:tcPr>
+            <w:tcW w:type="dxa" w:w="907"/>
+            <w:shd w:val="clear" w:color="auto" w:fill="D9E2F3"/>
+          </w:tcPr>
+          <w:p>
+            <w:pPr>
+              <w:jc w:val="center"/>
+            </w:pPr>
+            <w:r>
+              <w:rPr>
+                <w:b/>
+                <w:sz w:val="18"/>
+              </w:rPr>
+              <w:t>Seed 53</w:t>
             </w:r>
           </w:p>
         </w:tc>
@@ -312,90 +255,90 @@
       <w:tr>
         <w:tc>
           <w:tcPr>
+            <w:tcW w:type="dxa" w:w="907"/>
+          </w:tcPr>
+          <w:p>
+            <w:pPr>
+              <w:jc w:val="left"/>
+            </w:pPr>
+            <w:r>
+              <w:rPr>
+                <w:sz w:val="18"/>
+              </w:rPr>
+              <w:t>Men</w:t>
+            </w:r>
+          </w:p>
+        </w:tc>
+        <w:tc>
+          <w:tcPr>
+            <w:tcW w:type="dxa" w:w="2041"/>
+          </w:tcPr>
+          <w:p>
+            <w:pPr>
+              <w:jc w:val="left"/>
+            </w:pPr>
+            <w:r>
+              <w:rPr>
+                <w:sz w:val="18"/>
+              </w:rPr>
+              <w:t>Logistic regression</w:t>
+            </w:r>
+          </w:p>
+        </w:tc>
+        <w:tc>
+          <w:tcPr>
+            <w:tcW w:type="dxa" w:w="1077"/>
+          </w:tcPr>
+          <w:p>
+            <w:pPr>
+              <w:jc w:val="center"/>
+            </w:pPr>
+            <w:r>
+              <w:rPr>
+                <w:sz w:val="18"/>
+              </w:rPr>
+              <w:t>0.6483</w:t>
+            </w:r>
+          </w:p>
+        </w:tc>
+        <w:tc>
+          <w:tcPr>
+            <w:tcW w:type="dxa" w:w="1077"/>
+          </w:tcPr>
+          <w:p>
+            <w:pPr>
+              <w:jc w:val="center"/>
+            </w:pPr>
+            <w:r>
+              <w:rPr>
+                <w:sz w:val="18"/>
+              </w:rPr>
+              <w:t>0.6484</w:t>
+            </w:r>
+          </w:p>
+        </w:tc>
+        <w:tc>
+          <w:tcPr>
+            <w:tcW w:type="dxa" w:w="1587"/>
+          </w:tcPr>
+          <w:p>
+            <w:pPr>
+              <w:jc w:val="center"/>
+            </w:pPr>
+            <w:r>
+              <w:rPr>
+                <w:sz w:val="18"/>
+              </w:rPr>
+              <w:t>+1.2 ± 1.7</w:t>
+            </w:r>
+          </w:p>
+        </w:tc>
+        <w:tc>
+          <w:tcPr>
             <w:tcW w:type="dxa" w:w="794"/>
           </w:tcPr>
           <w:p>
             <w:pPr>
-              <w:jc w:val="left"/>
-            </w:pPr>
-            <w:r>
-              <w:rPr>
-                <w:sz w:val="18"/>
-              </w:rPr>
-              <w:t>Men</w:t>
-            </w:r>
-          </w:p>
-        </w:tc>
-        <w:tc>
-          <w:tcPr>
-            <w:tcW w:type="dxa" w:w="1814"/>
-          </w:tcPr>
-          <w:p>
-            <w:pPr>
-              <w:jc w:val="left"/>
-            </w:pPr>
-            <w:r>
-              <w:rPr>
-                <w:sz w:val="18"/>
-              </w:rPr>
-              <w:t>Logistic regression</w:t>
-            </w:r>
-          </w:p>
-        </w:tc>
-        <w:tc>
-          <w:tcPr>
-            <w:tcW w:type="dxa" w:w="964"/>
-          </w:tcPr>
-          <w:p>
-            <w:pPr>
-              <w:jc w:val="center"/>
-            </w:pPr>
-            <w:r>
-              <w:rPr>
-                <w:sz w:val="18"/>
-              </w:rPr>
-              <w:t>0.6483</w:t>
-            </w:r>
-          </w:p>
-        </w:tc>
-        <w:tc>
-          <w:tcPr>
-            <w:tcW w:type="dxa" w:w="964"/>
-          </w:tcPr>
-          <w:p>
-            <w:pPr>
-              <w:jc w:val="center"/>
-            </w:pPr>
-            <w:r>
-              <w:rPr>
-                <w:sz w:val="18"/>
-              </w:rPr>
-              <w:t>0.6484</w:t>
-            </w:r>
-          </w:p>
-        </w:tc>
-        <w:tc>
-          <w:tcPr>
-            <w:tcW w:type="dxa" w:w="1304"/>
-          </w:tcPr>
-          <w:p>
-            <w:pPr>
-              <w:jc w:val="center"/>
-            </w:pPr>
-            <w:r>
-              <w:rPr>
-                <w:sz w:val="18"/>
-              </w:rPr>
-              <w:t>+1.2 ± 1.7</w:t>
-            </w:r>
-          </w:p>
-        </w:tc>
-        <w:tc>
-          <w:tcPr>
-            <w:tcW w:type="dxa" w:w="680"/>
-          </w:tcPr>
-          <w:p>
-            <w:pPr>
               <w:jc w:val="center"/>
             </w:pPr>
             <w:r>
@@ -408,7 +351,7 @@
         </w:tc>
         <w:tc>
           <w:tcPr>
-            <w:tcW w:type="dxa" w:w="850"/>
+            <w:tcW w:type="dxa" w:w="1020"/>
           </w:tcPr>
           <w:p>
             <w:pPr>
@@ -424,7 +367,7 @@
         </w:tc>
         <w:tc>
           <w:tcPr>
-            <w:tcW w:type="dxa" w:w="794"/>
+            <w:tcW w:type="dxa" w:w="907"/>
           </w:tcPr>
           <w:p>
             <w:pPr>
@@ -440,7 +383,7 @@
         </w:tc>
         <w:tc>
           <w:tcPr>
-            <w:tcW w:type="dxa" w:w="794"/>
+            <w:tcW w:type="dxa" w:w="907"/>
           </w:tcPr>
           <w:p>
             <w:pPr>
@@ -456,7 +399,7 @@
         </w:tc>
         <w:tc>
           <w:tcPr>
-            <w:tcW w:type="dxa" w:w="794"/>
+            <w:tcW w:type="dxa" w:w="907"/>
           </w:tcPr>
           <w:p>
             <w:pPr>
@@ -472,7 +415,7 @@
         </w:tc>
         <w:tc>
           <w:tcPr>
-            <w:tcW w:type="dxa" w:w="794"/>
+            <w:tcW w:type="dxa" w:w="907"/>
           </w:tcPr>
           <w:p>
             <w:pPr>
@@ -483,54 +426,6 @@
                 <w:sz w:val="18"/>
               </w:rPr>
               <w:t>+2.3</w:t>
-            </w:r>
-          </w:p>
-        </w:tc>
-        <w:tc>
-          <w:tcPr>
-            <w:tcW w:type="dxa" w:w="907"/>
-          </w:tcPr>
-          <w:p>
-            <w:pPr>
-              <w:jc w:val="center"/>
-            </w:pPr>
-            <w:r>
-              <w:rPr>
-                <w:sz w:val="18"/>
-              </w:rPr>
-              <w:t>0.6684</w:t>
-            </w:r>
-          </w:p>
-        </w:tc>
-        <w:tc>
-          <w:tcPr>
-            <w:tcW w:type="dxa" w:w="907"/>
-          </w:tcPr>
-          <w:p>
-            <w:pPr>
-              <w:jc w:val="center"/>
-            </w:pPr>
-            <w:r>
-              <w:rPr>
-                <w:sz w:val="18"/>
-              </w:rPr>
-              <w:t>0.6682</w:t>
-            </w:r>
-          </w:p>
-        </w:tc>
-        <w:tc>
-          <w:tcPr>
-            <w:tcW w:type="dxa" w:w="1304"/>
-          </w:tcPr>
-          <w:p>
-            <w:pPr>
-              <w:jc w:val="center"/>
-            </w:pPr>
-            <w:r>
-              <w:rPr>
-                <w:sz w:val="18"/>
-              </w:rPr>
-              <w:t>+2.2 ± 1.0</w:t>
             </w:r>
           </w:p>
         </w:tc>
@@ -538,90 +433,90 @@
       <w:tr>
         <w:tc>
           <w:tcPr>
+            <w:tcW w:type="dxa" w:w="907"/>
+          </w:tcPr>
+          <w:p>
+            <w:pPr>
+              <w:jc w:val="left"/>
+            </w:pPr>
+            <w:r>
+              <w:rPr>
+                <w:sz w:val="18"/>
+              </w:rPr>
+              <w:t>Men</w:t>
+            </w:r>
+          </w:p>
+        </w:tc>
+        <w:tc>
+          <w:tcPr>
+            <w:tcW w:type="dxa" w:w="2041"/>
+          </w:tcPr>
+          <w:p>
+            <w:pPr>
+              <w:jc w:val="left"/>
+            </w:pPr>
+            <w:r>
+              <w:rPr>
+                <w:sz w:val="18"/>
+              </w:rPr>
+              <w:t>LightGBM</w:t>
+            </w:r>
+          </w:p>
+        </w:tc>
+        <w:tc>
+          <w:tcPr>
+            <w:tcW w:type="dxa" w:w="1077"/>
+          </w:tcPr>
+          <w:p>
+            <w:pPr>
+              <w:jc w:val="center"/>
+            </w:pPr>
+            <w:r>
+              <w:rPr>
+                <w:sz w:val="18"/>
+              </w:rPr>
+              <w:t>0.6480</w:t>
+            </w:r>
+          </w:p>
+        </w:tc>
+        <w:tc>
+          <w:tcPr>
+            <w:tcW w:type="dxa" w:w="1077"/>
+          </w:tcPr>
+          <w:p>
+            <w:pPr>
+              <w:jc w:val="center"/>
+            </w:pPr>
+            <w:r>
+              <w:rPr>
+                <w:sz w:val="18"/>
+              </w:rPr>
+              <w:t>0.6478</w:t>
+            </w:r>
+          </w:p>
+        </w:tc>
+        <w:tc>
+          <w:tcPr>
+            <w:tcW w:type="dxa" w:w="1587"/>
+          </w:tcPr>
+          <w:p>
+            <w:pPr>
+              <w:jc w:val="center"/>
+            </w:pPr>
+            <w:r>
+              <w:rPr>
+                <w:sz w:val="18"/>
+              </w:rPr>
+              <w:t>-1.8 ± 0.7</w:t>
+            </w:r>
+          </w:p>
+        </w:tc>
+        <w:tc>
+          <w:tcPr>
             <w:tcW w:type="dxa" w:w="794"/>
           </w:tcPr>
           <w:p>
             <w:pPr>
-              <w:jc w:val="left"/>
-            </w:pPr>
-            <w:r>
-              <w:rPr>
-                <w:sz w:val="18"/>
-              </w:rPr>
-              <w:t>Men</w:t>
-            </w:r>
-          </w:p>
-        </w:tc>
-        <w:tc>
-          <w:tcPr>
-            <w:tcW w:type="dxa" w:w="1814"/>
-          </w:tcPr>
-          <w:p>
-            <w:pPr>
-              <w:jc w:val="left"/>
-            </w:pPr>
-            <w:r>
-              <w:rPr>
-                <w:sz w:val="18"/>
-              </w:rPr>
-              <w:t>LightGBM</w:t>
-            </w:r>
-          </w:p>
-        </w:tc>
-        <w:tc>
-          <w:tcPr>
-            <w:tcW w:type="dxa" w:w="964"/>
-          </w:tcPr>
-          <w:p>
-            <w:pPr>
-              <w:jc w:val="center"/>
-            </w:pPr>
-            <w:r>
-              <w:rPr>
-                <w:sz w:val="18"/>
-              </w:rPr>
-              <w:t>0.6480</w:t>
-            </w:r>
-          </w:p>
-        </w:tc>
-        <w:tc>
-          <w:tcPr>
-            <w:tcW w:type="dxa" w:w="964"/>
-          </w:tcPr>
-          <w:p>
-            <w:pPr>
-              <w:jc w:val="center"/>
-            </w:pPr>
-            <w:r>
-              <w:rPr>
-                <w:sz w:val="18"/>
-              </w:rPr>
-              <w:t>0.6478</w:t>
-            </w:r>
-          </w:p>
-        </w:tc>
-        <w:tc>
-          <w:tcPr>
-            <w:tcW w:type="dxa" w:w="1304"/>
-          </w:tcPr>
-          <w:p>
-            <w:pPr>
-              <w:jc w:val="center"/>
-            </w:pPr>
-            <w:r>
-              <w:rPr>
-                <w:sz w:val="18"/>
-              </w:rPr>
-              <w:t>-1.8 ± 0.7</w:t>
-            </w:r>
-          </w:p>
-        </w:tc>
-        <w:tc>
-          <w:tcPr>
-            <w:tcW w:type="dxa" w:w="680"/>
-          </w:tcPr>
-          <w:p>
-            <w:pPr>
               <w:jc w:val="center"/>
             </w:pPr>
             <w:r>
@@ -634,7 +529,7 @@
         </w:tc>
         <w:tc>
           <w:tcPr>
-            <w:tcW w:type="dxa" w:w="850"/>
+            <w:tcW w:type="dxa" w:w="1020"/>
           </w:tcPr>
           <w:p>
             <w:pPr>
@@ -650,7 +545,7 @@
         </w:tc>
         <w:tc>
           <w:tcPr>
-            <w:tcW w:type="dxa" w:w="794"/>
+            <w:tcW w:type="dxa" w:w="907"/>
           </w:tcPr>
           <w:p>
             <w:pPr>
@@ -666,7 +561,7 @@
         </w:tc>
         <w:tc>
           <w:tcPr>
-            <w:tcW w:type="dxa" w:w="794"/>
+            <w:tcW w:type="dxa" w:w="907"/>
           </w:tcPr>
           <w:p>
             <w:pPr>
@@ -682,7 +577,7 @@
         </w:tc>
         <w:tc>
           <w:tcPr>
-            <w:tcW w:type="dxa" w:w="794"/>
+            <w:tcW w:type="dxa" w:w="907"/>
           </w:tcPr>
           <w:p>
             <w:pPr>
@@ -698,7 +593,7 @@
         </w:tc>
         <w:tc>
           <w:tcPr>
-            <w:tcW w:type="dxa" w:w="794"/>
+            <w:tcW w:type="dxa" w:w="907"/>
           </w:tcPr>
           <w:p>
             <w:pPr>
@@ -709,54 +604,6 @@
                 <w:sz w:val="18"/>
               </w:rPr>
               <w:t>-1.2</w:t>
-            </w:r>
-          </w:p>
-        </w:tc>
-        <w:tc>
-          <w:tcPr>
-            <w:tcW w:type="dxa" w:w="907"/>
-          </w:tcPr>
-          <w:p>
-            <w:pPr>
-              <w:jc w:val="center"/>
-            </w:pPr>
-            <w:r>
-              <w:rPr>
-                <w:sz w:val="18"/>
-              </w:rPr>
-              <w:t>0.6689</w:t>
-            </w:r>
-          </w:p>
-        </w:tc>
-        <w:tc>
-          <w:tcPr>
-            <w:tcW w:type="dxa" w:w="907"/>
-          </w:tcPr>
-          <w:p>
-            <w:pPr>
-              <w:jc w:val="center"/>
-            </w:pPr>
-            <w:r>
-              <w:rPr>
-                <w:sz w:val="18"/>
-              </w:rPr>
-              <w:t>0.6693</w:t>
-            </w:r>
-          </w:p>
-        </w:tc>
-        <w:tc>
-          <w:tcPr>
-            <w:tcW w:type="dxa" w:w="1304"/>
-          </w:tcPr>
-          <w:p>
-            <w:pPr>
-              <w:jc w:val="center"/>
-            </w:pPr>
-            <w:r>
-              <w:rPr>
-                <w:sz w:val="18"/>
-              </w:rPr>
-              <w:t>-4.5 ± 1.7</w:t>
             </w:r>
           </w:p>
         </w:tc>
@@ -764,90 +611,90 @@
       <w:tr>
         <w:tc>
           <w:tcPr>
+            <w:tcW w:type="dxa" w:w="907"/>
+          </w:tcPr>
+          <w:p>
+            <w:pPr>
+              <w:jc w:val="left"/>
+            </w:pPr>
+            <w:r>
+              <w:rPr>
+                <w:sz w:val="18"/>
+              </w:rPr>
+              <w:t>Women</w:t>
+            </w:r>
+          </w:p>
+        </w:tc>
+        <w:tc>
+          <w:tcPr>
+            <w:tcW w:type="dxa" w:w="2041"/>
+          </w:tcPr>
+          <w:p>
+            <w:pPr>
+              <w:jc w:val="left"/>
+            </w:pPr>
+            <w:r>
+              <w:rPr>
+                <w:sz w:val="18"/>
+              </w:rPr>
+              <w:t>Logistic regression</w:t>
+            </w:r>
+          </w:p>
+        </w:tc>
+        <w:tc>
+          <w:tcPr>
+            <w:tcW w:type="dxa" w:w="1077"/>
+          </w:tcPr>
+          <w:p>
+            <w:pPr>
+              <w:jc w:val="center"/>
+            </w:pPr>
+            <w:r>
+              <w:rPr>
+                <w:sz w:val="18"/>
+              </w:rPr>
+              <w:t>0.6793</w:t>
+            </w:r>
+          </w:p>
+        </w:tc>
+        <w:tc>
+          <w:tcPr>
+            <w:tcW w:type="dxa" w:w="1077"/>
+          </w:tcPr>
+          <w:p>
+            <w:pPr>
+              <w:jc w:val="center"/>
+            </w:pPr>
+            <w:r>
+              <w:rPr>
+                <w:sz w:val="18"/>
+              </w:rPr>
+              <w:t>0.6793</w:t>
+            </w:r>
+          </w:p>
+        </w:tc>
+        <w:tc>
+          <w:tcPr>
+            <w:tcW w:type="dxa" w:w="1587"/>
+          </w:tcPr>
+          <w:p>
+            <w:pPr>
+              <w:jc w:val="center"/>
+            </w:pPr>
+            <w:r>
+              <w:rPr>
+                <w:sz w:val="18"/>
+              </w:rPr>
+              <w:t>+0.4 ± 0.2</w:t>
+            </w:r>
+          </w:p>
+        </w:tc>
+        <w:tc>
+          <w:tcPr>
             <w:tcW w:type="dxa" w:w="794"/>
           </w:tcPr>
           <w:p>
             <w:pPr>
-              <w:jc w:val="left"/>
-            </w:pPr>
-            <w:r>
-              <w:rPr>
-                <w:sz w:val="18"/>
-              </w:rPr>
-              <w:t>Women</w:t>
-            </w:r>
-          </w:p>
-        </w:tc>
-        <w:tc>
-          <w:tcPr>
-            <w:tcW w:type="dxa" w:w="1814"/>
-          </w:tcPr>
-          <w:p>
-            <w:pPr>
-              <w:jc w:val="left"/>
-            </w:pPr>
-            <w:r>
-              <w:rPr>
-                <w:sz w:val="18"/>
-              </w:rPr>
-              <w:t>Logistic regression</w:t>
-            </w:r>
-          </w:p>
-        </w:tc>
-        <w:tc>
-          <w:tcPr>
-            <w:tcW w:type="dxa" w:w="964"/>
-          </w:tcPr>
-          <w:p>
-            <w:pPr>
-              <w:jc w:val="center"/>
-            </w:pPr>
-            <w:r>
-              <w:rPr>
-                <w:sz w:val="18"/>
-              </w:rPr>
-              <w:t>0.6793</w:t>
-            </w:r>
-          </w:p>
-        </w:tc>
-        <w:tc>
-          <w:tcPr>
-            <w:tcW w:type="dxa" w:w="964"/>
-          </w:tcPr>
-          <w:p>
-            <w:pPr>
-              <w:jc w:val="center"/>
-            </w:pPr>
-            <w:r>
-              <w:rPr>
-                <w:sz w:val="18"/>
-              </w:rPr>
-              <w:t>0.6793</w:t>
-            </w:r>
-          </w:p>
-        </w:tc>
-        <w:tc>
-          <w:tcPr>
-            <w:tcW w:type="dxa" w:w="1304"/>
-          </w:tcPr>
-          <w:p>
-            <w:pPr>
-              <w:jc w:val="center"/>
-            </w:pPr>
-            <w:r>
-              <w:rPr>
-                <w:sz w:val="18"/>
-              </w:rPr>
-              <w:t>+0.4 ± 0.2</w:t>
-            </w:r>
-          </w:p>
-        </w:tc>
-        <w:tc>
-          <w:tcPr>
-            <w:tcW w:type="dxa" w:w="680"/>
-          </w:tcPr>
-          <w:p>
-            <w:pPr>
               <w:jc w:val="center"/>
             </w:pPr>
             <w:r>
@@ -860,7 +707,7 @@
         </w:tc>
         <w:tc>
           <w:tcPr>
-            <w:tcW w:type="dxa" w:w="850"/>
+            <w:tcW w:type="dxa" w:w="1020"/>
           </w:tcPr>
           <w:p>
             <w:pPr>
@@ -876,7 +723,7 @@
         </w:tc>
         <w:tc>
           <w:tcPr>
-            <w:tcW w:type="dxa" w:w="794"/>
+            <w:tcW w:type="dxa" w:w="907"/>
           </w:tcPr>
           <w:p>
             <w:pPr>
@@ -892,7 +739,7 @@
         </w:tc>
         <w:tc>
           <w:tcPr>
-            <w:tcW w:type="dxa" w:w="794"/>
+            <w:tcW w:type="dxa" w:w="907"/>
           </w:tcPr>
           <w:p>
             <w:pPr>
@@ -908,7 +755,7 @@
         </w:tc>
         <w:tc>
           <w:tcPr>
-            <w:tcW w:type="dxa" w:w="794"/>
+            <w:tcW w:type="dxa" w:w="907"/>
           </w:tcPr>
           <w:p>
             <w:pPr>
@@ -924,7 +771,7 @@
         </w:tc>
         <w:tc>
           <w:tcPr>
-            <w:tcW w:type="dxa" w:w="794"/>
+            <w:tcW w:type="dxa" w:w="907"/>
           </w:tcPr>
           <w:p>
             <w:pPr>
@@ -935,54 +782,6 @@
                 <w:sz w:val="18"/>
               </w:rPr>
               <w:t>+0.6</w:t>
-            </w:r>
-          </w:p>
-        </w:tc>
-        <w:tc>
-          <w:tcPr>
-            <w:tcW w:type="dxa" w:w="907"/>
-          </w:tcPr>
-          <w:p>
-            <w:pPr>
-              <w:jc w:val="center"/>
-            </w:pPr>
-            <w:r>
-              <w:rPr>
-                <w:sz w:val="18"/>
-              </w:rPr>
-              <w:t>0.5963</w:t>
-            </w:r>
-          </w:p>
-        </w:tc>
-        <w:tc>
-          <w:tcPr>
-            <w:tcW w:type="dxa" w:w="907"/>
-          </w:tcPr>
-          <w:p>
-            <w:pPr>
-              <w:jc w:val="center"/>
-            </w:pPr>
-            <w:r>
-              <w:rPr>
-                <w:sz w:val="18"/>
-              </w:rPr>
-              <w:t>0.5962</w:t>
-            </w:r>
-          </w:p>
-        </w:tc>
-        <w:tc>
-          <w:tcPr>
-            <w:tcW w:type="dxa" w:w="1304"/>
-          </w:tcPr>
-          <w:p>
-            <w:pPr>
-              <w:jc w:val="center"/>
-            </w:pPr>
-            <w:r>
-              <w:rPr>
-                <w:sz w:val="18"/>
-              </w:rPr>
-              <w:t>+0.9 ± 0.5</w:t>
             </w:r>
           </w:p>
         </w:tc>
@@ -990,90 +789,90 @@
       <w:tr>
         <w:tc>
           <w:tcPr>
+            <w:tcW w:type="dxa" w:w="907"/>
+          </w:tcPr>
+          <w:p>
+            <w:pPr>
+              <w:jc w:val="left"/>
+            </w:pPr>
+            <w:r>
+              <w:rPr>
+                <w:sz w:val="18"/>
+              </w:rPr>
+              <w:t>Women</w:t>
+            </w:r>
+          </w:p>
+        </w:tc>
+        <w:tc>
+          <w:tcPr>
+            <w:tcW w:type="dxa" w:w="2041"/>
+          </w:tcPr>
+          <w:p>
+            <w:pPr>
+              <w:jc w:val="left"/>
+            </w:pPr>
+            <w:r>
+              <w:rPr>
+                <w:sz w:val="18"/>
+              </w:rPr>
+              <w:t>LightGBM</w:t>
+            </w:r>
+          </w:p>
+        </w:tc>
+        <w:tc>
+          <w:tcPr>
+            <w:tcW w:type="dxa" w:w="1077"/>
+          </w:tcPr>
+          <w:p>
+            <w:pPr>
+              <w:jc w:val="center"/>
+            </w:pPr>
+            <w:r>
+              <w:rPr>
+                <w:sz w:val="18"/>
+              </w:rPr>
+              <w:t>0.6794</w:t>
+            </w:r>
+          </w:p>
+        </w:tc>
+        <w:tc>
+          <w:tcPr>
+            <w:tcW w:type="dxa" w:w="1077"/>
+          </w:tcPr>
+          <w:p>
+            <w:pPr>
+              <w:jc w:val="center"/>
+            </w:pPr>
+            <w:r>
+              <w:rPr>
+                <w:sz w:val="18"/>
+              </w:rPr>
+              <w:t>0.6794</w:t>
+            </w:r>
+          </w:p>
+        </w:tc>
+        <w:tc>
+          <w:tcPr>
+            <w:tcW w:type="dxa" w:w="1587"/>
+          </w:tcPr>
+          <w:p>
+            <w:pPr>
+              <w:jc w:val="center"/>
+            </w:pPr>
+            <w:r>
+              <w:rPr>
+                <w:sz w:val="18"/>
+              </w:rPr>
+              <w:t>+0.0 ± 0.3</w:t>
+            </w:r>
+          </w:p>
+        </w:tc>
+        <w:tc>
+          <w:tcPr>
             <w:tcW w:type="dxa" w:w="794"/>
           </w:tcPr>
           <w:p>
             <w:pPr>
-              <w:jc w:val="left"/>
-            </w:pPr>
-            <w:r>
-              <w:rPr>
-                <w:sz w:val="18"/>
-              </w:rPr>
-              <w:t>Women</w:t>
-            </w:r>
-          </w:p>
-        </w:tc>
-        <w:tc>
-          <w:tcPr>
-            <w:tcW w:type="dxa" w:w="1814"/>
-          </w:tcPr>
-          <w:p>
-            <w:pPr>
-              <w:jc w:val="left"/>
-            </w:pPr>
-            <w:r>
-              <w:rPr>
-                <w:sz w:val="18"/>
-              </w:rPr>
-              <w:t>LightGBM</w:t>
-            </w:r>
-          </w:p>
-        </w:tc>
-        <w:tc>
-          <w:tcPr>
-            <w:tcW w:type="dxa" w:w="964"/>
-          </w:tcPr>
-          <w:p>
-            <w:pPr>
-              <w:jc w:val="center"/>
-            </w:pPr>
-            <w:r>
-              <w:rPr>
-                <w:sz w:val="18"/>
-              </w:rPr>
-              <w:t>0.6794</w:t>
-            </w:r>
-          </w:p>
-        </w:tc>
-        <w:tc>
-          <w:tcPr>
-            <w:tcW w:type="dxa" w:w="964"/>
-          </w:tcPr>
-          <w:p>
-            <w:pPr>
-              <w:jc w:val="center"/>
-            </w:pPr>
-            <w:r>
-              <w:rPr>
-                <w:sz w:val="18"/>
-              </w:rPr>
-              <w:t>0.6794</w:t>
-            </w:r>
-          </w:p>
-        </w:tc>
-        <w:tc>
-          <w:tcPr>
-            <w:tcW w:type="dxa" w:w="1304"/>
-          </w:tcPr>
-          <w:p>
-            <w:pPr>
-              <w:jc w:val="center"/>
-            </w:pPr>
-            <w:r>
-              <w:rPr>
-                <w:sz w:val="18"/>
-              </w:rPr>
-              <w:t>+0.0 ± 0.3</w:t>
-            </w:r>
-          </w:p>
-        </w:tc>
-        <w:tc>
-          <w:tcPr>
-            <w:tcW w:type="dxa" w:w="680"/>
-          </w:tcPr>
-          <w:p>
-            <w:pPr>
               <w:jc w:val="center"/>
             </w:pPr>
             <w:r>
@@ -1086,7 +885,7 @@
         </w:tc>
         <w:tc>
           <w:tcPr>
-            <w:tcW w:type="dxa" w:w="850"/>
+            <w:tcW w:type="dxa" w:w="1020"/>
           </w:tcPr>
           <w:p>
             <w:pPr>
@@ -1102,7 +901,7 @@
         </w:tc>
         <w:tc>
           <w:tcPr>
-            <w:tcW w:type="dxa" w:w="794"/>
+            <w:tcW w:type="dxa" w:w="907"/>
           </w:tcPr>
           <w:p>
             <w:pPr>
@@ -1118,7 +917,7 @@
         </w:tc>
         <w:tc>
           <w:tcPr>
-            <w:tcW w:type="dxa" w:w="794"/>
+            <w:tcW w:type="dxa" w:w="907"/>
           </w:tcPr>
           <w:p>
             <w:pPr>
@@ -1134,7 +933,7 @@
         </w:tc>
         <w:tc>
           <w:tcPr>
-            <w:tcW w:type="dxa" w:w="794"/>
+            <w:tcW w:type="dxa" w:w="907"/>
           </w:tcPr>
           <w:p>
             <w:pPr>
@@ -1150,7 +949,7 @@
         </w:tc>
         <w:tc>
           <w:tcPr>
-            <w:tcW w:type="dxa" w:w="794"/>
+            <w:tcW w:type="dxa" w:w="907"/>
           </w:tcPr>
           <w:p>
             <w:pPr>
@@ -1161,54 +960,6 @@
                 <w:sz w:val="18"/>
               </w:rPr>
               <w:t>+0.4</w:t>
-            </w:r>
-          </w:p>
-        </w:tc>
-        <w:tc>
-          <w:tcPr>
-            <w:tcW w:type="dxa" w:w="907"/>
-          </w:tcPr>
-          <w:p>
-            <w:pPr>
-              <w:jc w:val="center"/>
-            </w:pPr>
-            <w:r>
-              <w:rPr>
-                <w:sz w:val="18"/>
-              </w:rPr>
-              <w:t>0.5963</w:t>
-            </w:r>
-          </w:p>
-        </w:tc>
-        <w:tc>
-          <w:tcPr>
-            <w:tcW w:type="dxa" w:w="907"/>
-          </w:tcPr>
-          <w:p>
-            <w:pPr>
-              <w:jc w:val="center"/>
-            </w:pPr>
-            <w:r>
-              <w:rPr>
-                <w:sz w:val="18"/>
-              </w:rPr>
-              <w:t>0.5963</w:t>
-            </w:r>
-          </w:p>
-        </w:tc>
-        <w:tc>
-          <w:tcPr>
-            <w:tcW w:type="dxa" w:w="1304"/>
-          </w:tcPr>
-          <w:p>
-            <w:pPr>
-              <w:jc w:val="center"/>
-            </w:pPr>
-            <w:r>
-              <w:rPr>
-                <w:sz w:val="18"/>
-              </w:rPr>
-              <w:t>-0.2 ± 1.2</w:t>
             </w:r>
           </w:p>
         </w:tc>
@@ -1220,7 +971,1044 @@
         <w:rPr>
           <w:b/>
         </w:rPr>
-        <w:t>Table 2. Memory horizon (exp2, lookback EWMAs): gain over the H = 0 base (×10⁻⁴ log-loss).</w:t>
+        <w:t>Table 1b. Shuffle control (exp1): Brier score and AUC.</w:t>
+      </w:r>
+    </w:p>
+    <w:p>
+      <w:r>
+        <w:rPr>
+          <w:i/>
+          <w:sz w:val="18"/>
+        </w:rPr>
+        <w:t>Same runs as Table 1a. Brier: lower is better, gain = null − real. AUC: higher is better, gain = real − null. + = point order helps.</w:t>
+      </w:r>
+    </w:p>
+    <w:tbl>
+      <w:tblPr>
+        <w:tblStyle w:val="TableGrid"/>
+        <w:tblW w:type="auto" w:w="0"/>
+        <w:jc w:val="center"/>
+        <w:tblLook w:firstColumn="1" w:firstRow="1" w:lastColumn="0" w:lastRow="0" w:noHBand="0" w:noVBand="1" w:val="04A0"/>
+      </w:tblPr>
+      <w:tblGrid>
+        <w:gridCol w:w="1233"/>
+        <w:gridCol w:w="1233"/>
+        <w:gridCol w:w="1233"/>
+        <w:gridCol w:w="1233"/>
+        <w:gridCol w:w="1233"/>
+        <w:gridCol w:w="1233"/>
+        <w:gridCol w:w="1233"/>
+        <w:gridCol w:w="1233"/>
+        <w:gridCol w:w="1233"/>
+        <w:gridCol w:w="1233"/>
+        <w:gridCol w:w="1233"/>
+        <w:gridCol w:w="1233"/>
+      </w:tblGrid>
+      <w:tr>
+        <w:tc>
+          <w:tcPr>
+            <w:tcW w:type="dxa" w:w="850"/>
+            <w:shd w:val="clear" w:color="auto" w:fill="D9E2F3"/>
+          </w:tcPr>
+          <w:p>
+            <w:pPr>
+              <w:jc w:val="center"/>
+            </w:pPr>
+            <w:r>
+              <w:rPr>
+                <w:b/>
+                <w:sz w:val="18"/>
+              </w:rPr>
+              <w:t>Tour</w:t>
+            </w:r>
+          </w:p>
+        </w:tc>
+        <w:tc>
+          <w:tcPr>
+            <w:tcW w:type="dxa" w:w="1928"/>
+            <w:shd w:val="clear" w:color="auto" w:fill="D9E2F3"/>
+          </w:tcPr>
+          <w:p>
+            <w:pPr>
+              <w:jc w:val="center"/>
+            </w:pPr>
+            <w:r>
+              <w:rPr>
+                <w:b/>
+                <w:sz w:val="18"/>
+              </w:rPr>
+              <w:t>Model</w:t>
+            </w:r>
+          </w:p>
+        </w:tc>
+        <w:tc>
+          <w:tcPr>
+            <w:tcW w:type="dxa" w:w="1020"/>
+            <w:shd w:val="clear" w:color="auto" w:fill="D9E2F3"/>
+          </w:tcPr>
+          <w:p>
+            <w:pPr>
+              <w:jc w:val="center"/>
+            </w:pPr>
+            <w:r>
+              <w:rPr>
+                <w:b/>
+                <w:sz w:val="18"/>
+              </w:rPr>
+              <w:t>Brier real</w:t>
+            </w:r>
+          </w:p>
+        </w:tc>
+        <w:tc>
+          <w:tcPr>
+            <w:tcW w:type="dxa" w:w="1020"/>
+            <w:shd w:val="clear" w:color="auto" w:fill="D9E2F3"/>
+          </w:tcPr>
+          <w:p>
+            <w:pPr>
+              <w:jc w:val="center"/>
+            </w:pPr>
+            <w:r>
+              <w:rPr>
+                <w:b/>
+                <w:sz w:val="18"/>
+              </w:rPr>
+              <w:t>Brier null</w:t>
+            </w:r>
+          </w:p>
+        </w:tc>
+        <w:tc>
+          <w:tcPr>
+            <w:tcW w:type="dxa" w:w="1474"/>
+            <w:shd w:val="clear" w:color="auto" w:fill="D9E2F3"/>
+          </w:tcPr>
+          <w:p>
+            <w:pPr>
+              <w:jc w:val="center"/>
+            </w:pPr>
+            <w:r>
+              <w:rPr>
+                <w:b/>
+                <w:sz w:val="18"/>
+              </w:rPr>
+              <w:t>Brier gain (×10⁻⁴)</w:t>
+            </w:r>
+          </w:p>
+        </w:tc>
+        <w:tc>
+          <w:tcPr>
+            <w:tcW w:type="dxa" w:w="680"/>
+            <w:shd w:val="clear" w:color="auto" w:fill="D9E2F3"/>
+          </w:tcPr>
+          <w:p>
+            <w:pPr>
+              <w:jc w:val="center"/>
+            </w:pPr>
+            <w:r>
+              <w:rPr>
+                <w:b/>
+                <w:sz w:val="18"/>
+              </w:rPr>
+              <w:t>t</w:t>
+            </w:r>
+          </w:p>
+        </w:tc>
+        <w:tc>
+          <w:tcPr>
+            <w:tcW w:type="dxa" w:w="907"/>
+            <w:shd w:val="clear" w:color="auto" w:fill="D9E2F3"/>
+          </w:tcPr>
+          <w:p>
+            <w:pPr>
+              <w:jc w:val="center"/>
+            </w:pPr>
+            <w:r>
+              <w:rPr>
+                <w:b/>
+                <w:sz w:val="18"/>
+              </w:rPr>
+              <w:t>Real better</w:t>
+            </w:r>
+          </w:p>
+        </w:tc>
+        <w:tc>
+          <w:tcPr>
+            <w:tcW w:type="dxa" w:w="1020"/>
+            <w:shd w:val="clear" w:color="auto" w:fill="D9E2F3"/>
+          </w:tcPr>
+          <w:p>
+            <w:pPr>
+              <w:jc w:val="center"/>
+            </w:pPr>
+            <w:r>
+              <w:rPr>
+                <w:b/>
+                <w:sz w:val="18"/>
+              </w:rPr>
+              <w:t>AUC real</w:t>
+            </w:r>
+          </w:p>
+        </w:tc>
+        <w:tc>
+          <w:tcPr>
+            <w:tcW w:type="dxa" w:w="1020"/>
+            <w:shd w:val="clear" w:color="auto" w:fill="D9E2F3"/>
+          </w:tcPr>
+          <w:p>
+            <w:pPr>
+              <w:jc w:val="center"/>
+            </w:pPr>
+            <w:r>
+              <w:rPr>
+                <w:b/>
+                <w:sz w:val="18"/>
+              </w:rPr>
+              <w:t>AUC null</w:t>
+            </w:r>
+          </w:p>
+        </w:tc>
+        <w:tc>
+          <w:tcPr>
+            <w:tcW w:type="dxa" w:w="1474"/>
+            <w:shd w:val="clear" w:color="auto" w:fill="D9E2F3"/>
+          </w:tcPr>
+          <w:p>
+            <w:pPr>
+              <w:jc w:val="center"/>
+            </w:pPr>
+            <w:r>
+              <w:rPr>
+                <w:b/>
+                <w:sz w:val="18"/>
+              </w:rPr>
+              <w:t>AUC gain (×10⁻⁴)</w:t>
+            </w:r>
+          </w:p>
+        </w:tc>
+        <w:tc>
+          <w:tcPr>
+            <w:tcW w:type="dxa" w:w="680"/>
+            <w:shd w:val="clear" w:color="auto" w:fill="D9E2F3"/>
+          </w:tcPr>
+          <w:p>
+            <w:pPr>
+              <w:jc w:val="center"/>
+            </w:pPr>
+            <w:r>
+              <w:rPr>
+                <w:b/>
+                <w:sz w:val="18"/>
+              </w:rPr>
+              <w:t>t</w:t>
+            </w:r>
+          </w:p>
+        </w:tc>
+        <w:tc>
+          <w:tcPr>
+            <w:tcW w:type="dxa" w:w="907"/>
+            <w:shd w:val="clear" w:color="auto" w:fill="D9E2F3"/>
+          </w:tcPr>
+          <w:p>
+            <w:pPr>
+              <w:jc w:val="center"/>
+            </w:pPr>
+            <w:r>
+              <w:rPr>
+                <w:b/>
+                <w:sz w:val="18"/>
+              </w:rPr>
+              <w:t>Real better</w:t>
+            </w:r>
+          </w:p>
+        </w:tc>
+      </w:tr>
+      <w:tr>
+        <w:tc>
+          <w:tcPr>
+            <w:tcW w:type="dxa" w:w="850"/>
+          </w:tcPr>
+          <w:p>
+            <w:pPr>
+              <w:jc w:val="left"/>
+            </w:pPr>
+            <w:r>
+              <w:rPr>
+                <w:sz w:val="18"/>
+              </w:rPr>
+              <w:t>Men</w:t>
+            </w:r>
+          </w:p>
+        </w:tc>
+        <w:tc>
+          <w:tcPr>
+            <w:tcW w:type="dxa" w:w="1928"/>
+          </w:tcPr>
+          <w:p>
+            <w:pPr>
+              <w:jc w:val="left"/>
+            </w:pPr>
+            <w:r>
+              <w:rPr>
+                <w:sz w:val="18"/>
+              </w:rPr>
+              <w:t>Logistic regression</w:t>
+            </w:r>
+          </w:p>
+        </w:tc>
+        <w:tc>
+          <w:tcPr>
+            <w:tcW w:type="dxa" w:w="1020"/>
+          </w:tcPr>
+          <w:p>
+            <w:pPr>
+              <w:jc w:val="center"/>
+            </w:pPr>
+            <w:r>
+              <w:rPr>
+                <w:sz w:val="18"/>
+              </w:rPr>
+              <w:t>0.2281</w:t>
+            </w:r>
+          </w:p>
+        </w:tc>
+        <w:tc>
+          <w:tcPr>
+            <w:tcW w:type="dxa" w:w="1020"/>
+          </w:tcPr>
+          <w:p>
+            <w:pPr>
+              <w:jc w:val="center"/>
+            </w:pPr>
+            <w:r>
+              <w:rPr>
+                <w:sz w:val="18"/>
+              </w:rPr>
+              <w:t>0.2281</w:t>
+            </w:r>
+          </w:p>
+        </w:tc>
+        <w:tc>
+          <w:tcPr>
+            <w:tcW w:type="dxa" w:w="1474"/>
+          </w:tcPr>
+          <w:p>
+            <w:pPr>
+              <w:jc w:val="center"/>
+            </w:pPr>
+            <w:r>
+              <w:rPr>
+                <w:sz w:val="18"/>
+              </w:rPr>
+              <w:t>+0.57 ± 0.76</w:t>
+            </w:r>
+          </w:p>
+        </w:tc>
+        <w:tc>
+          <w:tcPr>
+            <w:tcW w:type="dxa" w:w="680"/>
+          </w:tcPr>
+          <w:p>
+            <w:pPr>
+              <w:jc w:val="center"/>
+            </w:pPr>
+            <w:r>
+              <w:rPr>
+                <w:sz w:val="18"/>
+              </w:rPr>
+              <w:t>+0.8</w:t>
+            </w:r>
+          </w:p>
+        </w:tc>
+        <w:tc>
+          <w:tcPr>
+            <w:tcW w:type="dxa" w:w="907"/>
+          </w:tcPr>
+          <w:p>
+            <w:pPr>
+              <w:jc w:val="center"/>
+            </w:pPr>
+            <w:r>
+              <w:rPr>
+                <w:sz w:val="18"/>
+              </w:rPr>
+              <w:t>7/10</w:t>
+            </w:r>
+          </w:p>
+        </w:tc>
+        <w:tc>
+          <w:tcPr>
+            <w:tcW w:type="dxa" w:w="1020"/>
+          </w:tcPr>
+          <w:p>
+            <w:pPr>
+              <w:jc w:val="center"/>
+            </w:pPr>
+            <w:r>
+              <w:rPr>
+                <w:sz w:val="18"/>
+              </w:rPr>
+              <w:t>0.6684</w:t>
+            </w:r>
+          </w:p>
+        </w:tc>
+        <w:tc>
+          <w:tcPr>
+            <w:tcW w:type="dxa" w:w="1020"/>
+          </w:tcPr>
+          <w:p>
+            <w:pPr>
+              <w:jc w:val="center"/>
+            </w:pPr>
+            <w:r>
+              <w:rPr>
+                <w:sz w:val="18"/>
+              </w:rPr>
+              <w:t>0.6682</w:t>
+            </w:r>
+          </w:p>
+        </w:tc>
+        <w:tc>
+          <w:tcPr>
+            <w:tcW w:type="dxa" w:w="1474"/>
+          </w:tcPr>
+          <w:p>
+            <w:pPr>
+              <w:jc w:val="center"/>
+            </w:pPr>
+            <w:r>
+              <w:rPr>
+                <w:sz w:val="18"/>
+              </w:rPr>
+              <w:t>+2.2 ± 1.0</w:t>
+            </w:r>
+          </w:p>
+        </w:tc>
+        <w:tc>
+          <w:tcPr>
+            <w:tcW w:type="dxa" w:w="680"/>
+          </w:tcPr>
+          <w:p>
+            <w:pPr>
+              <w:jc w:val="center"/>
+            </w:pPr>
+            <w:r>
+              <w:rPr>
+                <w:sz w:val="18"/>
+              </w:rPr>
+              <w:t>+2.3</w:t>
+            </w:r>
+          </w:p>
+        </w:tc>
+        <w:tc>
+          <w:tcPr>
+            <w:tcW w:type="dxa" w:w="907"/>
+          </w:tcPr>
+          <w:p>
+            <w:pPr>
+              <w:jc w:val="center"/>
+            </w:pPr>
+            <w:r>
+              <w:rPr>
+                <w:sz w:val="18"/>
+              </w:rPr>
+              <w:t>8/10</w:t>
+            </w:r>
+          </w:p>
+        </w:tc>
+      </w:tr>
+      <w:tr>
+        <w:tc>
+          <w:tcPr>
+            <w:tcW w:type="dxa" w:w="850"/>
+          </w:tcPr>
+          <w:p>
+            <w:pPr>
+              <w:jc w:val="left"/>
+            </w:pPr>
+            <w:r>
+              <w:rPr>
+                <w:sz w:val="18"/>
+              </w:rPr>
+              <w:t>Men</w:t>
+            </w:r>
+          </w:p>
+        </w:tc>
+        <w:tc>
+          <w:tcPr>
+            <w:tcW w:type="dxa" w:w="1928"/>
+          </w:tcPr>
+          <w:p>
+            <w:pPr>
+              <w:jc w:val="left"/>
+            </w:pPr>
+            <w:r>
+              <w:rPr>
+                <w:sz w:val="18"/>
+              </w:rPr>
+              <w:t>LightGBM</w:t>
+            </w:r>
+          </w:p>
+        </w:tc>
+        <w:tc>
+          <w:tcPr>
+            <w:tcW w:type="dxa" w:w="1020"/>
+          </w:tcPr>
+          <w:p>
+            <w:pPr>
+              <w:jc w:val="center"/>
+            </w:pPr>
+            <w:r>
+              <w:rPr>
+                <w:sz w:val="18"/>
+              </w:rPr>
+              <w:t>0.2279</w:t>
+            </w:r>
+          </w:p>
+        </w:tc>
+        <w:tc>
+          <w:tcPr>
+            <w:tcW w:type="dxa" w:w="1020"/>
+          </w:tcPr>
+          <w:p>
+            <w:pPr>
+              <w:jc w:val="center"/>
+            </w:pPr>
+            <w:r>
+              <w:rPr>
+                <w:sz w:val="18"/>
+              </w:rPr>
+              <w:t>0.2278</w:t>
+            </w:r>
+          </w:p>
+        </w:tc>
+        <w:tc>
+          <w:tcPr>
+            <w:tcW w:type="dxa" w:w="1474"/>
+          </w:tcPr>
+          <w:p>
+            <w:pPr>
+              <w:jc w:val="center"/>
+            </w:pPr>
+            <w:r>
+              <w:rPr>
+                <w:sz w:val="18"/>
+              </w:rPr>
+              <w:t>-0.79 ± 0.30</w:t>
+            </w:r>
+          </w:p>
+        </w:tc>
+        <w:tc>
+          <w:tcPr>
+            <w:tcW w:type="dxa" w:w="680"/>
+          </w:tcPr>
+          <w:p>
+            <w:pPr>
+              <w:jc w:val="center"/>
+            </w:pPr>
+            <w:r>
+              <w:rPr>
+                <w:sz w:val="18"/>
+              </w:rPr>
+              <w:t>-2.6</w:t>
+            </w:r>
+          </w:p>
+        </w:tc>
+        <w:tc>
+          <w:tcPr>
+            <w:tcW w:type="dxa" w:w="907"/>
+          </w:tcPr>
+          <w:p>
+            <w:pPr>
+              <w:jc w:val="center"/>
+            </w:pPr>
+            <w:r>
+              <w:rPr>
+                <w:sz w:val="18"/>
+              </w:rPr>
+              <w:t>3/10</w:t>
+            </w:r>
+          </w:p>
+        </w:tc>
+        <w:tc>
+          <w:tcPr>
+            <w:tcW w:type="dxa" w:w="1020"/>
+          </w:tcPr>
+          <w:p>
+            <w:pPr>
+              <w:jc w:val="center"/>
+            </w:pPr>
+            <w:r>
+              <w:rPr>
+                <w:sz w:val="18"/>
+              </w:rPr>
+              <w:t>0.6689</w:t>
+            </w:r>
+          </w:p>
+        </w:tc>
+        <w:tc>
+          <w:tcPr>
+            <w:tcW w:type="dxa" w:w="1020"/>
+          </w:tcPr>
+          <w:p>
+            <w:pPr>
+              <w:jc w:val="center"/>
+            </w:pPr>
+            <w:r>
+              <w:rPr>
+                <w:sz w:val="18"/>
+              </w:rPr>
+              <w:t>0.6693</w:t>
+            </w:r>
+          </w:p>
+        </w:tc>
+        <w:tc>
+          <w:tcPr>
+            <w:tcW w:type="dxa" w:w="1474"/>
+          </w:tcPr>
+          <w:p>
+            <w:pPr>
+              <w:jc w:val="center"/>
+            </w:pPr>
+            <w:r>
+              <w:rPr>
+                <w:sz w:val="18"/>
+              </w:rPr>
+              <w:t>-4.5 ± 1.7</w:t>
+            </w:r>
+          </w:p>
+        </w:tc>
+        <w:tc>
+          <w:tcPr>
+            <w:tcW w:type="dxa" w:w="680"/>
+          </w:tcPr>
+          <w:p>
+            <w:pPr>
+              <w:jc w:val="center"/>
+            </w:pPr>
+            <w:r>
+              <w:rPr>
+                <w:sz w:val="18"/>
+              </w:rPr>
+              <w:t>-2.6</w:t>
+            </w:r>
+          </w:p>
+        </w:tc>
+        <w:tc>
+          <w:tcPr>
+            <w:tcW w:type="dxa" w:w="907"/>
+          </w:tcPr>
+          <w:p>
+            <w:pPr>
+              <w:jc w:val="center"/>
+            </w:pPr>
+            <w:r>
+              <w:rPr>
+                <w:sz w:val="18"/>
+              </w:rPr>
+              <w:t>3/10</w:t>
+            </w:r>
+          </w:p>
+        </w:tc>
+      </w:tr>
+      <w:tr>
+        <w:tc>
+          <w:tcPr>
+            <w:tcW w:type="dxa" w:w="850"/>
+          </w:tcPr>
+          <w:p>
+            <w:pPr>
+              <w:jc w:val="left"/>
+            </w:pPr>
+            <w:r>
+              <w:rPr>
+                <w:sz w:val="18"/>
+              </w:rPr>
+              <w:t>Women</w:t>
+            </w:r>
+          </w:p>
+        </w:tc>
+        <w:tc>
+          <w:tcPr>
+            <w:tcW w:type="dxa" w:w="1928"/>
+          </w:tcPr>
+          <w:p>
+            <w:pPr>
+              <w:jc w:val="left"/>
+            </w:pPr>
+            <w:r>
+              <w:rPr>
+                <w:sz w:val="18"/>
+              </w:rPr>
+              <w:t>Logistic regression</w:t>
+            </w:r>
+          </w:p>
+        </w:tc>
+        <w:tc>
+          <w:tcPr>
+            <w:tcW w:type="dxa" w:w="1020"/>
+          </w:tcPr>
+          <w:p>
+            <w:pPr>
+              <w:jc w:val="center"/>
+            </w:pPr>
+            <w:r>
+              <w:rPr>
+                <w:sz w:val="18"/>
+              </w:rPr>
+              <w:t>0.2431</w:t>
+            </w:r>
+          </w:p>
+        </w:tc>
+        <w:tc>
+          <w:tcPr>
+            <w:tcW w:type="dxa" w:w="1020"/>
+          </w:tcPr>
+          <w:p>
+            <w:pPr>
+              <w:jc w:val="center"/>
+            </w:pPr>
+            <w:r>
+              <w:rPr>
+                <w:sz w:val="18"/>
+              </w:rPr>
+              <w:t>0.2431</w:t>
+            </w:r>
+          </w:p>
+        </w:tc>
+        <w:tc>
+          <w:tcPr>
+            <w:tcW w:type="dxa" w:w="1474"/>
+          </w:tcPr>
+          <w:p>
+            <w:pPr>
+              <w:jc w:val="center"/>
+            </w:pPr>
+            <w:r>
+              <w:rPr>
+                <w:sz w:val="18"/>
+              </w:rPr>
+              <w:t>+0.18 ± 0.09</w:t>
+            </w:r>
+          </w:p>
+        </w:tc>
+        <w:tc>
+          <w:tcPr>
+            <w:tcW w:type="dxa" w:w="680"/>
+          </w:tcPr>
+          <w:p>
+            <w:pPr>
+              <w:jc w:val="center"/>
+            </w:pPr>
+            <w:r>
+              <w:rPr>
+                <w:sz w:val="18"/>
+              </w:rPr>
+              <w:t>+1.9</w:t>
+            </w:r>
+          </w:p>
+        </w:tc>
+        <w:tc>
+          <w:tcPr>
+            <w:tcW w:type="dxa" w:w="907"/>
+          </w:tcPr>
+          <w:p>
+            <w:pPr>
+              <w:jc w:val="center"/>
+            </w:pPr>
+            <w:r>
+              <w:rPr>
+                <w:sz w:val="18"/>
+              </w:rPr>
+              <w:t>7/10</w:t>
+            </w:r>
+          </w:p>
+        </w:tc>
+        <w:tc>
+          <w:tcPr>
+            <w:tcW w:type="dxa" w:w="1020"/>
+          </w:tcPr>
+          <w:p>
+            <w:pPr>
+              <w:jc w:val="center"/>
+            </w:pPr>
+            <w:r>
+              <w:rPr>
+                <w:sz w:val="18"/>
+              </w:rPr>
+              <w:t>0.5963</w:t>
+            </w:r>
+          </w:p>
+        </w:tc>
+        <w:tc>
+          <w:tcPr>
+            <w:tcW w:type="dxa" w:w="1020"/>
+          </w:tcPr>
+          <w:p>
+            <w:pPr>
+              <w:jc w:val="center"/>
+            </w:pPr>
+            <w:r>
+              <w:rPr>
+                <w:sz w:val="18"/>
+              </w:rPr>
+              <w:t>0.5962</w:t>
+            </w:r>
+          </w:p>
+        </w:tc>
+        <w:tc>
+          <w:tcPr>
+            <w:tcW w:type="dxa" w:w="1474"/>
+          </w:tcPr>
+          <w:p>
+            <w:pPr>
+              <w:jc w:val="center"/>
+            </w:pPr>
+            <w:r>
+              <w:rPr>
+                <w:sz w:val="18"/>
+              </w:rPr>
+              <w:t>+0.9 ± 0.5</w:t>
+            </w:r>
+          </w:p>
+        </w:tc>
+        <w:tc>
+          <w:tcPr>
+            <w:tcW w:type="dxa" w:w="680"/>
+          </w:tcPr>
+          <w:p>
+            <w:pPr>
+              <w:jc w:val="center"/>
+            </w:pPr>
+            <w:r>
+              <w:rPr>
+                <w:sz w:val="18"/>
+              </w:rPr>
+              <w:t>+1.9</w:t>
+            </w:r>
+          </w:p>
+        </w:tc>
+        <w:tc>
+          <w:tcPr>
+            <w:tcW w:type="dxa" w:w="907"/>
+          </w:tcPr>
+          <w:p>
+            <w:pPr>
+              <w:jc w:val="center"/>
+            </w:pPr>
+            <w:r>
+              <w:rPr>
+                <w:sz w:val="18"/>
+              </w:rPr>
+              <w:t>7/10</w:t>
+            </w:r>
+          </w:p>
+        </w:tc>
+      </w:tr>
+      <w:tr>
+        <w:tc>
+          <w:tcPr>
+            <w:tcW w:type="dxa" w:w="850"/>
+          </w:tcPr>
+          <w:p>
+            <w:pPr>
+              <w:jc w:val="left"/>
+            </w:pPr>
+            <w:r>
+              <w:rPr>
+                <w:sz w:val="18"/>
+              </w:rPr>
+              <w:t>Women</w:t>
+            </w:r>
+          </w:p>
+        </w:tc>
+        <w:tc>
+          <w:tcPr>
+            <w:tcW w:type="dxa" w:w="1928"/>
+          </w:tcPr>
+          <w:p>
+            <w:pPr>
+              <w:jc w:val="left"/>
+            </w:pPr>
+            <w:r>
+              <w:rPr>
+                <w:sz w:val="18"/>
+              </w:rPr>
+              <w:t>LightGBM</w:t>
+            </w:r>
+          </w:p>
+        </w:tc>
+        <w:tc>
+          <w:tcPr>
+            <w:tcW w:type="dxa" w:w="1020"/>
+          </w:tcPr>
+          <w:p>
+            <w:pPr>
+              <w:jc w:val="center"/>
+            </w:pPr>
+            <w:r>
+              <w:rPr>
+                <w:sz w:val="18"/>
+              </w:rPr>
+              <w:t>0.2432</w:t>
+            </w:r>
+          </w:p>
+        </w:tc>
+        <w:tc>
+          <w:tcPr>
+            <w:tcW w:type="dxa" w:w="1020"/>
+          </w:tcPr>
+          <w:p>
+            <w:pPr>
+              <w:jc w:val="center"/>
+            </w:pPr>
+            <w:r>
+              <w:rPr>
+                <w:sz w:val="18"/>
+              </w:rPr>
+              <w:t>0.2432</w:t>
+            </w:r>
+          </w:p>
+        </w:tc>
+        <w:tc>
+          <w:tcPr>
+            <w:tcW w:type="dxa" w:w="1474"/>
+          </w:tcPr>
+          <w:p>
+            <w:pPr>
+              <w:jc w:val="center"/>
+            </w:pPr>
+            <w:r>
+              <w:rPr>
+                <w:sz w:val="18"/>
+              </w:rPr>
+              <w:t>+0.01 ± 0.14</w:t>
+            </w:r>
+          </w:p>
+        </w:tc>
+        <w:tc>
+          <w:tcPr>
+            <w:tcW w:type="dxa" w:w="680"/>
+          </w:tcPr>
+          <w:p>
+            <w:pPr>
+              <w:jc w:val="center"/>
+            </w:pPr>
+            <w:r>
+              <w:rPr>
+                <w:sz w:val="18"/>
+              </w:rPr>
+              <w:t>+0.1</w:t>
+            </w:r>
+          </w:p>
+        </w:tc>
+        <w:tc>
+          <w:tcPr>
+            <w:tcW w:type="dxa" w:w="907"/>
+          </w:tcPr>
+          <w:p>
+            <w:pPr>
+              <w:jc w:val="center"/>
+            </w:pPr>
+            <w:r>
+              <w:rPr>
+                <w:sz w:val="18"/>
+              </w:rPr>
+              <w:t>4/10</w:t>
+            </w:r>
+          </w:p>
+        </w:tc>
+        <w:tc>
+          <w:tcPr>
+            <w:tcW w:type="dxa" w:w="1020"/>
+          </w:tcPr>
+          <w:p>
+            <w:pPr>
+              <w:jc w:val="center"/>
+            </w:pPr>
+            <w:r>
+              <w:rPr>
+                <w:sz w:val="18"/>
+              </w:rPr>
+              <w:t>0.5963</w:t>
+            </w:r>
+          </w:p>
+        </w:tc>
+        <w:tc>
+          <w:tcPr>
+            <w:tcW w:type="dxa" w:w="1020"/>
+          </w:tcPr>
+          <w:p>
+            <w:pPr>
+              <w:jc w:val="center"/>
+            </w:pPr>
+            <w:r>
+              <w:rPr>
+                <w:sz w:val="18"/>
+              </w:rPr>
+              <w:t>0.5963</w:t>
+            </w:r>
+          </w:p>
+        </w:tc>
+        <w:tc>
+          <w:tcPr>
+            <w:tcW w:type="dxa" w:w="1474"/>
+          </w:tcPr>
+          <w:p>
+            <w:pPr>
+              <w:jc w:val="center"/>
+            </w:pPr>
+            <w:r>
+              <w:rPr>
+                <w:sz w:val="18"/>
+              </w:rPr>
+              <w:t>-0.2 ± 1.2</w:t>
+            </w:r>
+          </w:p>
+        </w:tc>
+        <w:tc>
+          <w:tcPr>
+            <w:tcW w:type="dxa" w:w="680"/>
+          </w:tcPr>
+          <w:p>
+            <w:pPr>
+              <w:jc w:val="center"/>
+            </w:pPr>
+            <w:r>
+              <w:rPr>
+                <w:sz w:val="18"/>
+              </w:rPr>
+              <w:t>-0.2</w:t>
+            </w:r>
+          </w:p>
+        </w:tc>
+        <w:tc>
+          <w:tcPr>
+            <w:tcW w:type="dxa" w:w="907"/>
+          </w:tcPr>
+          <w:p>
+            <w:pPr>
+              <w:jc w:val="center"/>
+            </w:pPr>
+            <w:r>
+              <w:rPr>
+                <w:sz w:val="18"/>
+              </w:rPr>
+              <w:t>4/10</w:t>
+            </w:r>
+          </w:p>
+        </w:tc>
+      </w:tr>
+    </w:tbl>
+    <w:p/>
+    <w:p>
+      <w:pPr>
+        <w:pageBreakBefore/>
+      </w:pPr>
+      <w:r>
+        <w:rPr>
+          <w:b/>
+        </w:rPr>
+        <w:t>Table 2a. Memory horizon (exp2, lookback EWMAs): Log-loss gain over the H = 0 base (×10⁻⁴).</w:t>
       </w:r>
     </w:p>
     <w:p>
@@ -1253,7 +2041,7 @@
       <w:tr>
         <w:tc>
           <w:tcPr>
-            <w:tcW w:type="dxa" w:w="794"/>
+            <w:tcW w:type="dxa" w:w="907"/>
             <w:shd w:val="clear" w:color="auto" w:fill="D9E2F3"/>
           </w:tcPr>
           <w:p>
@@ -1271,7 +2059,7 @@
         </w:tc>
         <w:tc>
           <w:tcPr>
-            <w:tcW w:type="dxa" w:w="1928"/>
+            <w:tcW w:type="dxa" w:w="2041"/>
             <w:shd w:val="clear" w:color="auto" w:fill="D9E2F3"/>
           </w:tcPr>
           <w:p>
@@ -1289,7 +2077,7 @@
         </w:tc>
         <w:tc>
           <w:tcPr>
-            <w:tcW w:type="dxa" w:w="1361"/>
+            <w:tcW w:type="dxa" w:w="1474"/>
             <w:shd w:val="clear" w:color="auto" w:fill="D9E2F3"/>
           </w:tcPr>
           <w:p>
@@ -1307,7 +2095,7 @@
         </w:tc>
         <w:tc>
           <w:tcPr>
-            <w:tcW w:type="dxa" w:w="1361"/>
+            <w:tcW w:type="dxa" w:w="1474"/>
             <w:shd w:val="clear" w:color="auto" w:fill="D9E2F3"/>
           </w:tcPr>
           <w:p>
@@ -1325,7 +2113,7 @@
         </w:tc>
         <w:tc>
           <w:tcPr>
-            <w:tcW w:type="dxa" w:w="1361"/>
+            <w:tcW w:type="dxa" w:w="1474"/>
             <w:shd w:val="clear" w:color="auto" w:fill="D9E2F3"/>
           </w:tcPr>
           <w:p>
@@ -1343,7 +2131,7 @@
         </w:tc>
         <w:tc>
           <w:tcPr>
-            <w:tcW w:type="dxa" w:w="1361"/>
+            <w:tcW w:type="dxa" w:w="1474"/>
             <w:shd w:val="clear" w:color="auto" w:fill="D9E2F3"/>
           </w:tcPr>
           <w:p>
@@ -1361,7 +2149,7 @@
         </w:tc>
         <w:tc>
           <w:tcPr>
-            <w:tcW w:type="dxa" w:w="1361"/>
+            <w:tcW w:type="dxa" w:w="1474"/>
             <w:shd w:val="clear" w:color="auto" w:fill="D9E2F3"/>
           </w:tcPr>
           <w:p>
@@ -1379,7 +2167,7 @@
         </w:tc>
         <w:tc>
           <w:tcPr>
-            <w:tcW w:type="dxa" w:w="1361"/>
+            <w:tcW w:type="dxa" w:w="1474"/>
             <w:shd w:val="clear" w:color="auto" w:fill="D9E2F3"/>
           </w:tcPr>
           <w:p>
@@ -1397,7 +2185,7 @@
         </w:tc>
         <w:tc>
           <w:tcPr>
-            <w:tcW w:type="dxa" w:w="1361"/>
+            <w:tcW w:type="dxa" w:w="1474"/>
             <w:shd w:val="clear" w:color="auto" w:fill="D9E2F3"/>
           </w:tcPr>
           <w:p>
@@ -1417,7 +2205,7 @@
       <w:tr>
         <w:tc>
           <w:tcPr>
-            <w:tcW w:type="dxa" w:w="794"/>
+            <w:tcW w:type="dxa" w:w="907"/>
             <w:shd w:val="clear" w:color="auto" w:fill="D9E2F3"/>
           </w:tcPr>
           <w:p>
@@ -1434,7 +2222,7 @@
         </w:tc>
         <w:tc>
           <w:tcPr>
-            <w:tcW w:type="dxa" w:w="1928"/>
+            <w:tcW w:type="dxa" w:w="2041"/>
             <w:shd w:val="clear" w:color="auto" w:fill="D9E2F3"/>
           </w:tcPr>
           <w:p>
@@ -1452,7 +2240,7 @@
         </w:tc>
         <w:tc>
           <w:tcPr>
-            <w:tcW w:type="dxa" w:w="1361"/>
+            <w:tcW w:type="dxa" w:w="1474"/>
             <w:shd w:val="clear" w:color="auto" w:fill="D9E2F3"/>
           </w:tcPr>
           <w:p>
@@ -1470,7 +2258,7 @@
         </w:tc>
         <w:tc>
           <w:tcPr>
-            <w:tcW w:type="dxa" w:w="1361"/>
+            <w:tcW w:type="dxa" w:w="1474"/>
             <w:shd w:val="clear" w:color="auto" w:fill="D9E2F3"/>
           </w:tcPr>
           <w:p>
@@ -1488,7 +2276,7 @@
         </w:tc>
         <w:tc>
           <w:tcPr>
-            <w:tcW w:type="dxa" w:w="1361"/>
+            <w:tcW w:type="dxa" w:w="1474"/>
             <w:shd w:val="clear" w:color="auto" w:fill="D9E2F3"/>
           </w:tcPr>
           <w:p>
@@ -1506,7 +2294,7 @@
         </w:tc>
         <w:tc>
           <w:tcPr>
-            <w:tcW w:type="dxa" w:w="1361"/>
+            <w:tcW w:type="dxa" w:w="1474"/>
             <w:shd w:val="clear" w:color="auto" w:fill="D9E2F3"/>
           </w:tcPr>
           <w:p>
@@ -1524,7 +2312,7 @@
         </w:tc>
         <w:tc>
           <w:tcPr>
-            <w:tcW w:type="dxa" w:w="1361"/>
+            <w:tcW w:type="dxa" w:w="1474"/>
             <w:shd w:val="clear" w:color="auto" w:fill="D9E2F3"/>
           </w:tcPr>
           <w:p>
@@ -1542,7 +2330,7 @@
         </w:tc>
         <w:tc>
           <w:tcPr>
-            <w:tcW w:type="dxa" w:w="1361"/>
+            <w:tcW w:type="dxa" w:w="1474"/>
             <w:shd w:val="clear" w:color="auto" w:fill="D9E2F3"/>
           </w:tcPr>
           <w:p>
@@ -1560,7 +2348,7 @@
         </w:tc>
         <w:tc>
           <w:tcPr>
-            <w:tcW w:type="dxa" w:w="1361"/>
+            <w:tcW w:type="dxa" w:w="1474"/>
             <w:shd w:val="clear" w:color="auto" w:fill="D9E2F3"/>
           </w:tcPr>
           <w:p>
@@ -1580,7 +2368,7 @@
       <w:tr>
         <w:tc>
           <w:tcPr>
-            <w:tcW w:type="dxa" w:w="794"/>
+            <w:tcW w:type="dxa" w:w="907"/>
           </w:tcPr>
           <w:p>
             <w:pPr>
@@ -1596,7 +2384,7 @@
         </w:tc>
         <w:tc>
           <w:tcPr>
-            <w:tcW w:type="dxa" w:w="1928"/>
+            <w:tcW w:type="dxa" w:w="2041"/>
           </w:tcPr>
           <w:p>
             <w:pPr>
@@ -1612,7 +2400,7 @@
         </w:tc>
         <w:tc>
           <w:tcPr>
-            <w:tcW w:type="dxa" w:w="1361"/>
+            <w:tcW w:type="dxa" w:w="1474"/>
           </w:tcPr>
           <w:p>
             <w:pPr>
@@ -1628,7 +2416,7 @@
         </w:tc>
         <w:tc>
           <w:tcPr>
-            <w:tcW w:type="dxa" w:w="1361"/>
+            <w:tcW w:type="dxa" w:w="1474"/>
           </w:tcPr>
           <w:p>
             <w:pPr>
@@ -1644,7 +2432,7 @@
         </w:tc>
         <w:tc>
           <w:tcPr>
-            <w:tcW w:type="dxa" w:w="1361"/>
+            <w:tcW w:type="dxa" w:w="1474"/>
           </w:tcPr>
           <w:p>
             <w:pPr>
@@ -1660,7 +2448,7 @@
         </w:tc>
         <w:tc>
           <w:tcPr>
-            <w:tcW w:type="dxa" w:w="1361"/>
+            <w:tcW w:type="dxa" w:w="1474"/>
           </w:tcPr>
           <w:p>
             <w:pPr>
@@ -1676,7 +2464,7 @@
         </w:tc>
         <w:tc>
           <w:tcPr>
-            <w:tcW w:type="dxa" w:w="1361"/>
+            <w:tcW w:type="dxa" w:w="1474"/>
           </w:tcPr>
           <w:p>
             <w:pPr>
@@ -1692,7 +2480,7 @@
         </w:tc>
         <w:tc>
           <w:tcPr>
-            <w:tcW w:type="dxa" w:w="1361"/>
+            <w:tcW w:type="dxa" w:w="1474"/>
           </w:tcPr>
           <w:p>
             <w:pPr>
@@ -1708,7 +2496,7 @@
         </w:tc>
         <w:tc>
           <w:tcPr>
-            <w:tcW w:type="dxa" w:w="1361"/>
+            <w:tcW w:type="dxa" w:w="1474"/>
           </w:tcPr>
           <w:p>
             <w:pPr>
@@ -1726,7 +2514,7 @@
       <w:tr>
         <w:tc>
           <w:tcPr>
-            <w:tcW w:type="dxa" w:w="794"/>
+            <w:tcW w:type="dxa" w:w="907"/>
           </w:tcPr>
           <w:p>
             <w:pPr>
@@ -1742,7 +2530,7 @@
         </w:tc>
         <w:tc>
           <w:tcPr>
-            <w:tcW w:type="dxa" w:w="1928"/>
+            <w:tcW w:type="dxa" w:w="2041"/>
           </w:tcPr>
           <w:p>
             <w:pPr>
@@ -1758,7 +2546,7 @@
         </w:tc>
         <w:tc>
           <w:tcPr>
-            <w:tcW w:type="dxa" w:w="1361"/>
+            <w:tcW w:type="dxa" w:w="1474"/>
           </w:tcPr>
           <w:p>
             <w:pPr>
@@ -1774,7 +2562,7 @@
         </w:tc>
         <w:tc>
           <w:tcPr>
-            <w:tcW w:type="dxa" w:w="1361"/>
+            <w:tcW w:type="dxa" w:w="1474"/>
           </w:tcPr>
           <w:p>
             <w:pPr>
@@ -1790,7 +2578,7 @@
         </w:tc>
         <w:tc>
           <w:tcPr>
-            <w:tcW w:type="dxa" w:w="1361"/>
+            <w:tcW w:type="dxa" w:w="1474"/>
           </w:tcPr>
           <w:p>
             <w:pPr>
@@ -1806,7 +2594,7 @@
         </w:tc>
         <w:tc>
           <w:tcPr>
-            <w:tcW w:type="dxa" w:w="1361"/>
+            <w:tcW w:type="dxa" w:w="1474"/>
           </w:tcPr>
           <w:p>
             <w:pPr>
@@ -1822,7 +2610,7 @@
         </w:tc>
         <w:tc>
           <w:tcPr>
-            <w:tcW w:type="dxa" w:w="1361"/>
+            <w:tcW w:type="dxa" w:w="1474"/>
           </w:tcPr>
           <w:p>
             <w:pPr>
@@ -1838,7 +2626,7 @@
         </w:tc>
         <w:tc>
           <w:tcPr>
-            <w:tcW w:type="dxa" w:w="1361"/>
+            <w:tcW w:type="dxa" w:w="1474"/>
           </w:tcPr>
           <w:p>
             <w:pPr>
@@ -1854,7 +2642,7 @@
         </w:tc>
         <w:tc>
           <w:tcPr>
-            <w:tcW w:type="dxa" w:w="1361"/>
+            <w:tcW w:type="dxa" w:w="1474"/>
           </w:tcPr>
           <w:p>
             <w:pPr>
@@ -1872,7 +2660,7 @@
       <w:tr>
         <w:tc>
           <w:tcPr>
-            <w:tcW w:type="dxa" w:w="794"/>
+            <w:tcW w:type="dxa" w:w="907"/>
           </w:tcPr>
           <w:p>
             <w:pPr>
@@ -1888,7 +2676,7 @@
         </w:tc>
         <w:tc>
           <w:tcPr>
-            <w:tcW w:type="dxa" w:w="1928"/>
+            <w:tcW w:type="dxa" w:w="2041"/>
           </w:tcPr>
           <w:p>
             <w:pPr>
@@ -1904,7 +2692,7 @@
         </w:tc>
         <w:tc>
           <w:tcPr>
-            <w:tcW w:type="dxa" w:w="1361"/>
+            <w:tcW w:type="dxa" w:w="1474"/>
           </w:tcPr>
           <w:p>
             <w:pPr>
@@ -1920,7 +2708,7 @@
         </w:tc>
         <w:tc>
           <w:tcPr>
-            <w:tcW w:type="dxa" w:w="1361"/>
+            <w:tcW w:type="dxa" w:w="1474"/>
           </w:tcPr>
           <w:p>
             <w:pPr>
@@ -1936,7 +2724,7 @@
         </w:tc>
         <w:tc>
           <w:tcPr>
-            <w:tcW w:type="dxa" w:w="1361"/>
+            <w:tcW w:type="dxa" w:w="1474"/>
           </w:tcPr>
           <w:p>
             <w:pPr>
@@ -1952,7 +2740,7 @@
         </w:tc>
         <w:tc>
           <w:tcPr>
-            <w:tcW w:type="dxa" w:w="1361"/>
+            <w:tcW w:type="dxa" w:w="1474"/>
           </w:tcPr>
           <w:p>
             <w:pPr>
@@ -1968,7 +2756,7 @@
         </w:tc>
         <w:tc>
           <w:tcPr>
-            <w:tcW w:type="dxa" w:w="1361"/>
+            <w:tcW w:type="dxa" w:w="1474"/>
           </w:tcPr>
           <w:p>
             <w:pPr>
@@ -1984,7 +2772,7 @@
         </w:tc>
         <w:tc>
           <w:tcPr>
-            <w:tcW w:type="dxa" w:w="1361"/>
+            <w:tcW w:type="dxa" w:w="1474"/>
           </w:tcPr>
           <w:p>
             <w:pPr>
@@ -2000,7 +2788,7 @@
         </w:tc>
         <w:tc>
           <w:tcPr>
-            <w:tcW w:type="dxa" w:w="1361"/>
+            <w:tcW w:type="dxa" w:w="1474"/>
           </w:tcPr>
           <w:p>
             <w:pPr>
@@ -2018,7 +2806,7 @@
       <w:tr>
         <w:tc>
           <w:tcPr>
-            <w:tcW w:type="dxa" w:w="794"/>
+            <w:tcW w:type="dxa" w:w="907"/>
           </w:tcPr>
           <w:p>
             <w:pPr>
@@ -2034,7 +2822,7 @@
         </w:tc>
         <w:tc>
           <w:tcPr>
-            <w:tcW w:type="dxa" w:w="1928"/>
+            <w:tcW w:type="dxa" w:w="2041"/>
           </w:tcPr>
           <w:p>
             <w:pPr>
@@ -2050,7 +2838,7 @@
         </w:tc>
         <w:tc>
           <w:tcPr>
-            <w:tcW w:type="dxa" w:w="1361"/>
+            <w:tcW w:type="dxa" w:w="1474"/>
           </w:tcPr>
           <w:p>
             <w:pPr>
@@ -2066,7 +2854,7 @@
         </w:tc>
         <w:tc>
           <w:tcPr>
-            <w:tcW w:type="dxa" w:w="1361"/>
+            <w:tcW w:type="dxa" w:w="1474"/>
           </w:tcPr>
           <w:p>
             <w:pPr>
@@ -2082,7 +2870,7 @@
         </w:tc>
         <w:tc>
           <w:tcPr>
-            <w:tcW w:type="dxa" w:w="1361"/>
+            <w:tcW w:type="dxa" w:w="1474"/>
           </w:tcPr>
           <w:p>
             <w:pPr>
@@ -2098,7 +2886,7 @@
         </w:tc>
         <w:tc>
           <w:tcPr>
-            <w:tcW w:type="dxa" w:w="1361"/>
+            <w:tcW w:type="dxa" w:w="1474"/>
           </w:tcPr>
           <w:p>
             <w:pPr>
@@ -2114,7 +2902,7 @@
         </w:tc>
         <w:tc>
           <w:tcPr>
-            <w:tcW w:type="dxa" w:w="1361"/>
+            <w:tcW w:type="dxa" w:w="1474"/>
           </w:tcPr>
           <w:p>
             <w:pPr>
@@ -2130,7 +2918,7 @@
         </w:tc>
         <w:tc>
           <w:tcPr>
-            <w:tcW w:type="dxa" w:w="1361"/>
+            <w:tcW w:type="dxa" w:w="1474"/>
           </w:tcPr>
           <w:p>
             <w:pPr>
@@ -2146,7 +2934,7 @@
         </w:tc>
         <w:tc>
           <w:tcPr>
-            <w:tcW w:type="dxa" w:w="1361"/>
+            <w:tcW w:type="dxa" w:w="1474"/>
           </w:tcPr>
           <w:p>
             <w:pPr>
@@ -2157,6 +2945,954 @@
                 <w:sz w:val="18"/>
               </w:rPr>
               <w:t>+5.5 ± 0.5</w:t>
+            </w:r>
+          </w:p>
+        </w:tc>
+      </w:tr>
+    </w:tbl>
+    <w:p/>
+    <w:p>
+      <w:r>
+        <w:rPr>
+          <w:b/>
+        </w:rPr>
+        <w:t>Table 2b. Memory horizon (exp2, lookback EWMAs): Brier gain over the H = 0 base (×10⁻⁴).</w:t>
+      </w:r>
+    </w:p>
+    <w:p>
+      <w:r>
+        <w:rPr>
+          <w:i/>
+          <w:sz w:val="18"/>
+        </w:rPr>
+        <w:t>Same runs as Table 2a, scored by Brier (lower is better; + = the extra history helps).</w:t>
+      </w:r>
+    </w:p>
+    <w:tbl>
+      <w:tblPr>
+        <w:tblStyle w:val="TableGrid"/>
+        <w:tblW w:type="auto" w:w="0"/>
+        <w:jc w:val="center"/>
+        <w:tblLook w:firstColumn="1" w:firstRow="1" w:lastColumn="0" w:lastRow="0" w:noHBand="0" w:noVBand="1" w:val="04A0"/>
+      </w:tblPr>
+      <w:tblGrid>
+        <w:gridCol w:w="1644"/>
+        <w:gridCol w:w="1644"/>
+        <w:gridCol w:w="1644"/>
+        <w:gridCol w:w="1644"/>
+        <w:gridCol w:w="1644"/>
+        <w:gridCol w:w="1644"/>
+        <w:gridCol w:w="1644"/>
+        <w:gridCol w:w="1644"/>
+        <w:gridCol w:w="1644"/>
+      </w:tblGrid>
+      <w:tr>
+        <w:tc>
+          <w:tcPr>
+            <w:tcW w:type="dxa" w:w="907"/>
+            <w:shd w:val="clear" w:color="auto" w:fill="D9E2F3"/>
+          </w:tcPr>
+          <w:p>
+            <w:pPr>
+              <w:jc w:val="center"/>
+            </w:pPr>
+            <w:r>
+              <w:rPr>
+                <w:b/>
+                <w:sz w:val="18"/>
+              </w:rPr>
+              <w:t>Tour</w:t>
+            </w:r>
+          </w:p>
+        </w:tc>
+        <w:tc>
+          <w:tcPr>
+            <w:tcW w:type="dxa" w:w="2041"/>
+            <w:shd w:val="clear" w:color="auto" w:fill="D9E2F3"/>
+          </w:tcPr>
+          <w:p>
+            <w:pPr>
+              <w:jc w:val="center"/>
+            </w:pPr>
+            <w:r>
+              <w:rPr>
+                <w:b/>
+                <w:sz w:val="18"/>
+              </w:rPr>
+              <w:t>Model</w:t>
+            </w:r>
+          </w:p>
+        </w:tc>
+        <w:tc>
+          <w:tcPr>
+            <w:tcW w:type="dxa" w:w="1474"/>
+            <w:shd w:val="clear" w:color="auto" w:fill="D9E2F3"/>
+          </w:tcPr>
+          <w:p>
+            <w:pPr>
+              <w:jc w:val="center"/>
+            </w:pPr>
+            <w:r>
+              <w:rPr>
+                <w:b/>
+                <w:sz w:val="18"/>
+              </w:rPr>
+              <w:t>H = 1</w:t>
+            </w:r>
+          </w:p>
+        </w:tc>
+        <w:tc>
+          <w:tcPr>
+            <w:tcW w:type="dxa" w:w="1474"/>
+            <w:shd w:val="clear" w:color="auto" w:fill="D9E2F3"/>
+          </w:tcPr>
+          <w:p>
+            <w:pPr>
+              <w:jc w:val="center"/>
+            </w:pPr>
+            <w:r>
+              <w:rPr>
+                <w:b/>
+                <w:sz w:val="18"/>
+              </w:rPr>
+              <w:t>H = 3</w:t>
+            </w:r>
+          </w:p>
+        </w:tc>
+        <w:tc>
+          <w:tcPr>
+            <w:tcW w:type="dxa" w:w="1474"/>
+            <w:shd w:val="clear" w:color="auto" w:fill="D9E2F3"/>
+          </w:tcPr>
+          <w:p>
+            <w:pPr>
+              <w:jc w:val="center"/>
+            </w:pPr>
+            <w:r>
+              <w:rPr>
+                <w:b/>
+                <w:sz w:val="18"/>
+              </w:rPr>
+              <w:t>H = 5</w:t>
+            </w:r>
+          </w:p>
+        </w:tc>
+        <w:tc>
+          <w:tcPr>
+            <w:tcW w:type="dxa" w:w="1474"/>
+            <w:shd w:val="clear" w:color="auto" w:fill="D9E2F3"/>
+          </w:tcPr>
+          <w:p>
+            <w:pPr>
+              <w:jc w:val="center"/>
+            </w:pPr>
+            <w:r>
+              <w:rPr>
+                <w:b/>
+                <w:sz w:val="18"/>
+              </w:rPr>
+              <w:t>H = 10</w:t>
+            </w:r>
+          </w:p>
+        </w:tc>
+        <w:tc>
+          <w:tcPr>
+            <w:tcW w:type="dxa" w:w="1474"/>
+            <w:shd w:val="clear" w:color="auto" w:fill="D9E2F3"/>
+          </w:tcPr>
+          <w:p>
+            <w:pPr>
+              <w:jc w:val="center"/>
+            </w:pPr>
+            <w:r>
+              <w:rPr>
+                <w:b/>
+                <w:sz w:val="18"/>
+              </w:rPr>
+              <w:t>H = 20</w:t>
+            </w:r>
+          </w:p>
+        </w:tc>
+        <w:tc>
+          <w:tcPr>
+            <w:tcW w:type="dxa" w:w="1474"/>
+            <w:shd w:val="clear" w:color="auto" w:fill="D9E2F3"/>
+          </w:tcPr>
+          <w:p>
+            <w:pPr>
+              <w:jc w:val="center"/>
+            </w:pPr>
+            <w:r>
+              <w:rPr>
+                <w:b/>
+                <w:sz w:val="18"/>
+              </w:rPr>
+              <w:t>H = 50</w:t>
+            </w:r>
+          </w:p>
+        </w:tc>
+        <w:tc>
+          <w:tcPr>
+            <w:tcW w:type="dxa" w:w="1474"/>
+            <w:shd w:val="clear" w:color="auto" w:fill="D9E2F3"/>
+          </w:tcPr>
+          <w:p>
+            <w:pPr>
+              <w:jc w:val="center"/>
+            </w:pPr>
+            <w:r>
+              <w:rPr>
+                <w:b/>
+                <w:sz w:val="18"/>
+              </w:rPr>
+              <w:t>Whole match</w:t>
+            </w:r>
+          </w:p>
+        </w:tc>
+      </w:tr>
+      <w:tr>
+        <w:tc>
+          <w:tcPr>
+            <w:tcW w:type="dxa" w:w="907"/>
+            <w:shd w:val="clear" w:color="auto" w:fill="D9E2F3"/>
+          </w:tcPr>
+          <w:p>
+            <w:pPr>
+              <w:jc w:val="center"/>
+            </w:pPr>
+            <w:r>
+              <w:rPr>
+                <w:b/>
+                <w:sz w:val="18"/>
+              </w:rPr>
+            </w:r>
+          </w:p>
+        </w:tc>
+        <w:tc>
+          <w:tcPr>
+            <w:tcW w:type="dxa" w:w="2041"/>
+            <w:shd w:val="clear" w:color="auto" w:fill="D9E2F3"/>
+          </w:tcPr>
+          <w:p>
+            <w:pPr>
+              <w:jc w:val="center"/>
+            </w:pPr>
+            <w:r>
+              <w:rPr>
+                <w:b/>
+                <w:sz w:val="18"/>
+              </w:rPr>
+              <w:t>Memory features</w:t>
+            </w:r>
+          </w:p>
+        </w:tc>
+        <w:tc>
+          <w:tcPr>
+            <w:tcW w:type="dxa" w:w="1474"/>
+            <w:shd w:val="clear" w:color="auto" w:fill="D9E2F3"/>
+          </w:tcPr>
+          <w:p>
+            <w:pPr>
+              <w:jc w:val="center"/>
+            </w:pPr>
+            <w:r>
+              <w:rPr>
+                <w:b/>
+                <w:sz w:val="18"/>
+              </w:rPr>
+              <w:t>2</w:t>
+            </w:r>
+          </w:p>
+        </w:tc>
+        <w:tc>
+          <w:tcPr>
+            <w:tcW w:type="dxa" w:w="1474"/>
+            <w:shd w:val="clear" w:color="auto" w:fill="D9E2F3"/>
+          </w:tcPr>
+          <w:p>
+            <w:pPr>
+              <w:jc w:val="center"/>
+            </w:pPr>
+            <w:r>
+              <w:rPr>
+                <w:b/>
+                <w:sz w:val="18"/>
+              </w:rPr>
+              <w:t>4</w:t>
+            </w:r>
+          </w:p>
+        </w:tc>
+        <w:tc>
+          <w:tcPr>
+            <w:tcW w:type="dxa" w:w="1474"/>
+            <w:shd w:val="clear" w:color="auto" w:fill="D9E2F3"/>
+          </w:tcPr>
+          <w:p>
+            <w:pPr>
+              <w:jc w:val="center"/>
+            </w:pPr>
+            <w:r>
+              <w:rPr>
+                <w:b/>
+                <w:sz w:val="18"/>
+              </w:rPr>
+              <w:t>6</w:t>
+            </w:r>
+          </w:p>
+        </w:tc>
+        <w:tc>
+          <w:tcPr>
+            <w:tcW w:type="dxa" w:w="1474"/>
+            <w:shd w:val="clear" w:color="auto" w:fill="D9E2F3"/>
+          </w:tcPr>
+          <w:p>
+            <w:pPr>
+              <w:jc w:val="center"/>
+            </w:pPr>
+            <w:r>
+              <w:rPr>
+                <w:b/>
+                <w:sz w:val="18"/>
+              </w:rPr>
+              <w:t>17</w:t>
+            </w:r>
+          </w:p>
+        </w:tc>
+        <w:tc>
+          <w:tcPr>
+            <w:tcW w:type="dxa" w:w="1474"/>
+            <w:shd w:val="clear" w:color="auto" w:fill="D9E2F3"/>
+          </w:tcPr>
+          <w:p>
+            <w:pPr>
+              <w:jc w:val="center"/>
+            </w:pPr>
+            <w:r>
+              <w:rPr>
+                <w:b/>
+                <w:sz w:val="18"/>
+              </w:rPr>
+              <w:t>20</w:t>
+            </w:r>
+          </w:p>
+        </w:tc>
+        <w:tc>
+          <w:tcPr>
+            <w:tcW w:type="dxa" w:w="1474"/>
+            <w:shd w:val="clear" w:color="auto" w:fill="D9E2F3"/>
+          </w:tcPr>
+          <w:p>
+            <w:pPr>
+              <w:jc w:val="center"/>
+            </w:pPr>
+            <w:r>
+              <w:rPr>
+                <w:b/>
+                <w:sz w:val="18"/>
+              </w:rPr>
+              <w:t>23</w:t>
+            </w:r>
+          </w:p>
+        </w:tc>
+        <w:tc>
+          <w:tcPr>
+            <w:tcW w:type="dxa" w:w="1474"/>
+            <w:shd w:val="clear" w:color="auto" w:fill="D9E2F3"/>
+          </w:tcPr>
+          <w:p>
+            <w:pPr>
+              <w:jc w:val="center"/>
+            </w:pPr>
+            <w:r>
+              <w:rPr>
+                <w:b/>
+                <w:sz w:val="18"/>
+              </w:rPr>
+              <w:t>47</w:t>
+            </w:r>
+          </w:p>
+        </w:tc>
+      </w:tr>
+      <w:tr>
+        <w:tc>
+          <w:tcPr>
+            <w:tcW w:type="dxa" w:w="907"/>
+          </w:tcPr>
+          <w:p>
+            <w:pPr>
+              <w:jc w:val="left"/>
+            </w:pPr>
+            <w:r>
+              <w:rPr>
+                <w:sz w:val="18"/>
+              </w:rPr>
+              <w:t>Men</w:t>
+            </w:r>
+          </w:p>
+        </w:tc>
+        <w:tc>
+          <w:tcPr>
+            <w:tcW w:type="dxa" w:w="2041"/>
+          </w:tcPr>
+          <w:p>
+            <w:pPr>
+              <w:jc w:val="left"/>
+            </w:pPr>
+            <w:r>
+              <w:rPr>
+                <w:sz w:val="18"/>
+              </w:rPr>
+              <w:t>Logistic regression</w:t>
+            </w:r>
+          </w:p>
+        </w:tc>
+        <w:tc>
+          <w:tcPr>
+            <w:tcW w:type="dxa" w:w="1474"/>
+          </w:tcPr>
+          <w:p>
+            <w:pPr>
+              <w:jc w:val="center"/>
+            </w:pPr>
+            <w:r>
+              <w:rPr>
+                <w:sz w:val="18"/>
+              </w:rPr>
+              <w:t>+0.32 ± 0.05</w:t>
+            </w:r>
+          </w:p>
+        </w:tc>
+        <w:tc>
+          <w:tcPr>
+            <w:tcW w:type="dxa" w:w="1474"/>
+          </w:tcPr>
+          <w:p>
+            <w:pPr>
+              <w:jc w:val="center"/>
+            </w:pPr>
+            <w:r>
+              <w:rPr>
+                <w:sz w:val="18"/>
+              </w:rPr>
+              <w:t>+0.93 ± 0.11</w:t>
+            </w:r>
+          </w:p>
+        </w:tc>
+        <w:tc>
+          <w:tcPr>
+            <w:tcW w:type="dxa" w:w="1474"/>
+          </w:tcPr>
+          <w:p>
+            <w:pPr>
+              <w:jc w:val="center"/>
+            </w:pPr>
+            <w:r>
+              <w:rPr>
+                <w:sz w:val="18"/>
+              </w:rPr>
+              <w:t>+1.17 ± 0.13</w:t>
+            </w:r>
+          </w:p>
+        </w:tc>
+        <w:tc>
+          <w:tcPr>
+            <w:tcW w:type="dxa" w:w="1474"/>
+          </w:tcPr>
+          <w:p>
+            <w:pPr>
+              <w:jc w:val="center"/>
+            </w:pPr>
+            <w:r>
+              <w:rPr>
+                <w:sz w:val="18"/>
+              </w:rPr>
+              <w:t>+1.53 ± 0.19</w:t>
+            </w:r>
+          </w:p>
+        </w:tc>
+        <w:tc>
+          <w:tcPr>
+            <w:tcW w:type="dxa" w:w="1474"/>
+          </w:tcPr>
+          <w:p>
+            <w:pPr>
+              <w:jc w:val="center"/>
+            </w:pPr>
+            <w:r>
+              <w:rPr>
+                <w:sz w:val="18"/>
+              </w:rPr>
+              <w:t>+1.84 ± 0.21</w:t>
+            </w:r>
+          </w:p>
+        </w:tc>
+        <w:tc>
+          <w:tcPr>
+            <w:tcW w:type="dxa" w:w="1474"/>
+          </w:tcPr>
+          <w:p>
+            <w:pPr>
+              <w:jc w:val="center"/>
+            </w:pPr>
+            <w:r>
+              <w:rPr>
+                <w:sz w:val="18"/>
+              </w:rPr>
+              <w:t>+2.08 ± 0.26</w:t>
+            </w:r>
+          </w:p>
+        </w:tc>
+        <w:tc>
+          <w:tcPr>
+            <w:tcW w:type="dxa" w:w="1474"/>
+          </w:tcPr>
+          <w:p>
+            <w:pPr>
+              <w:jc w:val="center"/>
+            </w:pPr>
+            <w:r>
+              <w:rPr>
+                <w:sz w:val="18"/>
+              </w:rPr>
+              <w:t>+3.33 ± 0.32</w:t>
+            </w:r>
+          </w:p>
+        </w:tc>
+      </w:tr>
+      <w:tr>
+        <w:tc>
+          <w:tcPr>
+            <w:tcW w:type="dxa" w:w="907"/>
+          </w:tcPr>
+          <w:p>
+            <w:pPr>
+              <w:jc w:val="left"/>
+            </w:pPr>
+            <w:r>
+              <w:rPr>
+                <w:sz w:val="18"/>
+              </w:rPr>
+              <w:t>Men</w:t>
+            </w:r>
+          </w:p>
+        </w:tc>
+        <w:tc>
+          <w:tcPr>
+            <w:tcW w:type="dxa" w:w="2041"/>
+          </w:tcPr>
+          <w:p>
+            <w:pPr>
+              <w:jc w:val="left"/>
+            </w:pPr>
+            <w:r>
+              <w:rPr>
+                <w:sz w:val="18"/>
+              </w:rPr>
+              <w:t>LightGBM</w:t>
+            </w:r>
+          </w:p>
+        </w:tc>
+        <w:tc>
+          <w:tcPr>
+            <w:tcW w:type="dxa" w:w="1474"/>
+          </w:tcPr>
+          <w:p>
+            <w:pPr>
+              <w:jc w:val="center"/>
+            </w:pPr>
+            <w:r>
+              <w:rPr>
+                <w:sz w:val="18"/>
+              </w:rPr>
+              <w:t>+0.11 ± 0.05</w:t>
+            </w:r>
+          </w:p>
+        </w:tc>
+        <w:tc>
+          <w:tcPr>
+            <w:tcW w:type="dxa" w:w="1474"/>
+          </w:tcPr>
+          <w:p>
+            <w:pPr>
+              <w:jc w:val="center"/>
+            </w:pPr>
+            <w:r>
+              <w:rPr>
+                <w:sz w:val="18"/>
+              </w:rPr>
+              <w:t>+0.72 ± 0.13</w:t>
+            </w:r>
+          </w:p>
+        </w:tc>
+        <w:tc>
+          <w:tcPr>
+            <w:tcW w:type="dxa" w:w="1474"/>
+          </w:tcPr>
+          <w:p>
+            <w:pPr>
+              <w:jc w:val="center"/>
+            </w:pPr>
+            <w:r>
+              <w:rPr>
+                <w:sz w:val="18"/>
+              </w:rPr>
+              <w:t>+0.85 ± 0.18</w:t>
+            </w:r>
+          </w:p>
+        </w:tc>
+        <w:tc>
+          <w:tcPr>
+            <w:tcW w:type="dxa" w:w="1474"/>
+          </w:tcPr>
+          <w:p>
+            <w:pPr>
+              <w:jc w:val="center"/>
+            </w:pPr>
+            <w:r>
+              <w:rPr>
+                <w:sz w:val="18"/>
+              </w:rPr>
+              <w:t>+1.48 ± 0.22</w:t>
+            </w:r>
+          </w:p>
+        </w:tc>
+        <w:tc>
+          <w:tcPr>
+            <w:tcW w:type="dxa" w:w="1474"/>
+          </w:tcPr>
+          <w:p>
+            <w:pPr>
+              <w:jc w:val="center"/>
+            </w:pPr>
+            <w:r>
+              <w:rPr>
+                <w:sz w:val="18"/>
+              </w:rPr>
+              <w:t>+1.96 ± 0.26</w:t>
+            </w:r>
+          </w:p>
+        </w:tc>
+        <w:tc>
+          <w:tcPr>
+            <w:tcW w:type="dxa" w:w="1474"/>
+          </w:tcPr>
+          <w:p>
+            <w:pPr>
+              <w:jc w:val="center"/>
+            </w:pPr>
+            <w:r>
+              <w:rPr>
+                <w:sz w:val="18"/>
+              </w:rPr>
+              <w:t>+2.27 ± 0.31</w:t>
+            </w:r>
+          </w:p>
+        </w:tc>
+        <w:tc>
+          <w:tcPr>
+            <w:tcW w:type="dxa" w:w="1474"/>
+          </w:tcPr>
+          <w:p>
+            <w:pPr>
+              <w:jc w:val="center"/>
+            </w:pPr>
+            <w:r>
+              <w:rPr>
+                <w:sz w:val="18"/>
+              </w:rPr>
+              <w:t>+3.31 ± 0.43</w:t>
+            </w:r>
+          </w:p>
+        </w:tc>
+      </w:tr>
+      <w:tr>
+        <w:tc>
+          <w:tcPr>
+            <w:tcW w:type="dxa" w:w="907"/>
+          </w:tcPr>
+          <w:p>
+            <w:pPr>
+              <w:jc w:val="left"/>
+            </w:pPr>
+            <w:r>
+              <w:rPr>
+                <w:sz w:val="18"/>
+              </w:rPr>
+              <w:t>Women</w:t>
+            </w:r>
+          </w:p>
+        </w:tc>
+        <w:tc>
+          <w:tcPr>
+            <w:tcW w:type="dxa" w:w="2041"/>
+          </w:tcPr>
+          <w:p>
+            <w:pPr>
+              <w:jc w:val="left"/>
+            </w:pPr>
+            <w:r>
+              <w:rPr>
+                <w:sz w:val="18"/>
+              </w:rPr>
+              <w:t>Logistic regression</w:t>
+            </w:r>
+          </w:p>
+        </w:tc>
+        <w:tc>
+          <w:tcPr>
+            <w:tcW w:type="dxa" w:w="1474"/>
+          </w:tcPr>
+          <w:p>
+            <w:pPr>
+              <w:jc w:val="center"/>
+            </w:pPr>
+            <w:r>
+              <w:rPr>
+                <w:sz w:val="18"/>
+              </w:rPr>
+              <w:t>+0.20 ± 0.04</w:t>
+            </w:r>
+          </w:p>
+        </w:tc>
+        <w:tc>
+          <w:tcPr>
+            <w:tcW w:type="dxa" w:w="1474"/>
+          </w:tcPr>
+          <w:p>
+            <w:pPr>
+              <w:jc w:val="center"/>
+            </w:pPr>
+            <w:r>
+              <w:rPr>
+                <w:sz w:val="18"/>
+              </w:rPr>
+              <w:t>+0.49 ± 0.05</w:t>
+            </w:r>
+          </w:p>
+        </w:tc>
+        <w:tc>
+          <w:tcPr>
+            <w:tcW w:type="dxa" w:w="1474"/>
+          </w:tcPr>
+          <w:p>
+            <w:pPr>
+              <w:jc w:val="center"/>
+            </w:pPr>
+            <w:r>
+              <w:rPr>
+                <w:sz w:val="18"/>
+              </w:rPr>
+              <w:t>+0.62 ± 0.05</w:t>
+            </w:r>
+          </w:p>
+        </w:tc>
+        <w:tc>
+          <w:tcPr>
+            <w:tcW w:type="dxa" w:w="1474"/>
+          </w:tcPr>
+          <w:p>
+            <w:pPr>
+              <w:jc w:val="center"/>
+            </w:pPr>
+            <w:r>
+              <w:rPr>
+                <w:sz w:val="18"/>
+              </w:rPr>
+              <w:t>+1.33 ± 0.25</w:t>
+            </w:r>
+          </w:p>
+        </w:tc>
+        <w:tc>
+          <w:tcPr>
+            <w:tcW w:type="dxa" w:w="1474"/>
+          </w:tcPr>
+          <w:p>
+            <w:pPr>
+              <w:jc w:val="center"/>
+            </w:pPr>
+            <w:r>
+              <w:rPr>
+                <w:sz w:val="18"/>
+              </w:rPr>
+              <w:t>+1.57 ± 0.16</w:t>
+            </w:r>
+          </w:p>
+        </w:tc>
+        <w:tc>
+          <w:tcPr>
+            <w:tcW w:type="dxa" w:w="1474"/>
+          </w:tcPr>
+          <w:p>
+            <w:pPr>
+              <w:jc w:val="center"/>
+            </w:pPr>
+            <w:r>
+              <w:rPr>
+                <w:sz w:val="18"/>
+              </w:rPr>
+              <w:t>+2.03 ± 0.25</w:t>
+            </w:r>
+          </w:p>
+        </w:tc>
+        <w:tc>
+          <w:tcPr>
+            <w:tcW w:type="dxa" w:w="1474"/>
+          </w:tcPr>
+          <w:p>
+            <w:pPr>
+              <w:jc w:val="center"/>
+            </w:pPr>
+            <w:r>
+              <w:rPr>
+                <w:sz w:val="18"/>
+              </w:rPr>
+              <w:t>+3.01 ± 0.31</w:t>
+            </w:r>
+          </w:p>
+        </w:tc>
+      </w:tr>
+      <w:tr>
+        <w:tc>
+          <w:tcPr>
+            <w:tcW w:type="dxa" w:w="907"/>
+          </w:tcPr>
+          <w:p>
+            <w:pPr>
+              <w:jc w:val="left"/>
+            </w:pPr>
+            <w:r>
+              <w:rPr>
+                <w:sz w:val="18"/>
+              </w:rPr>
+              <w:t>Women</w:t>
+            </w:r>
+          </w:p>
+        </w:tc>
+        <w:tc>
+          <w:tcPr>
+            <w:tcW w:type="dxa" w:w="2041"/>
+          </w:tcPr>
+          <w:p>
+            <w:pPr>
+              <w:jc w:val="left"/>
+            </w:pPr>
+            <w:r>
+              <w:rPr>
+                <w:sz w:val="18"/>
+              </w:rPr>
+              <w:t>LightGBM</w:t>
+            </w:r>
+          </w:p>
+        </w:tc>
+        <w:tc>
+          <w:tcPr>
+            <w:tcW w:type="dxa" w:w="1474"/>
+          </w:tcPr>
+          <w:p>
+            <w:pPr>
+              <w:jc w:val="center"/>
+            </w:pPr>
+            <w:r>
+              <w:rPr>
+                <w:sz w:val="18"/>
+              </w:rPr>
+              <w:t>-0.01 ± 0.03</w:t>
+            </w:r>
+          </w:p>
+        </w:tc>
+        <w:tc>
+          <w:tcPr>
+            <w:tcW w:type="dxa" w:w="1474"/>
+          </w:tcPr>
+          <w:p>
+            <w:pPr>
+              <w:jc w:val="center"/>
+            </w:pPr>
+            <w:r>
+              <w:rPr>
+                <w:sz w:val="18"/>
+              </w:rPr>
+              <w:t>+0.22 ± 0.14</w:t>
+            </w:r>
+          </w:p>
+        </w:tc>
+        <w:tc>
+          <w:tcPr>
+            <w:tcW w:type="dxa" w:w="1474"/>
+          </w:tcPr>
+          <w:p>
+            <w:pPr>
+              <w:jc w:val="center"/>
+            </w:pPr>
+            <w:r>
+              <w:rPr>
+                <w:sz w:val="18"/>
+              </w:rPr>
+              <w:t>+0.28 ± 0.07</w:t>
+            </w:r>
+          </w:p>
+        </w:tc>
+        <w:tc>
+          <w:tcPr>
+            <w:tcW w:type="dxa" w:w="1474"/>
+          </w:tcPr>
+          <w:p>
+            <w:pPr>
+              <w:jc w:val="center"/>
+            </w:pPr>
+            <w:r>
+              <w:rPr>
+                <w:sz w:val="18"/>
+              </w:rPr>
+              <w:t>+0.78 ± 0.12</w:t>
+            </w:r>
+          </w:p>
+        </w:tc>
+        <w:tc>
+          <w:tcPr>
+            <w:tcW w:type="dxa" w:w="1474"/>
+          </w:tcPr>
+          <w:p>
+            <w:pPr>
+              <w:jc w:val="center"/>
+            </w:pPr>
+            <w:r>
+              <w:rPr>
+                <w:sz w:val="18"/>
+              </w:rPr>
+              <w:t>+1.27 ± 0.10</w:t>
+            </w:r>
+          </w:p>
+        </w:tc>
+        <w:tc>
+          <w:tcPr>
+            <w:tcW w:type="dxa" w:w="1474"/>
+          </w:tcPr>
+          <w:p>
+            <w:pPr>
+              <w:jc w:val="center"/>
+            </w:pPr>
+            <w:r>
+              <w:rPr>
+                <w:sz w:val="18"/>
+              </w:rPr>
+              <w:t>+1.63 ± 0.21</w:t>
+            </w:r>
+          </w:p>
+        </w:tc>
+        <w:tc>
+          <w:tcPr>
+            <w:tcW w:type="dxa" w:w="1474"/>
+          </w:tcPr>
+          <w:p>
+            <w:pPr>
+              <w:jc w:val="center"/>
+            </w:pPr>
+            <w:r>
+              <w:rPr>
+                <w:sz w:val="18"/>
+              </w:rPr>
+              <w:t>+2.69 ± 0.24</w:t>
             </w:r>
           </w:p>
         </w:tc>
@@ -2171,7 +3907,7 @@
         <w:rPr>
           <w:b/>
         </w:rPr>
-        <w:t>Table 3. Memory horizon (exp2, truncated EWMAs: every EWMA computed from only the last H points): gain over the H = 0 base (×10⁻⁴ log-loss).</w:t>
+        <w:t>Table 3a. Memory horizon (exp2, truncated EWMAs: every EWMA computed from only the last H points): Log-loss gain over the H = 0 base (×10⁻⁴).</w:t>
       </w:r>
     </w:p>
     <w:p>
@@ -2204,7 +3940,7 @@
       <w:tr>
         <w:tc>
           <w:tcPr>
-            <w:tcW w:type="dxa" w:w="794"/>
+            <w:tcW w:type="dxa" w:w="907"/>
             <w:shd w:val="clear" w:color="auto" w:fill="D9E2F3"/>
           </w:tcPr>
           <w:p>
@@ -2222,7 +3958,7 @@
         </w:tc>
         <w:tc>
           <w:tcPr>
-            <w:tcW w:type="dxa" w:w="1928"/>
+            <w:tcW w:type="dxa" w:w="2041"/>
             <w:shd w:val="clear" w:color="auto" w:fill="D9E2F3"/>
           </w:tcPr>
           <w:p>
@@ -2240,7 +3976,7 @@
         </w:tc>
         <w:tc>
           <w:tcPr>
-            <w:tcW w:type="dxa" w:w="1361"/>
+            <w:tcW w:type="dxa" w:w="1474"/>
             <w:shd w:val="clear" w:color="auto" w:fill="D9E2F3"/>
           </w:tcPr>
           <w:p>
@@ -2258,7 +3994,7 @@
         </w:tc>
         <w:tc>
           <w:tcPr>
-            <w:tcW w:type="dxa" w:w="1361"/>
+            <w:tcW w:type="dxa" w:w="1474"/>
             <w:shd w:val="clear" w:color="auto" w:fill="D9E2F3"/>
           </w:tcPr>
           <w:p>
@@ -2276,7 +4012,7 @@
         </w:tc>
         <w:tc>
           <w:tcPr>
-            <w:tcW w:type="dxa" w:w="1361"/>
+            <w:tcW w:type="dxa" w:w="1474"/>
             <w:shd w:val="clear" w:color="auto" w:fill="D9E2F3"/>
           </w:tcPr>
           <w:p>
@@ -2294,7 +4030,7 @@
         </w:tc>
         <w:tc>
           <w:tcPr>
-            <w:tcW w:type="dxa" w:w="1361"/>
+            <w:tcW w:type="dxa" w:w="1474"/>
             <w:shd w:val="clear" w:color="auto" w:fill="D9E2F3"/>
           </w:tcPr>
           <w:p>
@@ -2312,7 +4048,7 @@
         </w:tc>
         <w:tc>
           <w:tcPr>
-            <w:tcW w:type="dxa" w:w="1361"/>
+            <w:tcW w:type="dxa" w:w="1474"/>
             <w:shd w:val="clear" w:color="auto" w:fill="D9E2F3"/>
           </w:tcPr>
           <w:p>
@@ -2330,7 +4066,7 @@
         </w:tc>
         <w:tc>
           <w:tcPr>
-            <w:tcW w:type="dxa" w:w="1361"/>
+            <w:tcW w:type="dxa" w:w="1474"/>
             <w:shd w:val="clear" w:color="auto" w:fill="D9E2F3"/>
           </w:tcPr>
           <w:p>
@@ -2348,7 +4084,7 @@
         </w:tc>
         <w:tc>
           <w:tcPr>
-            <w:tcW w:type="dxa" w:w="1361"/>
+            <w:tcW w:type="dxa" w:w="1474"/>
             <w:shd w:val="clear" w:color="auto" w:fill="D9E2F3"/>
           </w:tcPr>
           <w:p>
@@ -2368,7 +4104,7 @@
       <w:tr>
         <w:tc>
           <w:tcPr>
-            <w:tcW w:type="dxa" w:w="794"/>
+            <w:tcW w:type="dxa" w:w="907"/>
             <w:shd w:val="clear" w:color="auto" w:fill="D9E2F3"/>
           </w:tcPr>
           <w:p>
@@ -2385,7 +4121,7 @@
         </w:tc>
         <w:tc>
           <w:tcPr>
-            <w:tcW w:type="dxa" w:w="1928"/>
+            <w:tcW w:type="dxa" w:w="2041"/>
             <w:shd w:val="clear" w:color="auto" w:fill="D9E2F3"/>
           </w:tcPr>
           <w:p>
@@ -2403,7 +4139,7 @@
         </w:tc>
         <w:tc>
           <w:tcPr>
-            <w:tcW w:type="dxa" w:w="1361"/>
+            <w:tcW w:type="dxa" w:w="1474"/>
             <w:shd w:val="clear" w:color="auto" w:fill="D9E2F3"/>
           </w:tcPr>
           <w:p>
@@ -2421,7 +4157,7 @@
         </w:tc>
         <w:tc>
           <w:tcPr>
-            <w:tcW w:type="dxa" w:w="1361"/>
+            <w:tcW w:type="dxa" w:w="1474"/>
             <w:shd w:val="clear" w:color="auto" w:fill="D9E2F3"/>
           </w:tcPr>
           <w:p>
@@ -2439,7 +4175,7 @@
         </w:tc>
         <w:tc>
           <w:tcPr>
-            <w:tcW w:type="dxa" w:w="1361"/>
+            <w:tcW w:type="dxa" w:w="1474"/>
             <w:shd w:val="clear" w:color="auto" w:fill="D9E2F3"/>
           </w:tcPr>
           <w:p>
@@ -2457,7 +4193,7 @@
         </w:tc>
         <w:tc>
           <w:tcPr>
-            <w:tcW w:type="dxa" w:w="1361"/>
+            <w:tcW w:type="dxa" w:w="1474"/>
             <w:shd w:val="clear" w:color="auto" w:fill="D9E2F3"/>
           </w:tcPr>
           <w:p>
@@ -2475,7 +4211,7 @@
         </w:tc>
         <w:tc>
           <w:tcPr>
-            <w:tcW w:type="dxa" w:w="1361"/>
+            <w:tcW w:type="dxa" w:w="1474"/>
             <w:shd w:val="clear" w:color="auto" w:fill="D9E2F3"/>
           </w:tcPr>
           <w:p>
@@ -2493,7 +4229,7 @@
         </w:tc>
         <w:tc>
           <w:tcPr>
-            <w:tcW w:type="dxa" w:w="1361"/>
+            <w:tcW w:type="dxa" w:w="1474"/>
             <w:shd w:val="clear" w:color="auto" w:fill="D9E2F3"/>
           </w:tcPr>
           <w:p>
@@ -2511,7 +4247,7 @@
         </w:tc>
         <w:tc>
           <w:tcPr>
-            <w:tcW w:type="dxa" w:w="1361"/>
+            <w:tcW w:type="dxa" w:w="1474"/>
             <w:shd w:val="clear" w:color="auto" w:fill="D9E2F3"/>
           </w:tcPr>
           <w:p>
@@ -2531,7 +4267,7 @@
       <w:tr>
         <w:tc>
           <w:tcPr>
-            <w:tcW w:type="dxa" w:w="794"/>
+            <w:tcW w:type="dxa" w:w="907"/>
           </w:tcPr>
           <w:p>
             <w:pPr>
@@ -2547,7 +4283,7 @@
         </w:tc>
         <w:tc>
           <w:tcPr>
-            <w:tcW w:type="dxa" w:w="1928"/>
+            <w:tcW w:type="dxa" w:w="2041"/>
           </w:tcPr>
           <w:p>
             <w:pPr>
@@ -2563,7 +4299,7 @@
         </w:tc>
         <w:tc>
           <w:tcPr>
-            <w:tcW w:type="dxa" w:w="1361"/>
+            <w:tcW w:type="dxa" w:w="1474"/>
           </w:tcPr>
           <w:p>
             <w:pPr>
@@ -2579,7 +4315,7 @@
         </w:tc>
         <w:tc>
           <w:tcPr>
-            <w:tcW w:type="dxa" w:w="1361"/>
+            <w:tcW w:type="dxa" w:w="1474"/>
           </w:tcPr>
           <w:p>
             <w:pPr>
@@ -2595,7 +4331,7 @@
         </w:tc>
         <w:tc>
           <w:tcPr>
-            <w:tcW w:type="dxa" w:w="1361"/>
+            <w:tcW w:type="dxa" w:w="1474"/>
           </w:tcPr>
           <w:p>
             <w:pPr>
@@ -2611,7 +4347,7 @@
         </w:tc>
         <w:tc>
           <w:tcPr>
-            <w:tcW w:type="dxa" w:w="1361"/>
+            <w:tcW w:type="dxa" w:w="1474"/>
           </w:tcPr>
           <w:p>
             <w:pPr>
@@ -2627,7 +4363,7 @@
         </w:tc>
         <w:tc>
           <w:tcPr>
-            <w:tcW w:type="dxa" w:w="1361"/>
+            <w:tcW w:type="dxa" w:w="1474"/>
           </w:tcPr>
           <w:p>
             <w:pPr>
@@ -2643,7 +4379,7 @@
         </w:tc>
         <w:tc>
           <w:tcPr>
-            <w:tcW w:type="dxa" w:w="1361"/>
+            <w:tcW w:type="dxa" w:w="1474"/>
           </w:tcPr>
           <w:p>
             <w:pPr>
@@ -2659,7 +4395,7 @@
         </w:tc>
         <w:tc>
           <w:tcPr>
-            <w:tcW w:type="dxa" w:w="1361"/>
+            <w:tcW w:type="dxa" w:w="1474"/>
           </w:tcPr>
           <w:p>
             <w:pPr>
@@ -2677,7 +4413,7 @@
       <w:tr>
         <w:tc>
           <w:tcPr>
-            <w:tcW w:type="dxa" w:w="794"/>
+            <w:tcW w:type="dxa" w:w="907"/>
           </w:tcPr>
           <w:p>
             <w:pPr>
@@ -2693,7 +4429,7 @@
         </w:tc>
         <w:tc>
           <w:tcPr>
-            <w:tcW w:type="dxa" w:w="1928"/>
+            <w:tcW w:type="dxa" w:w="2041"/>
           </w:tcPr>
           <w:p>
             <w:pPr>
@@ -2709,7 +4445,7 @@
         </w:tc>
         <w:tc>
           <w:tcPr>
-            <w:tcW w:type="dxa" w:w="1361"/>
+            <w:tcW w:type="dxa" w:w="1474"/>
           </w:tcPr>
           <w:p>
             <w:pPr>
@@ -2725,7 +4461,7 @@
         </w:tc>
         <w:tc>
           <w:tcPr>
-            <w:tcW w:type="dxa" w:w="1361"/>
+            <w:tcW w:type="dxa" w:w="1474"/>
           </w:tcPr>
           <w:p>
             <w:pPr>
@@ -2741,7 +4477,7 @@
         </w:tc>
         <w:tc>
           <w:tcPr>
-            <w:tcW w:type="dxa" w:w="1361"/>
+            <w:tcW w:type="dxa" w:w="1474"/>
           </w:tcPr>
           <w:p>
             <w:pPr>
@@ -2757,7 +4493,7 @@
         </w:tc>
         <w:tc>
           <w:tcPr>
-            <w:tcW w:type="dxa" w:w="1361"/>
+            <w:tcW w:type="dxa" w:w="1474"/>
           </w:tcPr>
           <w:p>
             <w:pPr>
@@ -2773,7 +4509,7 @@
         </w:tc>
         <w:tc>
           <w:tcPr>
-            <w:tcW w:type="dxa" w:w="1361"/>
+            <w:tcW w:type="dxa" w:w="1474"/>
           </w:tcPr>
           <w:p>
             <w:pPr>
@@ -2789,7 +4525,7 @@
         </w:tc>
         <w:tc>
           <w:tcPr>
-            <w:tcW w:type="dxa" w:w="1361"/>
+            <w:tcW w:type="dxa" w:w="1474"/>
           </w:tcPr>
           <w:p>
             <w:pPr>
@@ -2805,7 +4541,7 @@
         </w:tc>
         <w:tc>
           <w:tcPr>
-            <w:tcW w:type="dxa" w:w="1361"/>
+            <w:tcW w:type="dxa" w:w="1474"/>
           </w:tcPr>
           <w:p>
             <w:pPr>
@@ -2823,7 +4559,7 @@
       <w:tr>
         <w:tc>
           <w:tcPr>
-            <w:tcW w:type="dxa" w:w="794"/>
+            <w:tcW w:type="dxa" w:w="907"/>
           </w:tcPr>
           <w:p>
             <w:pPr>
@@ -2839,7 +4575,7 @@
         </w:tc>
         <w:tc>
           <w:tcPr>
-            <w:tcW w:type="dxa" w:w="1928"/>
+            <w:tcW w:type="dxa" w:w="2041"/>
           </w:tcPr>
           <w:p>
             <w:pPr>
@@ -2855,7 +4591,7 @@
         </w:tc>
         <w:tc>
           <w:tcPr>
-            <w:tcW w:type="dxa" w:w="1361"/>
+            <w:tcW w:type="dxa" w:w="1474"/>
           </w:tcPr>
           <w:p>
             <w:pPr>
@@ -2871,7 +4607,7 @@
         </w:tc>
         <w:tc>
           <w:tcPr>
-            <w:tcW w:type="dxa" w:w="1361"/>
+            <w:tcW w:type="dxa" w:w="1474"/>
           </w:tcPr>
           <w:p>
             <w:pPr>
@@ -2887,7 +4623,7 @@
         </w:tc>
         <w:tc>
           <w:tcPr>
-            <w:tcW w:type="dxa" w:w="1361"/>
+            <w:tcW w:type="dxa" w:w="1474"/>
           </w:tcPr>
           <w:p>
             <w:pPr>
@@ -2903,7 +4639,7 @@
         </w:tc>
         <w:tc>
           <w:tcPr>
-            <w:tcW w:type="dxa" w:w="1361"/>
+            <w:tcW w:type="dxa" w:w="1474"/>
           </w:tcPr>
           <w:p>
             <w:pPr>
@@ -2919,7 +4655,7 @@
         </w:tc>
         <w:tc>
           <w:tcPr>
-            <w:tcW w:type="dxa" w:w="1361"/>
+            <w:tcW w:type="dxa" w:w="1474"/>
           </w:tcPr>
           <w:p>
             <w:pPr>
@@ -2935,7 +4671,7 @@
         </w:tc>
         <w:tc>
           <w:tcPr>
-            <w:tcW w:type="dxa" w:w="1361"/>
+            <w:tcW w:type="dxa" w:w="1474"/>
           </w:tcPr>
           <w:p>
             <w:pPr>
@@ -2951,7 +4687,7 @@
         </w:tc>
         <w:tc>
           <w:tcPr>
-            <w:tcW w:type="dxa" w:w="1361"/>
+            <w:tcW w:type="dxa" w:w="1474"/>
           </w:tcPr>
           <w:p>
             <w:pPr>
@@ -2969,7 +4705,7 @@
       <w:tr>
         <w:tc>
           <w:tcPr>
-            <w:tcW w:type="dxa" w:w="794"/>
+            <w:tcW w:type="dxa" w:w="907"/>
           </w:tcPr>
           <w:p>
             <w:pPr>
@@ -2985,7 +4721,7 @@
         </w:tc>
         <w:tc>
           <w:tcPr>
-            <w:tcW w:type="dxa" w:w="1928"/>
+            <w:tcW w:type="dxa" w:w="2041"/>
           </w:tcPr>
           <w:p>
             <w:pPr>
@@ -3001,7 +4737,7 @@
         </w:tc>
         <w:tc>
           <w:tcPr>
-            <w:tcW w:type="dxa" w:w="1361"/>
+            <w:tcW w:type="dxa" w:w="1474"/>
           </w:tcPr>
           <w:p>
             <w:pPr>
@@ -3017,7 +4753,7 @@
         </w:tc>
         <w:tc>
           <w:tcPr>
-            <w:tcW w:type="dxa" w:w="1361"/>
+            <w:tcW w:type="dxa" w:w="1474"/>
           </w:tcPr>
           <w:p>
             <w:pPr>
@@ -3033,7 +4769,7 @@
         </w:tc>
         <w:tc>
           <w:tcPr>
-            <w:tcW w:type="dxa" w:w="1361"/>
+            <w:tcW w:type="dxa" w:w="1474"/>
           </w:tcPr>
           <w:p>
             <w:pPr>
@@ -3049,7 +4785,7 @@
         </w:tc>
         <w:tc>
           <w:tcPr>
-            <w:tcW w:type="dxa" w:w="1361"/>
+            <w:tcW w:type="dxa" w:w="1474"/>
           </w:tcPr>
           <w:p>
             <w:pPr>
@@ -3065,7 +4801,7 @@
         </w:tc>
         <w:tc>
           <w:tcPr>
-            <w:tcW w:type="dxa" w:w="1361"/>
+            <w:tcW w:type="dxa" w:w="1474"/>
           </w:tcPr>
           <w:p>
             <w:pPr>
@@ -3081,7 +4817,7 @@
         </w:tc>
         <w:tc>
           <w:tcPr>
-            <w:tcW w:type="dxa" w:w="1361"/>
+            <w:tcW w:type="dxa" w:w="1474"/>
           </w:tcPr>
           <w:p>
             <w:pPr>
@@ -3097,7 +4833,7 @@
         </w:tc>
         <w:tc>
           <w:tcPr>
-            <w:tcW w:type="dxa" w:w="1361"/>
+            <w:tcW w:type="dxa" w:w="1474"/>
           </w:tcPr>
           <w:p>
             <w:pPr>
@@ -3119,7 +4855,7 @@
         <w:rPr>
           <w:b/>
         </w:rPr>
-        <w:t>Table 4. Memory horizon (exp2, lookback EWMAs): log-loss at each history length.</w:t>
+        <w:t>Table 3b. Memory horizon (exp2, truncated EWMAs: every EWMA computed from only the last H points): Brier gain over the H = 0 base (×10⁻⁴).</w:t>
       </w:r>
     </w:p>
     <w:p>
@@ -3128,7 +4864,7 @@
           <w:i/>
           <w:sz w:val="18"/>
         </w:rPr>
-        <w:t>Mean over the 10 folds (lower is better). Unpaired fold-to-fold s.e. is about 0.0010 (men) and 0.0005 (women); the paired gains in Table 2 remove that fold-to-fold variation.</w:t>
+        <w:t>Same runs as Table 3a, scored by Brier (lower is better; + = the extra history helps).</w:t>
       </w:r>
     </w:p>
     <w:tbl>
@@ -3139,21 +4875,20 @@
         <w:tblLook w:firstColumn="1" w:firstRow="1" w:lastColumn="0" w:lastRow="0" w:noHBand="0" w:noVBand="1" w:val="04A0"/>
       </w:tblPr>
       <w:tblGrid>
-        <w:gridCol w:w="1480"/>
-        <w:gridCol w:w="1480"/>
-        <w:gridCol w:w="1480"/>
-        <w:gridCol w:w="1480"/>
-        <w:gridCol w:w="1480"/>
-        <w:gridCol w:w="1480"/>
-        <w:gridCol w:w="1480"/>
-        <w:gridCol w:w="1480"/>
-        <w:gridCol w:w="1480"/>
-        <w:gridCol w:w="1480"/>
+        <w:gridCol w:w="1644"/>
+        <w:gridCol w:w="1644"/>
+        <w:gridCol w:w="1644"/>
+        <w:gridCol w:w="1644"/>
+        <w:gridCol w:w="1644"/>
+        <w:gridCol w:w="1644"/>
+        <w:gridCol w:w="1644"/>
+        <w:gridCol w:w="1644"/>
+        <w:gridCol w:w="1644"/>
       </w:tblGrid>
       <w:tr>
         <w:tc>
           <w:tcPr>
-            <w:tcW w:type="dxa" w:w="794"/>
+            <w:tcW w:type="dxa" w:w="907"/>
             <w:shd w:val="clear" w:color="auto" w:fill="D9E2F3"/>
           </w:tcPr>
           <w:p>
@@ -3171,7 +4906,7 @@
         </w:tc>
         <w:tc>
           <w:tcPr>
-            <w:tcW w:type="dxa" w:w="1928"/>
+            <w:tcW w:type="dxa" w:w="2041"/>
             <w:shd w:val="clear" w:color="auto" w:fill="D9E2F3"/>
           </w:tcPr>
           <w:p>
@@ -3189,7 +4924,7 @@
         </w:tc>
         <w:tc>
           <w:tcPr>
-            <w:tcW w:type="dxa" w:w="1191"/>
+            <w:tcW w:type="dxa" w:w="1474"/>
             <w:shd w:val="clear" w:color="auto" w:fill="D9E2F3"/>
           </w:tcPr>
           <w:p>
@@ -3201,13 +4936,13 @@
                 <w:b/>
                 <w:sz w:val="18"/>
               </w:rPr>
-              <w:t>H = 0</w:t>
-            </w:r>
-          </w:p>
-        </w:tc>
-        <w:tc>
-          <w:tcPr>
-            <w:tcW w:type="dxa" w:w="1191"/>
+              <w:t>H = 1</w:t>
+            </w:r>
+          </w:p>
+        </w:tc>
+        <w:tc>
+          <w:tcPr>
+            <w:tcW w:type="dxa" w:w="1474"/>
             <w:shd w:val="clear" w:color="auto" w:fill="D9E2F3"/>
           </w:tcPr>
           <w:p>
@@ -3219,13 +4954,13 @@
                 <w:b/>
                 <w:sz w:val="18"/>
               </w:rPr>
-              <w:t>H = 1</w:t>
-            </w:r>
-          </w:p>
-        </w:tc>
-        <w:tc>
-          <w:tcPr>
-            <w:tcW w:type="dxa" w:w="1191"/>
+              <w:t>H = 3</w:t>
+            </w:r>
+          </w:p>
+        </w:tc>
+        <w:tc>
+          <w:tcPr>
+            <w:tcW w:type="dxa" w:w="1474"/>
             <w:shd w:val="clear" w:color="auto" w:fill="D9E2F3"/>
           </w:tcPr>
           <w:p>
@@ -3237,13 +4972,13 @@
                 <w:b/>
                 <w:sz w:val="18"/>
               </w:rPr>
-              <w:t>H = 3</w:t>
-            </w:r>
-          </w:p>
-        </w:tc>
-        <w:tc>
-          <w:tcPr>
-            <w:tcW w:type="dxa" w:w="1191"/>
+              <w:t>H = 5</w:t>
+            </w:r>
+          </w:p>
+        </w:tc>
+        <w:tc>
+          <w:tcPr>
+            <w:tcW w:type="dxa" w:w="1474"/>
             <w:shd w:val="clear" w:color="auto" w:fill="D9E2F3"/>
           </w:tcPr>
           <w:p>
@@ -3255,13 +4990,13 @@
                 <w:b/>
                 <w:sz w:val="18"/>
               </w:rPr>
-              <w:t>H = 5</w:t>
-            </w:r>
-          </w:p>
-        </w:tc>
-        <w:tc>
-          <w:tcPr>
-            <w:tcW w:type="dxa" w:w="1191"/>
+              <w:t>H = 10</w:t>
+            </w:r>
+          </w:p>
+        </w:tc>
+        <w:tc>
+          <w:tcPr>
+            <w:tcW w:type="dxa" w:w="1474"/>
             <w:shd w:val="clear" w:color="auto" w:fill="D9E2F3"/>
           </w:tcPr>
           <w:p>
@@ -3273,13 +5008,13 @@
                 <w:b/>
                 <w:sz w:val="18"/>
               </w:rPr>
-              <w:t>H = 10</w:t>
-            </w:r>
-          </w:p>
-        </w:tc>
-        <w:tc>
-          <w:tcPr>
-            <w:tcW w:type="dxa" w:w="1191"/>
+              <w:t>H = 20</w:t>
+            </w:r>
+          </w:p>
+        </w:tc>
+        <w:tc>
+          <w:tcPr>
+            <w:tcW w:type="dxa" w:w="1474"/>
             <w:shd w:val="clear" w:color="auto" w:fill="D9E2F3"/>
           </w:tcPr>
           <w:p>
@@ -3291,31 +5026,13 @@
                 <w:b/>
                 <w:sz w:val="18"/>
               </w:rPr>
-              <w:t>H = 20</w:t>
-            </w:r>
-          </w:p>
-        </w:tc>
-        <w:tc>
-          <w:tcPr>
-            <w:tcW w:type="dxa" w:w="1191"/>
-            <w:shd w:val="clear" w:color="auto" w:fill="D9E2F3"/>
-          </w:tcPr>
-          <w:p>
-            <w:pPr>
-              <w:jc w:val="center"/>
-            </w:pPr>
-            <w:r>
-              <w:rPr>
-                <w:b/>
-                <w:sz w:val="18"/>
-              </w:rPr>
               <w:t>H = 50</w:t>
             </w:r>
           </w:p>
         </w:tc>
         <w:tc>
           <w:tcPr>
-            <w:tcW w:type="dxa" w:w="1191"/>
+            <w:tcW w:type="dxa" w:w="1474"/>
             <w:shd w:val="clear" w:color="auto" w:fill="D9E2F3"/>
           </w:tcPr>
           <w:p>
@@ -3335,161 +5052,162 @@
       <w:tr>
         <w:tc>
           <w:tcPr>
-            <w:tcW w:type="dxa" w:w="794"/>
-          </w:tcPr>
-          <w:p>
-            <w:pPr>
-              <w:jc w:val="left"/>
-            </w:pPr>
-            <w:r>
-              <w:rPr>
-                <w:sz w:val="18"/>
-              </w:rPr>
-              <w:t>Men</w:t>
-            </w:r>
-          </w:p>
-        </w:tc>
-        <w:tc>
-          <w:tcPr>
-            <w:tcW w:type="dxa" w:w="1928"/>
-          </w:tcPr>
-          <w:p>
-            <w:pPr>
-              <w:jc w:val="left"/>
-            </w:pPr>
-            <w:r>
-              <w:rPr>
-                <w:sz w:val="18"/>
-              </w:rPr>
-              <w:t>Logistic regression</w:t>
-            </w:r>
-          </w:p>
-        </w:tc>
-        <w:tc>
-          <w:tcPr>
-            <w:tcW w:type="dxa" w:w="1191"/>
-          </w:tcPr>
-          <w:p>
-            <w:pPr>
-              <w:jc w:val="center"/>
-            </w:pPr>
-            <w:r>
-              <w:rPr>
-                <w:sz w:val="18"/>
-              </w:rPr>
-              <w:t>0.6490</w:t>
-            </w:r>
-          </w:p>
-        </w:tc>
-        <w:tc>
-          <w:tcPr>
-            <w:tcW w:type="dxa" w:w="1191"/>
-          </w:tcPr>
-          <w:p>
-            <w:pPr>
-              <w:jc w:val="center"/>
-            </w:pPr>
-            <w:r>
-              <w:rPr>
-                <w:sz w:val="18"/>
-              </w:rPr>
-              <w:t>0.6490</w:t>
-            </w:r>
-          </w:p>
-        </w:tc>
-        <w:tc>
-          <w:tcPr>
-            <w:tcW w:type="dxa" w:w="1191"/>
-          </w:tcPr>
-          <w:p>
-            <w:pPr>
-              <w:jc w:val="center"/>
-            </w:pPr>
-            <w:r>
-              <w:rPr>
-                <w:sz w:val="18"/>
-              </w:rPr>
-              <w:t>0.6488</w:t>
-            </w:r>
-          </w:p>
-        </w:tc>
-        <w:tc>
-          <w:tcPr>
-            <w:tcW w:type="dxa" w:w="1191"/>
-          </w:tcPr>
-          <w:p>
-            <w:pPr>
-              <w:jc w:val="center"/>
-            </w:pPr>
-            <w:r>
-              <w:rPr>
-                <w:sz w:val="18"/>
-              </w:rPr>
-              <w:t>0.6488</w:t>
-            </w:r>
-          </w:p>
-        </w:tc>
-        <w:tc>
-          <w:tcPr>
-            <w:tcW w:type="dxa" w:w="1191"/>
-          </w:tcPr>
-          <w:p>
-            <w:pPr>
-              <w:jc w:val="center"/>
-            </w:pPr>
-            <w:r>
-              <w:rPr>
-                <w:sz w:val="18"/>
-              </w:rPr>
-              <w:t>0.6487</w:t>
-            </w:r>
-          </w:p>
-        </w:tc>
-        <w:tc>
-          <w:tcPr>
-            <w:tcW w:type="dxa" w:w="1191"/>
-          </w:tcPr>
-          <w:p>
-            <w:pPr>
-              <w:jc w:val="center"/>
-            </w:pPr>
-            <w:r>
-              <w:rPr>
-                <w:sz w:val="18"/>
-              </w:rPr>
-              <w:t>0.6486</w:t>
-            </w:r>
-          </w:p>
-        </w:tc>
-        <w:tc>
-          <w:tcPr>
-            <w:tcW w:type="dxa" w:w="1191"/>
-          </w:tcPr>
-          <w:p>
-            <w:pPr>
-              <w:jc w:val="center"/>
-            </w:pPr>
-            <w:r>
-              <w:rPr>
-                <w:sz w:val="18"/>
-              </w:rPr>
-              <w:t>0.6486</w:t>
-            </w:r>
-          </w:p>
-        </w:tc>
-        <w:tc>
-          <w:tcPr>
-            <w:tcW w:type="dxa" w:w="1191"/>
-          </w:tcPr>
-          <w:p>
-            <w:pPr>
-              <w:jc w:val="center"/>
-            </w:pPr>
-            <w:r>
-              <w:rPr>
-                <w:sz w:val="18"/>
-              </w:rPr>
-              <w:t>0.6483</w:t>
+            <w:tcW w:type="dxa" w:w="907"/>
+            <w:shd w:val="clear" w:color="auto" w:fill="D9E2F3"/>
+          </w:tcPr>
+          <w:p>
+            <w:pPr>
+              <w:jc w:val="center"/>
+            </w:pPr>
+            <w:r>
+              <w:rPr>
+                <w:b/>
+                <w:sz w:val="18"/>
+              </w:rPr>
+            </w:r>
+          </w:p>
+        </w:tc>
+        <w:tc>
+          <w:tcPr>
+            <w:tcW w:type="dxa" w:w="2041"/>
+            <w:shd w:val="clear" w:color="auto" w:fill="D9E2F3"/>
+          </w:tcPr>
+          <w:p>
+            <w:pPr>
+              <w:jc w:val="center"/>
+            </w:pPr>
+            <w:r>
+              <w:rPr>
+                <w:b/>
+                <w:sz w:val="18"/>
+              </w:rPr>
+              <w:t>Memory features</w:t>
+            </w:r>
+          </w:p>
+        </w:tc>
+        <w:tc>
+          <w:tcPr>
+            <w:tcW w:type="dxa" w:w="1474"/>
+            <w:shd w:val="clear" w:color="auto" w:fill="D9E2F3"/>
+          </w:tcPr>
+          <w:p>
+            <w:pPr>
+              <w:jc w:val="center"/>
+            </w:pPr>
+            <w:r>
+              <w:rPr>
+                <w:b/>
+                <w:sz w:val="18"/>
+              </w:rPr>
+              <w:t>7</w:t>
+            </w:r>
+          </w:p>
+        </w:tc>
+        <w:tc>
+          <w:tcPr>
+            <w:tcW w:type="dxa" w:w="1474"/>
+            <w:shd w:val="clear" w:color="auto" w:fill="D9E2F3"/>
+          </w:tcPr>
+          <w:p>
+            <w:pPr>
+              <w:jc w:val="center"/>
+            </w:pPr>
+            <w:r>
+              <w:rPr>
+                <w:b/>
+                <w:sz w:val="18"/>
+              </w:rPr>
+              <w:t>8</w:t>
+            </w:r>
+          </w:p>
+        </w:tc>
+        <w:tc>
+          <w:tcPr>
+            <w:tcW w:type="dxa" w:w="1474"/>
+            <w:shd w:val="clear" w:color="auto" w:fill="D9E2F3"/>
+          </w:tcPr>
+          <w:p>
+            <w:pPr>
+              <w:jc w:val="center"/>
+            </w:pPr>
+            <w:r>
+              <w:rPr>
+                <w:b/>
+                <w:sz w:val="18"/>
+              </w:rPr>
+              <w:t>9</w:t>
+            </w:r>
+          </w:p>
+        </w:tc>
+        <w:tc>
+          <w:tcPr>
+            <w:tcW w:type="dxa" w:w="1474"/>
+            <w:shd w:val="clear" w:color="auto" w:fill="D9E2F3"/>
+          </w:tcPr>
+          <w:p>
+            <w:pPr>
+              <w:jc w:val="center"/>
+            </w:pPr>
+            <w:r>
+              <w:rPr>
+                <w:b/>
+                <w:sz w:val="18"/>
+              </w:rPr>
+              <w:t>18</w:t>
+            </w:r>
+          </w:p>
+        </w:tc>
+        <w:tc>
+          <w:tcPr>
+            <w:tcW w:type="dxa" w:w="1474"/>
+            <w:shd w:val="clear" w:color="auto" w:fill="D9E2F3"/>
+          </w:tcPr>
+          <w:p>
+            <w:pPr>
+              <w:jc w:val="center"/>
+            </w:pPr>
+            <w:r>
+              <w:rPr>
+                <w:b/>
+                <w:sz w:val="18"/>
+              </w:rPr>
+              <w:t>20</w:t>
+            </w:r>
+          </w:p>
+        </w:tc>
+        <w:tc>
+          <w:tcPr>
+            <w:tcW w:type="dxa" w:w="1474"/>
+            <w:shd w:val="clear" w:color="auto" w:fill="D9E2F3"/>
+          </w:tcPr>
+          <w:p>
+            <w:pPr>
+              <w:jc w:val="center"/>
+            </w:pPr>
+            <w:r>
+              <w:rPr>
+                <w:b/>
+                <w:sz w:val="18"/>
+              </w:rPr>
+              <w:t>23</w:t>
+            </w:r>
+          </w:p>
+        </w:tc>
+        <w:tc>
+          <w:tcPr>
+            <w:tcW w:type="dxa" w:w="1474"/>
+            <w:shd w:val="clear" w:color="auto" w:fill="D9E2F3"/>
+          </w:tcPr>
+          <w:p>
+            <w:pPr>
+              <w:jc w:val="center"/>
+            </w:pPr>
+            <w:r>
+              <w:rPr>
+                <w:b/>
+                <w:sz w:val="18"/>
+              </w:rPr>
+              <w:t>47</w:t>
             </w:r>
           </w:p>
         </w:tc>
@@ -3497,7 +5215,7 @@
       <w:tr>
         <w:tc>
           <w:tcPr>
-            <w:tcW w:type="dxa" w:w="794"/>
+            <w:tcW w:type="dxa" w:w="907"/>
           </w:tcPr>
           <w:p>
             <w:pPr>
@@ -3513,7 +5231,7 @@
         </w:tc>
         <w:tc>
           <w:tcPr>
-            <w:tcW w:type="dxa" w:w="1928"/>
+            <w:tcW w:type="dxa" w:w="2041"/>
           </w:tcPr>
           <w:p>
             <w:pPr>
@@ -3523,135 +5241,119 @@
               <w:rPr>
                 <w:sz w:val="18"/>
               </w:rPr>
-              <w:t>LightGBM</w:t>
-            </w:r>
-          </w:p>
-        </w:tc>
-        <w:tc>
-          <w:tcPr>
-            <w:tcW w:type="dxa" w:w="1191"/>
-          </w:tcPr>
-          <w:p>
-            <w:pPr>
-              <w:jc w:val="center"/>
-            </w:pPr>
-            <w:r>
-              <w:rPr>
-                <w:sz w:val="18"/>
-              </w:rPr>
-              <w:t>0.6487</w:t>
-            </w:r>
-          </w:p>
-        </w:tc>
-        <w:tc>
-          <w:tcPr>
-            <w:tcW w:type="dxa" w:w="1191"/>
-          </w:tcPr>
-          <w:p>
-            <w:pPr>
-              <w:jc w:val="center"/>
-            </w:pPr>
-            <w:r>
-              <w:rPr>
-                <w:sz w:val="18"/>
-              </w:rPr>
-              <w:t>0.6487</w:t>
-            </w:r>
-          </w:p>
-        </w:tc>
-        <w:tc>
-          <w:tcPr>
-            <w:tcW w:type="dxa" w:w="1191"/>
-          </w:tcPr>
-          <w:p>
-            <w:pPr>
-              <w:jc w:val="center"/>
-            </w:pPr>
-            <w:r>
-              <w:rPr>
-                <w:sz w:val="18"/>
-              </w:rPr>
-              <w:t>0.6486</w:t>
-            </w:r>
-          </w:p>
-        </w:tc>
-        <w:tc>
-          <w:tcPr>
-            <w:tcW w:type="dxa" w:w="1191"/>
-          </w:tcPr>
-          <w:p>
-            <w:pPr>
-              <w:jc w:val="center"/>
-            </w:pPr>
-            <w:r>
-              <w:rPr>
-                <w:sz w:val="18"/>
-              </w:rPr>
-              <w:t>0.6485</w:t>
-            </w:r>
-          </w:p>
-        </w:tc>
-        <w:tc>
-          <w:tcPr>
-            <w:tcW w:type="dxa" w:w="1191"/>
-          </w:tcPr>
-          <w:p>
-            <w:pPr>
-              <w:jc w:val="center"/>
-            </w:pPr>
-            <w:r>
-              <w:rPr>
-                <w:sz w:val="18"/>
-              </w:rPr>
-              <w:t>0.6484</w:t>
-            </w:r>
-          </w:p>
-        </w:tc>
-        <w:tc>
-          <w:tcPr>
-            <w:tcW w:type="dxa" w:w="1191"/>
-          </w:tcPr>
-          <w:p>
-            <w:pPr>
-              <w:jc w:val="center"/>
-            </w:pPr>
-            <w:r>
-              <w:rPr>
-                <w:sz w:val="18"/>
-              </w:rPr>
-              <w:t>0.6483</w:t>
-            </w:r>
-          </w:p>
-        </w:tc>
-        <w:tc>
-          <w:tcPr>
-            <w:tcW w:type="dxa" w:w="1191"/>
-          </w:tcPr>
-          <w:p>
-            <w:pPr>
-              <w:jc w:val="center"/>
-            </w:pPr>
-            <w:r>
-              <w:rPr>
-                <w:sz w:val="18"/>
-              </w:rPr>
-              <w:t>0.6482</w:t>
-            </w:r>
-          </w:p>
-        </w:tc>
-        <w:tc>
-          <w:tcPr>
-            <w:tcW w:type="dxa" w:w="1191"/>
-          </w:tcPr>
-          <w:p>
-            <w:pPr>
-              <w:jc w:val="center"/>
-            </w:pPr>
-            <w:r>
-              <w:rPr>
-                <w:sz w:val="18"/>
-              </w:rPr>
-              <w:t>0.6480</w:t>
+              <w:t>Logistic regression</w:t>
+            </w:r>
+          </w:p>
+        </w:tc>
+        <w:tc>
+          <w:tcPr>
+            <w:tcW w:type="dxa" w:w="1474"/>
+          </w:tcPr>
+          <w:p>
+            <w:pPr>
+              <w:jc w:val="center"/>
+            </w:pPr>
+            <w:r>
+              <w:rPr>
+                <w:sz w:val="18"/>
+              </w:rPr>
+              <w:t>-0.19 ± 0.47</w:t>
+            </w:r>
+          </w:p>
+        </w:tc>
+        <w:tc>
+          <w:tcPr>
+            <w:tcW w:type="dxa" w:w="1474"/>
+          </w:tcPr>
+          <w:p>
+            <w:pPr>
+              <w:jc w:val="center"/>
+            </w:pPr>
+            <w:r>
+              <w:rPr>
+                <w:sz w:val="18"/>
+              </w:rPr>
+              <w:t>+0.84 ± 0.10</w:t>
+            </w:r>
+          </w:p>
+        </w:tc>
+        <w:tc>
+          <w:tcPr>
+            <w:tcW w:type="dxa" w:w="1474"/>
+          </w:tcPr>
+          <w:p>
+            <w:pPr>
+              <w:jc w:val="center"/>
+            </w:pPr>
+            <w:r>
+              <w:rPr>
+                <w:sz w:val="18"/>
+              </w:rPr>
+              <w:t>+0.98 ± 0.13</w:t>
+            </w:r>
+          </w:p>
+        </w:tc>
+        <w:tc>
+          <w:tcPr>
+            <w:tcW w:type="dxa" w:w="1474"/>
+          </w:tcPr>
+          <w:p>
+            <w:pPr>
+              <w:jc w:val="center"/>
+            </w:pPr>
+            <w:r>
+              <w:rPr>
+                <w:sz w:val="18"/>
+              </w:rPr>
+              <w:t>+1.21 ± 0.17</w:t>
+            </w:r>
+          </w:p>
+        </w:tc>
+        <w:tc>
+          <w:tcPr>
+            <w:tcW w:type="dxa" w:w="1474"/>
+          </w:tcPr>
+          <w:p>
+            <w:pPr>
+              <w:jc w:val="center"/>
+            </w:pPr>
+            <w:r>
+              <w:rPr>
+                <w:sz w:val="18"/>
+              </w:rPr>
+              <w:t>+1.64 ± 0.19</w:t>
+            </w:r>
+          </w:p>
+        </w:tc>
+        <w:tc>
+          <w:tcPr>
+            <w:tcW w:type="dxa" w:w="1474"/>
+          </w:tcPr>
+          <w:p>
+            <w:pPr>
+              <w:jc w:val="center"/>
+            </w:pPr>
+            <w:r>
+              <w:rPr>
+                <w:sz w:val="18"/>
+              </w:rPr>
+              <w:t>+2.06 ± 0.25</w:t>
+            </w:r>
+          </w:p>
+        </w:tc>
+        <w:tc>
+          <w:tcPr>
+            <w:tcW w:type="dxa" w:w="1474"/>
+          </w:tcPr>
+          <w:p>
+            <w:pPr>
+              <w:jc w:val="center"/>
+            </w:pPr>
+            <w:r>
+              <w:rPr>
+                <w:sz w:val="18"/>
+              </w:rPr>
+              <w:t>+3.33 ± 0.32</w:t>
             </w:r>
           </w:p>
         </w:tc>
@@ -3659,7 +5361,7 @@
       <w:tr>
         <w:tc>
           <w:tcPr>
-            <w:tcW w:type="dxa" w:w="794"/>
+            <w:tcW w:type="dxa" w:w="907"/>
           </w:tcPr>
           <w:p>
             <w:pPr>
@@ -3669,13 +5371,13 @@
               <w:rPr>
                 <w:sz w:val="18"/>
               </w:rPr>
-              <w:t>Women</w:t>
-            </w:r>
-          </w:p>
-        </w:tc>
-        <w:tc>
-          <w:tcPr>
-            <w:tcW w:type="dxa" w:w="1928"/>
+              <w:t>Men</w:t>
+            </w:r>
+          </w:p>
+        </w:tc>
+        <w:tc>
+          <w:tcPr>
+            <w:tcW w:type="dxa" w:w="2041"/>
           </w:tcPr>
           <w:p>
             <w:pPr>
@@ -3685,135 +5387,119 @@
               <w:rPr>
                 <w:sz w:val="18"/>
               </w:rPr>
-              <w:t>Logistic regression</w:t>
-            </w:r>
-          </w:p>
-        </w:tc>
-        <w:tc>
-          <w:tcPr>
-            <w:tcW w:type="dxa" w:w="1191"/>
-          </w:tcPr>
-          <w:p>
-            <w:pPr>
-              <w:jc w:val="center"/>
-            </w:pPr>
-            <w:r>
-              <w:rPr>
-                <w:sz w:val="18"/>
-              </w:rPr>
-              <w:t>0.6799</w:t>
-            </w:r>
-          </w:p>
-        </w:tc>
-        <w:tc>
-          <w:tcPr>
-            <w:tcW w:type="dxa" w:w="1191"/>
-          </w:tcPr>
-          <w:p>
-            <w:pPr>
-              <w:jc w:val="center"/>
-            </w:pPr>
-            <w:r>
-              <w:rPr>
-                <w:sz w:val="18"/>
-              </w:rPr>
-              <w:t>0.6798</w:t>
-            </w:r>
-          </w:p>
-        </w:tc>
-        <w:tc>
-          <w:tcPr>
-            <w:tcW w:type="dxa" w:w="1191"/>
-          </w:tcPr>
-          <w:p>
-            <w:pPr>
-              <w:jc w:val="center"/>
-            </w:pPr>
-            <w:r>
-              <w:rPr>
-                <w:sz w:val="18"/>
-              </w:rPr>
-              <w:t>0.6798</w:t>
-            </w:r>
-          </w:p>
-        </w:tc>
-        <w:tc>
-          <w:tcPr>
-            <w:tcW w:type="dxa" w:w="1191"/>
-          </w:tcPr>
-          <w:p>
-            <w:pPr>
-              <w:jc w:val="center"/>
-            </w:pPr>
-            <w:r>
-              <w:rPr>
-                <w:sz w:val="18"/>
-              </w:rPr>
-              <w:t>0.6798</w:t>
-            </w:r>
-          </w:p>
-        </w:tc>
-        <w:tc>
-          <w:tcPr>
-            <w:tcW w:type="dxa" w:w="1191"/>
-          </w:tcPr>
-          <w:p>
-            <w:pPr>
-              <w:jc w:val="center"/>
-            </w:pPr>
-            <w:r>
-              <w:rPr>
-                <w:sz w:val="18"/>
-              </w:rPr>
-              <w:t>0.6796</w:t>
-            </w:r>
-          </w:p>
-        </w:tc>
-        <w:tc>
-          <w:tcPr>
-            <w:tcW w:type="dxa" w:w="1191"/>
-          </w:tcPr>
-          <w:p>
-            <w:pPr>
-              <w:jc w:val="center"/>
-            </w:pPr>
-            <w:r>
-              <w:rPr>
-                <w:sz w:val="18"/>
-              </w:rPr>
-              <w:t>0.6796</w:t>
-            </w:r>
-          </w:p>
-        </w:tc>
-        <w:tc>
-          <w:tcPr>
-            <w:tcW w:type="dxa" w:w="1191"/>
-          </w:tcPr>
-          <w:p>
-            <w:pPr>
-              <w:jc w:val="center"/>
-            </w:pPr>
-            <w:r>
-              <w:rPr>
-                <w:sz w:val="18"/>
-              </w:rPr>
-              <w:t>0.6795</w:t>
-            </w:r>
-          </w:p>
-        </w:tc>
-        <w:tc>
-          <w:tcPr>
-            <w:tcW w:type="dxa" w:w="1191"/>
-          </w:tcPr>
-          <w:p>
-            <w:pPr>
-              <w:jc w:val="center"/>
-            </w:pPr>
-            <w:r>
-              <w:rPr>
-                <w:sz w:val="18"/>
-              </w:rPr>
-              <w:t>0.6793</w:t>
+              <w:t>LightGBM</w:t>
+            </w:r>
+          </w:p>
+        </w:tc>
+        <w:tc>
+          <w:tcPr>
+            <w:tcW w:type="dxa" w:w="1474"/>
+          </w:tcPr>
+          <w:p>
+            <w:pPr>
+              <w:jc w:val="center"/>
+            </w:pPr>
+            <w:r>
+              <w:rPr>
+                <w:sz w:val="18"/>
+              </w:rPr>
+              <w:t>+0.10 ± 0.07</w:t>
+            </w:r>
+          </w:p>
+        </w:tc>
+        <w:tc>
+          <w:tcPr>
+            <w:tcW w:type="dxa" w:w="1474"/>
+          </w:tcPr>
+          <w:p>
+            <w:pPr>
+              <w:jc w:val="center"/>
+            </w:pPr>
+            <w:r>
+              <w:rPr>
+                <w:sz w:val="18"/>
+              </w:rPr>
+              <w:t>+0.49 ± 0.12</w:t>
+            </w:r>
+          </w:p>
+        </w:tc>
+        <w:tc>
+          <w:tcPr>
+            <w:tcW w:type="dxa" w:w="1474"/>
+          </w:tcPr>
+          <w:p>
+            <w:pPr>
+              <w:jc w:val="center"/>
+            </w:pPr>
+            <w:r>
+              <w:rPr>
+                <w:sz w:val="18"/>
+              </w:rPr>
+              <w:t>+0.72 ± 0.16</w:t>
+            </w:r>
+          </w:p>
+        </w:tc>
+        <w:tc>
+          <w:tcPr>
+            <w:tcW w:type="dxa" w:w="1474"/>
+          </w:tcPr>
+          <w:p>
+            <w:pPr>
+              <w:jc w:val="center"/>
+            </w:pPr>
+            <w:r>
+              <w:rPr>
+                <w:sz w:val="18"/>
+              </w:rPr>
+              <w:t>+1.15 ± 0.18</w:t>
+            </w:r>
+          </w:p>
+        </w:tc>
+        <w:tc>
+          <w:tcPr>
+            <w:tcW w:type="dxa" w:w="1474"/>
+          </w:tcPr>
+          <w:p>
+            <w:pPr>
+              <w:jc w:val="center"/>
+            </w:pPr>
+            <w:r>
+              <w:rPr>
+                <w:sz w:val="18"/>
+              </w:rPr>
+              <w:t>+1.60 ± 0.22</w:t>
+            </w:r>
+          </w:p>
+        </w:tc>
+        <w:tc>
+          <w:tcPr>
+            <w:tcW w:type="dxa" w:w="1474"/>
+          </w:tcPr>
+          <w:p>
+            <w:pPr>
+              <w:jc w:val="center"/>
+            </w:pPr>
+            <w:r>
+              <w:rPr>
+                <w:sz w:val="18"/>
+              </w:rPr>
+              <w:t>+2.30 ± 0.31</w:t>
+            </w:r>
+          </w:p>
+        </w:tc>
+        <w:tc>
+          <w:tcPr>
+            <w:tcW w:type="dxa" w:w="1474"/>
+          </w:tcPr>
+          <w:p>
+            <w:pPr>
+              <w:jc w:val="center"/>
+            </w:pPr>
+            <w:r>
+              <w:rPr>
+                <w:sz w:val="18"/>
+              </w:rPr>
+              <w:t>+3.31 ± 0.43</w:t>
             </w:r>
           </w:p>
         </w:tc>
@@ -3821,7 +5507,7 @@
       <w:tr>
         <w:tc>
           <w:tcPr>
-            <w:tcW w:type="dxa" w:w="794"/>
+            <w:tcW w:type="dxa" w:w="907"/>
           </w:tcPr>
           <w:p>
             <w:pPr>
@@ -3837,7 +5523,7 @@
         </w:tc>
         <w:tc>
           <w:tcPr>
-            <w:tcW w:type="dxa" w:w="1928"/>
+            <w:tcW w:type="dxa" w:w="2041"/>
           </w:tcPr>
           <w:p>
             <w:pPr>
@@ -3847,140 +5533,1937 @@
               <w:rPr>
                 <w:sz w:val="18"/>
               </w:rPr>
+              <w:t>Logistic regression</w:t>
+            </w:r>
+          </w:p>
+        </w:tc>
+        <w:tc>
+          <w:tcPr>
+            <w:tcW w:type="dxa" w:w="1474"/>
+          </w:tcPr>
+          <w:p>
+            <w:pPr>
+              <w:jc w:val="center"/>
+            </w:pPr>
+            <w:r>
+              <w:rPr>
+                <w:sz w:val="18"/>
+              </w:rPr>
+              <w:t>+0.21 ± 0.05</w:t>
+            </w:r>
+          </w:p>
+        </w:tc>
+        <w:tc>
+          <w:tcPr>
+            <w:tcW w:type="dxa" w:w="1474"/>
+          </w:tcPr>
+          <w:p>
+            <w:pPr>
+              <w:jc w:val="center"/>
+            </w:pPr>
+            <w:r>
+              <w:rPr>
+                <w:sz w:val="18"/>
+              </w:rPr>
+              <w:t>+0.49 ± 0.06</w:t>
+            </w:r>
+          </w:p>
+        </w:tc>
+        <w:tc>
+          <w:tcPr>
+            <w:tcW w:type="dxa" w:w="1474"/>
+          </w:tcPr>
+          <w:p>
+            <w:pPr>
+              <w:jc w:val="center"/>
+            </w:pPr>
+            <w:r>
+              <w:rPr>
+                <w:sz w:val="18"/>
+              </w:rPr>
+              <w:t>+0.54 ± 0.05</w:t>
+            </w:r>
+          </w:p>
+        </w:tc>
+        <w:tc>
+          <w:tcPr>
+            <w:tcW w:type="dxa" w:w="1474"/>
+          </w:tcPr>
+          <w:p>
+            <w:pPr>
+              <w:jc w:val="center"/>
+            </w:pPr>
+            <w:r>
+              <w:rPr>
+                <w:sz w:val="18"/>
+              </w:rPr>
+              <w:t>+0.92 ± 0.15</w:t>
+            </w:r>
+          </w:p>
+        </w:tc>
+        <w:tc>
+          <w:tcPr>
+            <w:tcW w:type="dxa" w:w="1474"/>
+          </w:tcPr>
+          <w:p>
+            <w:pPr>
+              <w:jc w:val="center"/>
+            </w:pPr>
+            <w:r>
+              <w:rPr>
+                <w:sz w:val="18"/>
+              </w:rPr>
+              <w:t>+1.36 ± 0.15</w:t>
+            </w:r>
+          </w:p>
+        </w:tc>
+        <w:tc>
+          <w:tcPr>
+            <w:tcW w:type="dxa" w:w="1474"/>
+          </w:tcPr>
+          <w:p>
+            <w:pPr>
+              <w:jc w:val="center"/>
+            </w:pPr>
+            <w:r>
+              <w:rPr>
+                <w:sz w:val="18"/>
+              </w:rPr>
+              <w:t>+2.01 ± 0.26</w:t>
+            </w:r>
+          </w:p>
+        </w:tc>
+        <w:tc>
+          <w:tcPr>
+            <w:tcW w:type="dxa" w:w="1474"/>
+          </w:tcPr>
+          <w:p>
+            <w:pPr>
+              <w:jc w:val="center"/>
+            </w:pPr>
+            <w:r>
+              <w:rPr>
+                <w:sz w:val="18"/>
+              </w:rPr>
+              <w:t>+3.01 ± 0.31</w:t>
+            </w:r>
+          </w:p>
+        </w:tc>
+      </w:tr>
+      <w:tr>
+        <w:tc>
+          <w:tcPr>
+            <w:tcW w:type="dxa" w:w="907"/>
+          </w:tcPr>
+          <w:p>
+            <w:pPr>
+              <w:jc w:val="left"/>
+            </w:pPr>
+            <w:r>
+              <w:rPr>
+                <w:sz w:val="18"/>
+              </w:rPr>
+              <w:t>Women</w:t>
+            </w:r>
+          </w:p>
+        </w:tc>
+        <w:tc>
+          <w:tcPr>
+            <w:tcW w:type="dxa" w:w="2041"/>
+          </w:tcPr>
+          <w:p>
+            <w:pPr>
+              <w:jc w:val="left"/>
+            </w:pPr>
+            <w:r>
+              <w:rPr>
+                <w:sz w:val="18"/>
+              </w:rPr>
               <w:t>LightGBM</w:t>
             </w:r>
           </w:p>
         </w:tc>
         <w:tc>
           <w:tcPr>
-            <w:tcW w:type="dxa" w:w="1191"/>
-          </w:tcPr>
-          <w:p>
-            <w:pPr>
-              <w:jc w:val="center"/>
-            </w:pPr>
-            <w:r>
-              <w:rPr>
-                <w:sz w:val="18"/>
-              </w:rPr>
-              <w:t>0.6799</w:t>
-            </w:r>
-          </w:p>
-        </w:tc>
-        <w:tc>
-          <w:tcPr>
-            <w:tcW w:type="dxa" w:w="1191"/>
-          </w:tcPr>
-          <w:p>
-            <w:pPr>
-              <w:jc w:val="center"/>
-            </w:pPr>
-            <w:r>
-              <w:rPr>
-                <w:sz w:val="18"/>
-              </w:rPr>
-              <w:t>0.6799</w:t>
-            </w:r>
-          </w:p>
-        </w:tc>
-        <w:tc>
-          <w:tcPr>
-            <w:tcW w:type="dxa" w:w="1191"/>
-          </w:tcPr>
-          <w:p>
-            <w:pPr>
-              <w:jc w:val="center"/>
-            </w:pPr>
-            <w:r>
-              <w:rPr>
-                <w:sz w:val="18"/>
-              </w:rPr>
-              <w:t>0.6799</w:t>
-            </w:r>
-          </w:p>
-        </w:tc>
-        <w:tc>
-          <w:tcPr>
-            <w:tcW w:type="dxa" w:w="1191"/>
-          </w:tcPr>
-          <w:p>
-            <w:pPr>
-              <w:jc w:val="center"/>
-            </w:pPr>
-            <w:r>
-              <w:rPr>
-                <w:sz w:val="18"/>
-              </w:rPr>
-              <w:t>0.6798</w:t>
-            </w:r>
-          </w:p>
-        </w:tc>
-        <w:tc>
-          <w:tcPr>
-            <w:tcW w:type="dxa" w:w="1191"/>
-          </w:tcPr>
-          <w:p>
-            <w:pPr>
-              <w:jc w:val="center"/>
-            </w:pPr>
-            <w:r>
-              <w:rPr>
-                <w:sz w:val="18"/>
-              </w:rPr>
-              <w:t>0.6797</w:t>
-            </w:r>
-          </w:p>
-        </w:tc>
-        <w:tc>
-          <w:tcPr>
-            <w:tcW w:type="dxa" w:w="1191"/>
-          </w:tcPr>
-          <w:p>
-            <w:pPr>
-              <w:jc w:val="center"/>
-            </w:pPr>
-            <w:r>
-              <w:rPr>
-                <w:sz w:val="18"/>
-              </w:rPr>
-              <w:t>0.6796</w:t>
-            </w:r>
-          </w:p>
-        </w:tc>
-        <w:tc>
-          <w:tcPr>
-            <w:tcW w:type="dxa" w:w="1191"/>
-          </w:tcPr>
-          <w:p>
-            <w:pPr>
-              <w:jc w:val="center"/>
-            </w:pPr>
-            <w:r>
-              <w:rPr>
-                <w:sz w:val="18"/>
-              </w:rPr>
-              <w:t>0.6796</w:t>
-            </w:r>
-          </w:p>
-        </w:tc>
-        <w:tc>
-          <w:tcPr>
-            <w:tcW w:type="dxa" w:w="1191"/>
-          </w:tcPr>
-          <w:p>
-            <w:pPr>
-              <w:jc w:val="center"/>
-            </w:pPr>
-            <w:r>
-              <w:rPr>
-                <w:sz w:val="18"/>
-              </w:rPr>
-              <w:t>0.6794</w:t>
+            <w:tcW w:type="dxa" w:w="1474"/>
+          </w:tcPr>
+          <w:p>
+            <w:pPr>
+              <w:jc w:val="center"/>
+            </w:pPr>
+            <w:r>
+              <w:rPr>
+                <w:sz w:val="18"/>
+              </w:rPr>
+              <w:t>+0.06 ± 0.06</w:t>
+            </w:r>
+          </w:p>
+        </w:tc>
+        <w:tc>
+          <w:tcPr>
+            <w:tcW w:type="dxa" w:w="1474"/>
+          </w:tcPr>
+          <w:p>
+            <w:pPr>
+              <w:jc w:val="center"/>
+            </w:pPr>
+            <w:r>
+              <w:rPr>
+                <w:sz w:val="18"/>
+              </w:rPr>
+              <w:t>+0.19 ± 0.09</w:t>
+            </w:r>
+          </w:p>
+        </w:tc>
+        <w:tc>
+          <w:tcPr>
+            <w:tcW w:type="dxa" w:w="1474"/>
+          </w:tcPr>
+          <w:p>
+            <w:pPr>
+              <w:jc w:val="center"/>
+            </w:pPr>
+            <w:r>
+              <w:rPr>
+                <w:sz w:val="18"/>
+              </w:rPr>
+              <w:t>+0.26 ± 0.15</w:t>
+            </w:r>
+          </w:p>
+        </w:tc>
+        <w:tc>
+          <w:tcPr>
+            <w:tcW w:type="dxa" w:w="1474"/>
+          </w:tcPr>
+          <w:p>
+            <w:pPr>
+              <w:jc w:val="center"/>
+            </w:pPr>
+            <w:r>
+              <w:rPr>
+                <w:sz w:val="18"/>
+              </w:rPr>
+              <w:t>+0.49 ± 0.12</w:t>
+            </w:r>
+          </w:p>
+        </w:tc>
+        <w:tc>
+          <w:tcPr>
+            <w:tcW w:type="dxa" w:w="1474"/>
+          </w:tcPr>
+          <w:p>
+            <w:pPr>
+              <w:jc w:val="center"/>
+            </w:pPr>
+            <w:r>
+              <w:rPr>
+                <w:sz w:val="18"/>
+              </w:rPr>
+              <w:t>+0.96 ± 0.11</w:t>
+            </w:r>
+          </w:p>
+        </w:tc>
+        <w:tc>
+          <w:tcPr>
+            <w:tcW w:type="dxa" w:w="1474"/>
+          </w:tcPr>
+          <w:p>
+            <w:pPr>
+              <w:jc w:val="center"/>
+            </w:pPr>
+            <w:r>
+              <w:rPr>
+                <w:sz w:val="18"/>
+              </w:rPr>
+              <w:t>+1.47 ± 0.20</w:t>
+            </w:r>
+          </w:p>
+        </w:tc>
+        <w:tc>
+          <w:tcPr>
+            <w:tcW w:type="dxa" w:w="1474"/>
+          </w:tcPr>
+          <w:p>
+            <w:pPr>
+              <w:jc w:val="center"/>
+            </w:pPr>
+            <w:r>
+              <w:rPr>
+                <w:sz w:val="18"/>
+              </w:rPr>
+              <w:t>+2.69 ± 0.24</w:t>
             </w:r>
           </w:p>
         </w:tc>
       </w:tr>
     </w:tbl>
+    <w:p/>
+    <w:p>
+      <w:pPr>
+        <w:pageBreakBefore/>
+      </w:pPr>
+      <w:r>
+        <w:rPr>
+          <w:b/>
+        </w:rPr>
+        <w:t>Table 4. Memory horizon (exp2, lookback EWMAs): log-loss and Brier score at each history length.</w:t>
+      </w:r>
+    </w:p>
+    <w:p>
+      <w:r>
+        <w:rPr>
+          <w:i/>
+          <w:sz w:val="18"/>
+        </w:rPr>
+        <w:t>Mean over the 10 folds (lower is better). Unpaired fold-to-fold s.e. is about 0.0010 log-loss (men) and 0.0005 (women); the paired gains in Tables 2a/2b remove that variation.</w:t>
+      </w:r>
+    </w:p>
+    <w:tbl>
+      <w:tblPr>
+        <w:tblStyle w:val="TableGrid"/>
+        <w:tblW w:type="auto" w:w="0"/>
+        <w:jc w:val="center"/>
+        <w:tblLook w:firstColumn="1" w:firstRow="1" w:lastColumn="0" w:lastRow="0" w:noHBand="0" w:noVBand="1" w:val="04A0"/>
+      </w:tblPr>
+      <w:tblGrid>
+        <w:gridCol w:w="1345"/>
+        <w:gridCol w:w="1345"/>
+        <w:gridCol w:w="1345"/>
+        <w:gridCol w:w="1345"/>
+        <w:gridCol w:w="1345"/>
+        <w:gridCol w:w="1345"/>
+        <w:gridCol w:w="1345"/>
+        <w:gridCol w:w="1345"/>
+        <w:gridCol w:w="1345"/>
+        <w:gridCol w:w="1345"/>
+        <w:gridCol w:w="1345"/>
+      </w:tblGrid>
+      <w:tr>
+        <w:tc>
+          <w:tcPr>
+            <w:tcW w:type="dxa" w:w="850"/>
+            <w:shd w:val="clear" w:color="auto" w:fill="D9E2F3"/>
+          </w:tcPr>
+          <w:p>
+            <w:pPr>
+              <w:jc w:val="center"/>
+            </w:pPr>
+            <w:r>
+              <w:rPr>
+                <w:b/>
+                <w:sz w:val="18"/>
+              </w:rPr>
+              <w:t>Tour</w:t>
+            </w:r>
+          </w:p>
+        </w:tc>
+        <w:tc>
+          <w:tcPr>
+            <w:tcW w:type="dxa" w:w="1871"/>
+            <w:shd w:val="clear" w:color="auto" w:fill="D9E2F3"/>
+          </w:tcPr>
+          <w:p>
+            <w:pPr>
+              <w:jc w:val="center"/>
+            </w:pPr>
+            <w:r>
+              <w:rPr>
+                <w:b/>
+                <w:sz w:val="18"/>
+              </w:rPr>
+              <w:t>Model</w:t>
+            </w:r>
+          </w:p>
+        </w:tc>
+        <w:tc>
+          <w:tcPr>
+            <w:tcW w:type="dxa" w:w="907"/>
+            <w:shd w:val="clear" w:color="auto" w:fill="D9E2F3"/>
+          </w:tcPr>
+          <w:p>
+            <w:pPr>
+              <w:jc w:val="center"/>
+            </w:pPr>
+            <w:r>
+              <w:rPr>
+                <w:b/>
+                <w:sz w:val="18"/>
+              </w:rPr>
+              <w:t>Metric</w:t>
+            </w:r>
+          </w:p>
+        </w:tc>
+        <w:tc>
+          <w:tcPr>
+            <w:tcW w:type="dxa" w:w="1134"/>
+            <w:shd w:val="clear" w:color="auto" w:fill="D9E2F3"/>
+          </w:tcPr>
+          <w:p>
+            <w:pPr>
+              <w:jc w:val="center"/>
+            </w:pPr>
+            <w:r>
+              <w:rPr>
+                <w:b/>
+                <w:sz w:val="18"/>
+              </w:rPr>
+              <w:t>H = 0</w:t>
+            </w:r>
+          </w:p>
+        </w:tc>
+        <w:tc>
+          <w:tcPr>
+            <w:tcW w:type="dxa" w:w="1134"/>
+            <w:shd w:val="clear" w:color="auto" w:fill="D9E2F3"/>
+          </w:tcPr>
+          <w:p>
+            <w:pPr>
+              <w:jc w:val="center"/>
+            </w:pPr>
+            <w:r>
+              <w:rPr>
+                <w:b/>
+                <w:sz w:val="18"/>
+              </w:rPr>
+              <w:t>H = 1</w:t>
+            </w:r>
+          </w:p>
+        </w:tc>
+        <w:tc>
+          <w:tcPr>
+            <w:tcW w:type="dxa" w:w="1134"/>
+            <w:shd w:val="clear" w:color="auto" w:fill="D9E2F3"/>
+          </w:tcPr>
+          <w:p>
+            <w:pPr>
+              <w:jc w:val="center"/>
+            </w:pPr>
+            <w:r>
+              <w:rPr>
+                <w:b/>
+                <w:sz w:val="18"/>
+              </w:rPr>
+              <w:t>H = 3</w:t>
+            </w:r>
+          </w:p>
+        </w:tc>
+        <w:tc>
+          <w:tcPr>
+            <w:tcW w:type="dxa" w:w="1134"/>
+            <w:shd w:val="clear" w:color="auto" w:fill="D9E2F3"/>
+          </w:tcPr>
+          <w:p>
+            <w:pPr>
+              <w:jc w:val="center"/>
+            </w:pPr>
+            <w:r>
+              <w:rPr>
+                <w:b/>
+                <w:sz w:val="18"/>
+              </w:rPr>
+              <w:t>H = 5</w:t>
+            </w:r>
+          </w:p>
+        </w:tc>
+        <w:tc>
+          <w:tcPr>
+            <w:tcW w:type="dxa" w:w="1134"/>
+            <w:shd w:val="clear" w:color="auto" w:fill="D9E2F3"/>
+          </w:tcPr>
+          <w:p>
+            <w:pPr>
+              <w:jc w:val="center"/>
+            </w:pPr>
+            <w:r>
+              <w:rPr>
+                <w:b/>
+                <w:sz w:val="18"/>
+              </w:rPr>
+              <w:t>H = 10</w:t>
+            </w:r>
+          </w:p>
+        </w:tc>
+        <w:tc>
+          <w:tcPr>
+            <w:tcW w:type="dxa" w:w="1134"/>
+            <w:shd w:val="clear" w:color="auto" w:fill="D9E2F3"/>
+          </w:tcPr>
+          <w:p>
+            <w:pPr>
+              <w:jc w:val="center"/>
+            </w:pPr>
+            <w:r>
+              <w:rPr>
+                <w:b/>
+                <w:sz w:val="18"/>
+              </w:rPr>
+              <w:t>H = 20</w:t>
+            </w:r>
+          </w:p>
+        </w:tc>
+        <w:tc>
+          <w:tcPr>
+            <w:tcW w:type="dxa" w:w="1134"/>
+            <w:shd w:val="clear" w:color="auto" w:fill="D9E2F3"/>
+          </w:tcPr>
+          <w:p>
+            <w:pPr>
+              <w:jc w:val="center"/>
+            </w:pPr>
+            <w:r>
+              <w:rPr>
+                <w:b/>
+                <w:sz w:val="18"/>
+              </w:rPr>
+              <w:t>H = 50</w:t>
+            </w:r>
+          </w:p>
+        </w:tc>
+        <w:tc>
+          <w:tcPr>
+            <w:tcW w:type="dxa" w:w="1134"/>
+            <w:shd w:val="clear" w:color="auto" w:fill="D9E2F3"/>
+          </w:tcPr>
+          <w:p>
+            <w:pPr>
+              <w:jc w:val="center"/>
+            </w:pPr>
+            <w:r>
+              <w:rPr>
+                <w:b/>
+                <w:sz w:val="18"/>
+              </w:rPr>
+              <w:t>Whole match</w:t>
+            </w:r>
+          </w:p>
+        </w:tc>
+      </w:tr>
+      <w:tr>
+        <w:tc>
+          <w:tcPr>
+            <w:tcW w:type="dxa" w:w="850"/>
+          </w:tcPr>
+          <w:p>
+            <w:pPr>
+              <w:jc w:val="left"/>
+            </w:pPr>
+            <w:r>
+              <w:rPr>
+                <w:sz w:val="18"/>
+              </w:rPr>
+              <w:t>Men</w:t>
+            </w:r>
+          </w:p>
+        </w:tc>
+        <w:tc>
+          <w:tcPr>
+            <w:tcW w:type="dxa" w:w="1871"/>
+          </w:tcPr>
+          <w:p>
+            <w:pPr>
+              <w:jc w:val="left"/>
+            </w:pPr>
+            <w:r>
+              <w:rPr>
+                <w:sz w:val="18"/>
+              </w:rPr>
+              <w:t>Logistic regression</w:t>
+            </w:r>
+          </w:p>
+        </w:tc>
+        <w:tc>
+          <w:tcPr>
+            <w:tcW w:type="dxa" w:w="907"/>
+          </w:tcPr>
+          <w:p>
+            <w:pPr>
+              <w:jc w:val="left"/>
+            </w:pPr>
+            <w:r>
+              <w:rPr>
+                <w:sz w:val="18"/>
+              </w:rPr>
+              <w:t>Log-loss</w:t>
+            </w:r>
+          </w:p>
+        </w:tc>
+        <w:tc>
+          <w:tcPr>
+            <w:tcW w:type="dxa" w:w="1134"/>
+          </w:tcPr>
+          <w:p>
+            <w:pPr>
+              <w:jc w:val="center"/>
+            </w:pPr>
+            <w:r>
+              <w:rPr>
+                <w:sz w:val="18"/>
+              </w:rPr>
+              <w:t>0.6490</w:t>
+            </w:r>
+          </w:p>
+        </w:tc>
+        <w:tc>
+          <w:tcPr>
+            <w:tcW w:type="dxa" w:w="1134"/>
+          </w:tcPr>
+          <w:p>
+            <w:pPr>
+              <w:jc w:val="center"/>
+            </w:pPr>
+            <w:r>
+              <w:rPr>
+                <w:sz w:val="18"/>
+              </w:rPr>
+              <w:t>0.6490</w:t>
+            </w:r>
+          </w:p>
+        </w:tc>
+        <w:tc>
+          <w:tcPr>
+            <w:tcW w:type="dxa" w:w="1134"/>
+          </w:tcPr>
+          <w:p>
+            <w:pPr>
+              <w:jc w:val="center"/>
+            </w:pPr>
+            <w:r>
+              <w:rPr>
+                <w:sz w:val="18"/>
+              </w:rPr>
+              <w:t>0.6488</w:t>
+            </w:r>
+          </w:p>
+        </w:tc>
+        <w:tc>
+          <w:tcPr>
+            <w:tcW w:type="dxa" w:w="1134"/>
+          </w:tcPr>
+          <w:p>
+            <w:pPr>
+              <w:jc w:val="center"/>
+            </w:pPr>
+            <w:r>
+              <w:rPr>
+                <w:sz w:val="18"/>
+              </w:rPr>
+              <w:t>0.6488</w:t>
+            </w:r>
+          </w:p>
+        </w:tc>
+        <w:tc>
+          <w:tcPr>
+            <w:tcW w:type="dxa" w:w="1134"/>
+          </w:tcPr>
+          <w:p>
+            <w:pPr>
+              <w:jc w:val="center"/>
+            </w:pPr>
+            <w:r>
+              <w:rPr>
+                <w:sz w:val="18"/>
+              </w:rPr>
+              <w:t>0.6487</w:t>
+            </w:r>
+          </w:p>
+        </w:tc>
+        <w:tc>
+          <w:tcPr>
+            <w:tcW w:type="dxa" w:w="1134"/>
+          </w:tcPr>
+          <w:p>
+            <w:pPr>
+              <w:jc w:val="center"/>
+            </w:pPr>
+            <w:r>
+              <w:rPr>
+                <w:sz w:val="18"/>
+              </w:rPr>
+              <w:t>0.6486</w:t>
+            </w:r>
+          </w:p>
+        </w:tc>
+        <w:tc>
+          <w:tcPr>
+            <w:tcW w:type="dxa" w:w="1134"/>
+          </w:tcPr>
+          <w:p>
+            <w:pPr>
+              <w:jc w:val="center"/>
+            </w:pPr>
+            <w:r>
+              <w:rPr>
+                <w:sz w:val="18"/>
+              </w:rPr>
+              <w:t>0.6486</w:t>
+            </w:r>
+          </w:p>
+        </w:tc>
+        <w:tc>
+          <w:tcPr>
+            <w:tcW w:type="dxa" w:w="1134"/>
+          </w:tcPr>
+          <w:p>
+            <w:pPr>
+              <w:jc w:val="center"/>
+            </w:pPr>
+            <w:r>
+              <w:rPr>
+                <w:sz w:val="18"/>
+              </w:rPr>
+              <w:t>0.6483</w:t>
+            </w:r>
+          </w:p>
+        </w:tc>
+      </w:tr>
+      <w:tr>
+        <w:tc>
+          <w:tcPr>
+            <w:tcW w:type="dxa" w:w="850"/>
+          </w:tcPr>
+          <w:p>
+            <w:pPr>
+              <w:jc w:val="left"/>
+            </w:pPr>
+            <w:r>
+              <w:rPr>
+                <w:sz w:val="18"/>
+              </w:rPr>
+              <w:t>Men</w:t>
+            </w:r>
+          </w:p>
+        </w:tc>
+        <w:tc>
+          <w:tcPr>
+            <w:tcW w:type="dxa" w:w="1871"/>
+          </w:tcPr>
+          <w:p>
+            <w:pPr>
+              <w:jc w:val="left"/>
+            </w:pPr>
+            <w:r>
+              <w:rPr>
+                <w:sz w:val="18"/>
+              </w:rPr>
+              <w:t>LightGBM</w:t>
+            </w:r>
+          </w:p>
+        </w:tc>
+        <w:tc>
+          <w:tcPr>
+            <w:tcW w:type="dxa" w:w="907"/>
+          </w:tcPr>
+          <w:p>
+            <w:pPr>
+              <w:jc w:val="left"/>
+            </w:pPr>
+            <w:r>
+              <w:rPr>
+                <w:sz w:val="18"/>
+              </w:rPr>
+              <w:t>Log-loss</w:t>
+            </w:r>
+          </w:p>
+        </w:tc>
+        <w:tc>
+          <w:tcPr>
+            <w:tcW w:type="dxa" w:w="1134"/>
+          </w:tcPr>
+          <w:p>
+            <w:pPr>
+              <w:jc w:val="center"/>
+            </w:pPr>
+            <w:r>
+              <w:rPr>
+                <w:sz w:val="18"/>
+              </w:rPr>
+              <w:t>0.6487</w:t>
+            </w:r>
+          </w:p>
+        </w:tc>
+        <w:tc>
+          <w:tcPr>
+            <w:tcW w:type="dxa" w:w="1134"/>
+          </w:tcPr>
+          <w:p>
+            <w:pPr>
+              <w:jc w:val="center"/>
+            </w:pPr>
+            <w:r>
+              <w:rPr>
+                <w:sz w:val="18"/>
+              </w:rPr>
+              <w:t>0.6487</w:t>
+            </w:r>
+          </w:p>
+        </w:tc>
+        <w:tc>
+          <w:tcPr>
+            <w:tcW w:type="dxa" w:w="1134"/>
+          </w:tcPr>
+          <w:p>
+            <w:pPr>
+              <w:jc w:val="center"/>
+            </w:pPr>
+            <w:r>
+              <w:rPr>
+                <w:sz w:val="18"/>
+              </w:rPr>
+              <w:t>0.6486</w:t>
+            </w:r>
+          </w:p>
+        </w:tc>
+        <w:tc>
+          <w:tcPr>
+            <w:tcW w:type="dxa" w:w="1134"/>
+          </w:tcPr>
+          <w:p>
+            <w:pPr>
+              <w:jc w:val="center"/>
+            </w:pPr>
+            <w:r>
+              <w:rPr>
+                <w:sz w:val="18"/>
+              </w:rPr>
+              <w:t>0.6485</w:t>
+            </w:r>
+          </w:p>
+        </w:tc>
+        <w:tc>
+          <w:tcPr>
+            <w:tcW w:type="dxa" w:w="1134"/>
+          </w:tcPr>
+          <w:p>
+            <w:pPr>
+              <w:jc w:val="center"/>
+            </w:pPr>
+            <w:r>
+              <w:rPr>
+                <w:sz w:val="18"/>
+              </w:rPr>
+              <w:t>0.6484</w:t>
+            </w:r>
+          </w:p>
+        </w:tc>
+        <w:tc>
+          <w:tcPr>
+            <w:tcW w:type="dxa" w:w="1134"/>
+          </w:tcPr>
+          <w:p>
+            <w:pPr>
+              <w:jc w:val="center"/>
+            </w:pPr>
+            <w:r>
+              <w:rPr>
+                <w:sz w:val="18"/>
+              </w:rPr>
+              <w:t>0.6483</w:t>
+            </w:r>
+          </w:p>
+        </w:tc>
+        <w:tc>
+          <w:tcPr>
+            <w:tcW w:type="dxa" w:w="1134"/>
+          </w:tcPr>
+          <w:p>
+            <w:pPr>
+              <w:jc w:val="center"/>
+            </w:pPr>
+            <w:r>
+              <w:rPr>
+                <w:sz w:val="18"/>
+              </w:rPr>
+              <w:t>0.6482</w:t>
+            </w:r>
+          </w:p>
+        </w:tc>
+        <w:tc>
+          <w:tcPr>
+            <w:tcW w:type="dxa" w:w="1134"/>
+          </w:tcPr>
+          <w:p>
+            <w:pPr>
+              <w:jc w:val="center"/>
+            </w:pPr>
+            <w:r>
+              <w:rPr>
+                <w:sz w:val="18"/>
+              </w:rPr>
+              <w:t>0.6480</w:t>
+            </w:r>
+          </w:p>
+        </w:tc>
+      </w:tr>
+      <w:tr>
+        <w:tc>
+          <w:tcPr>
+            <w:tcW w:type="dxa" w:w="850"/>
+          </w:tcPr>
+          <w:p>
+            <w:pPr>
+              <w:jc w:val="left"/>
+            </w:pPr>
+            <w:r>
+              <w:rPr>
+                <w:sz w:val="18"/>
+              </w:rPr>
+              <w:t>Women</w:t>
+            </w:r>
+          </w:p>
+        </w:tc>
+        <w:tc>
+          <w:tcPr>
+            <w:tcW w:type="dxa" w:w="1871"/>
+          </w:tcPr>
+          <w:p>
+            <w:pPr>
+              <w:jc w:val="left"/>
+            </w:pPr>
+            <w:r>
+              <w:rPr>
+                <w:sz w:val="18"/>
+              </w:rPr>
+              <w:t>Logistic regression</w:t>
+            </w:r>
+          </w:p>
+        </w:tc>
+        <w:tc>
+          <w:tcPr>
+            <w:tcW w:type="dxa" w:w="907"/>
+          </w:tcPr>
+          <w:p>
+            <w:pPr>
+              <w:jc w:val="left"/>
+            </w:pPr>
+            <w:r>
+              <w:rPr>
+                <w:sz w:val="18"/>
+              </w:rPr>
+              <w:t>Log-loss</w:t>
+            </w:r>
+          </w:p>
+        </w:tc>
+        <w:tc>
+          <w:tcPr>
+            <w:tcW w:type="dxa" w:w="1134"/>
+          </w:tcPr>
+          <w:p>
+            <w:pPr>
+              <w:jc w:val="center"/>
+            </w:pPr>
+            <w:r>
+              <w:rPr>
+                <w:sz w:val="18"/>
+              </w:rPr>
+              <w:t>0.6799</w:t>
+            </w:r>
+          </w:p>
+        </w:tc>
+        <w:tc>
+          <w:tcPr>
+            <w:tcW w:type="dxa" w:w="1134"/>
+          </w:tcPr>
+          <w:p>
+            <w:pPr>
+              <w:jc w:val="center"/>
+            </w:pPr>
+            <w:r>
+              <w:rPr>
+                <w:sz w:val="18"/>
+              </w:rPr>
+              <w:t>0.6798</w:t>
+            </w:r>
+          </w:p>
+        </w:tc>
+        <w:tc>
+          <w:tcPr>
+            <w:tcW w:type="dxa" w:w="1134"/>
+          </w:tcPr>
+          <w:p>
+            <w:pPr>
+              <w:jc w:val="center"/>
+            </w:pPr>
+            <w:r>
+              <w:rPr>
+                <w:sz w:val="18"/>
+              </w:rPr>
+              <w:t>0.6798</w:t>
+            </w:r>
+          </w:p>
+        </w:tc>
+        <w:tc>
+          <w:tcPr>
+            <w:tcW w:type="dxa" w:w="1134"/>
+          </w:tcPr>
+          <w:p>
+            <w:pPr>
+              <w:jc w:val="center"/>
+            </w:pPr>
+            <w:r>
+              <w:rPr>
+                <w:sz w:val="18"/>
+              </w:rPr>
+              <w:t>0.6798</w:t>
+            </w:r>
+          </w:p>
+        </w:tc>
+        <w:tc>
+          <w:tcPr>
+            <w:tcW w:type="dxa" w:w="1134"/>
+          </w:tcPr>
+          <w:p>
+            <w:pPr>
+              <w:jc w:val="center"/>
+            </w:pPr>
+            <w:r>
+              <w:rPr>
+                <w:sz w:val="18"/>
+              </w:rPr>
+              <w:t>0.6796</w:t>
+            </w:r>
+          </w:p>
+        </w:tc>
+        <w:tc>
+          <w:tcPr>
+            <w:tcW w:type="dxa" w:w="1134"/>
+          </w:tcPr>
+          <w:p>
+            <w:pPr>
+              <w:jc w:val="center"/>
+            </w:pPr>
+            <w:r>
+              <w:rPr>
+                <w:sz w:val="18"/>
+              </w:rPr>
+              <w:t>0.6796</w:t>
+            </w:r>
+          </w:p>
+        </w:tc>
+        <w:tc>
+          <w:tcPr>
+            <w:tcW w:type="dxa" w:w="1134"/>
+          </w:tcPr>
+          <w:p>
+            <w:pPr>
+              <w:jc w:val="center"/>
+            </w:pPr>
+            <w:r>
+              <w:rPr>
+                <w:sz w:val="18"/>
+              </w:rPr>
+              <w:t>0.6795</w:t>
+            </w:r>
+          </w:p>
+        </w:tc>
+        <w:tc>
+          <w:tcPr>
+            <w:tcW w:type="dxa" w:w="1134"/>
+          </w:tcPr>
+          <w:p>
+            <w:pPr>
+              <w:jc w:val="center"/>
+            </w:pPr>
+            <w:r>
+              <w:rPr>
+                <w:sz w:val="18"/>
+              </w:rPr>
+              <w:t>0.6793</w:t>
+            </w:r>
+          </w:p>
+        </w:tc>
+      </w:tr>
+      <w:tr>
+        <w:tc>
+          <w:tcPr>
+            <w:tcW w:type="dxa" w:w="850"/>
+          </w:tcPr>
+          <w:p>
+            <w:pPr>
+              <w:jc w:val="left"/>
+            </w:pPr>
+            <w:r>
+              <w:rPr>
+                <w:sz w:val="18"/>
+              </w:rPr>
+              <w:t>Women</w:t>
+            </w:r>
+          </w:p>
+        </w:tc>
+        <w:tc>
+          <w:tcPr>
+            <w:tcW w:type="dxa" w:w="1871"/>
+          </w:tcPr>
+          <w:p>
+            <w:pPr>
+              <w:jc w:val="left"/>
+            </w:pPr>
+            <w:r>
+              <w:rPr>
+                <w:sz w:val="18"/>
+              </w:rPr>
+              <w:t>LightGBM</w:t>
+            </w:r>
+          </w:p>
+        </w:tc>
+        <w:tc>
+          <w:tcPr>
+            <w:tcW w:type="dxa" w:w="907"/>
+          </w:tcPr>
+          <w:p>
+            <w:pPr>
+              <w:jc w:val="left"/>
+            </w:pPr>
+            <w:r>
+              <w:rPr>
+                <w:sz w:val="18"/>
+              </w:rPr>
+              <w:t>Log-loss</w:t>
+            </w:r>
+          </w:p>
+        </w:tc>
+        <w:tc>
+          <w:tcPr>
+            <w:tcW w:type="dxa" w:w="1134"/>
+          </w:tcPr>
+          <w:p>
+            <w:pPr>
+              <w:jc w:val="center"/>
+            </w:pPr>
+            <w:r>
+              <w:rPr>
+                <w:sz w:val="18"/>
+              </w:rPr>
+              <w:t>0.6799</w:t>
+            </w:r>
+          </w:p>
+        </w:tc>
+        <w:tc>
+          <w:tcPr>
+            <w:tcW w:type="dxa" w:w="1134"/>
+          </w:tcPr>
+          <w:p>
+            <w:pPr>
+              <w:jc w:val="center"/>
+            </w:pPr>
+            <w:r>
+              <w:rPr>
+                <w:sz w:val="18"/>
+              </w:rPr>
+              <w:t>0.6799</w:t>
+            </w:r>
+          </w:p>
+        </w:tc>
+        <w:tc>
+          <w:tcPr>
+            <w:tcW w:type="dxa" w:w="1134"/>
+          </w:tcPr>
+          <w:p>
+            <w:pPr>
+              <w:jc w:val="center"/>
+            </w:pPr>
+            <w:r>
+              <w:rPr>
+                <w:sz w:val="18"/>
+              </w:rPr>
+              <w:t>0.6799</w:t>
+            </w:r>
+          </w:p>
+        </w:tc>
+        <w:tc>
+          <w:tcPr>
+            <w:tcW w:type="dxa" w:w="1134"/>
+          </w:tcPr>
+          <w:p>
+            <w:pPr>
+              <w:jc w:val="center"/>
+            </w:pPr>
+            <w:r>
+              <w:rPr>
+                <w:sz w:val="18"/>
+              </w:rPr>
+              <w:t>0.6798</w:t>
+            </w:r>
+          </w:p>
+        </w:tc>
+        <w:tc>
+          <w:tcPr>
+            <w:tcW w:type="dxa" w:w="1134"/>
+          </w:tcPr>
+          <w:p>
+            <w:pPr>
+              <w:jc w:val="center"/>
+            </w:pPr>
+            <w:r>
+              <w:rPr>
+                <w:sz w:val="18"/>
+              </w:rPr>
+              <w:t>0.6797</w:t>
+            </w:r>
+          </w:p>
+        </w:tc>
+        <w:tc>
+          <w:tcPr>
+            <w:tcW w:type="dxa" w:w="1134"/>
+          </w:tcPr>
+          <w:p>
+            <w:pPr>
+              <w:jc w:val="center"/>
+            </w:pPr>
+            <w:r>
+              <w:rPr>
+                <w:sz w:val="18"/>
+              </w:rPr>
+              <w:t>0.6796</w:t>
+            </w:r>
+          </w:p>
+        </w:tc>
+        <w:tc>
+          <w:tcPr>
+            <w:tcW w:type="dxa" w:w="1134"/>
+          </w:tcPr>
+          <w:p>
+            <w:pPr>
+              <w:jc w:val="center"/>
+            </w:pPr>
+            <w:r>
+              <w:rPr>
+                <w:sz w:val="18"/>
+              </w:rPr>
+              <w:t>0.6796</w:t>
+            </w:r>
+          </w:p>
+        </w:tc>
+        <w:tc>
+          <w:tcPr>
+            <w:tcW w:type="dxa" w:w="1134"/>
+          </w:tcPr>
+          <w:p>
+            <w:pPr>
+              <w:jc w:val="center"/>
+            </w:pPr>
+            <w:r>
+              <w:rPr>
+                <w:sz w:val="18"/>
+              </w:rPr>
+              <w:t>0.6794</w:t>
+            </w:r>
+          </w:p>
+        </w:tc>
+      </w:tr>
+      <w:tr>
+        <w:tc>
+          <w:tcPr>
+            <w:tcW w:type="dxa" w:w="850"/>
+          </w:tcPr>
+          <w:p>
+            <w:pPr>
+              <w:jc w:val="left"/>
+            </w:pPr>
+            <w:r>
+              <w:rPr>
+                <w:sz w:val="18"/>
+              </w:rPr>
+              <w:t>Men</w:t>
+            </w:r>
+          </w:p>
+        </w:tc>
+        <w:tc>
+          <w:tcPr>
+            <w:tcW w:type="dxa" w:w="1871"/>
+          </w:tcPr>
+          <w:p>
+            <w:pPr>
+              <w:jc w:val="left"/>
+            </w:pPr>
+            <w:r>
+              <w:rPr>
+                <w:sz w:val="18"/>
+              </w:rPr>
+              <w:t>Logistic regression</w:t>
+            </w:r>
+          </w:p>
+        </w:tc>
+        <w:tc>
+          <w:tcPr>
+            <w:tcW w:type="dxa" w:w="907"/>
+          </w:tcPr>
+          <w:p>
+            <w:pPr>
+              <w:jc w:val="left"/>
+            </w:pPr>
+            <w:r>
+              <w:rPr>
+                <w:sz w:val="18"/>
+              </w:rPr>
+              <w:t>Brier</w:t>
+            </w:r>
+          </w:p>
+        </w:tc>
+        <w:tc>
+          <w:tcPr>
+            <w:tcW w:type="dxa" w:w="1134"/>
+          </w:tcPr>
+          <w:p>
+            <w:pPr>
+              <w:jc w:val="center"/>
+            </w:pPr>
+            <w:r>
+              <w:rPr>
+                <w:sz w:val="18"/>
+              </w:rPr>
+              <w:t>0.22840</w:t>
+            </w:r>
+          </w:p>
+        </w:tc>
+        <w:tc>
+          <w:tcPr>
+            <w:tcW w:type="dxa" w:w="1134"/>
+          </w:tcPr>
+          <w:p>
+            <w:pPr>
+              <w:jc w:val="center"/>
+            </w:pPr>
+            <w:r>
+              <w:rPr>
+                <w:sz w:val="18"/>
+              </w:rPr>
+              <w:t>0.22837</w:t>
+            </w:r>
+          </w:p>
+        </w:tc>
+        <w:tc>
+          <w:tcPr>
+            <w:tcW w:type="dxa" w:w="1134"/>
+          </w:tcPr>
+          <w:p>
+            <w:pPr>
+              <w:jc w:val="center"/>
+            </w:pPr>
+            <w:r>
+              <w:rPr>
+                <w:sz w:val="18"/>
+              </w:rPr>
+              <w:t>0.22831</w:t>
+            </w:r>
+          </w:p>
+        </w:tc>
+        <w:tc>
+          <w:tcPr>
+            <w:tcW w:type="dxa" w:w="1134"/>
+          </w:tcPr>
+          <w:p>
+            <w:pPr>
+              <w:jc w:val="center"/>
+            </w:pPr>
+            <w:r>
+              <w:rPr>
+                <w:sz w:val="18"/>
+              </w:rPr>
+              <w:t>0.22828</w:t>
+            </w:r>
+          </w:p>
+        </w:tc>
+        <w:tc>
+          <w:tcPr>
+            <w:tcW w:type="dxa" w:w="1134"/>
+          </w:tcPr>
+          <w:p>
+            <w:pPr>
+              <w:jc w:val="center"/>
+            </w:pPr>
+            <w:r>
+              <w:rPr>
+                <w:sz w:val="18"/>
+              </w:rPr>
+              <w:t>0.22825</w:t>
+            </w:r>
+          </w:p>
+        </w:tc>
+        <w:tc>
+          <w:tcPr>
+            <w:tcW w:type="dxa" w:w="1134"/>
+          </w:tcPr>
+          <w:p>
+            <w:pPr>
+              <w:jc w:val="center"/>
+            </w:pPr>
+            <w:r>
+              <w:rPr>
+                <w:sz w:val="18"/>
+              </w:rPr>
+              <w:t>0.22822</w:t>
+            </w:r>
+          </w:p>
+        </w:tc>
+        <w:tc>
+          <w:tcPr>
+            <w:tcW w:type="dxa" w:w="1134"/>
+          </w:tcPr>
+          <w:p>
+            <w:pPr>
+              <w:jc w:val="center"/>
+            </w:pPr>
+            <w:r>
+              <w:rPr>
+                <w:sz w:val="18"/>
+              </w:rPr>
+              <w:t>0.22819</w:t>
+            </w:r>
+          </w:p>
+        </w:tc>
+        <w:tc>
+          <w:tcPr>
+            <w:tcW w:type="dxa" w:w="1134"/>
+          </w:tcPr>
+          <w:p>
+            <w:pPr>
+              <w:jc w:val="center"/>
+            </w:pPr>
+            <w:r>
+              <w:rPr>
+                <w:sz w:val="18"/>
+              </w:rPr>
+              <w:t>0.22807</w:t>
+            </w:r>
+          </w:p>
+        </w:tc>
+      </w:tr>
+      <w:tr>
+        <w:tc>
+          <w:tcPr>
+            <w:tcW w:type="dxa" w:w="850"/>
+          </w:tcPr>
+          <w:p>
+            <w:pPr>
+              <w:jc w:val="left"/>
+            </w:pPr>
+            <w:r>
+              <w:rPr>
+                <w:sz w:val="18"/>
+              </w:rPr>
+              <w:t>Men</w:t>
+            </w:r>
+          </w:p>
+        </w:tc>
+        <w:tc>
+          <w:tcPr>
+            <w:tcW w:type="dxa" w:w="1871"/>
+          </w:tcPr>
+          <w:p>
+            <w:pPr>
+              <w:jc w:val="left"/>
+            </w:pPr>
+            <w:r>
+              <w:rPr>
+                <w:sz w:val="18"/>
+              </w:rPr>
+              <w:t>LightGBM</w:t>
+            </w:r>
+          </w:p>
+        </w:tc>
+        <w:tc>
+          <w:tcPr>
+            <w:tcW w:type="dxa" w:w="907"/>
+          </w:tcPr>
+          <w:p>
+            <w:pPr>
+              <w:jc w:val="left"/>
+            </w:pPr>
+            <w:r>
+              <w:rPr>
+                <w:sz w:val="18"/>
+              </w:rPr>
+              <w:t>Brier</w:t>
+            </w:r>
+          </w:p>
+        </w:tc>
+        <w:tc>
+          <w:tcPr>
+            <w:tcW w:type="dxa" w:w="1134"/>
+          </w:tcPr>
+          <w:p>
+            <w:pPr>
+              <w:jc w:val="center"/>
+            </w:pPr>
+            <w:r>
+              <w:rPr>
+                <w:sz w:val="18"/>
+              </w:rPr>
+              <w:t>0.22825</w:t>
+            </w:r>
+          </w:p>
+        </w:tc>
+        <w:tc>
+          <w:tcPr>
+            <w:tcW w:type="dxa" w:w="1134"/>
+          </w:tcPr>
+          <w:p>
+            <w:pPr>
+              <w:jc w:val="center"/>
+            </w:pPr>
+            <w:r>
+              <w:rPr>
+                <w:sz w:val="18"/>
+              </w:rPr>
+              <w:t>0.22824</w:t>
+            </w:r>
+          </w:p>
+        </w:tc>
+        <w:tc>
+          <w:tcPr>
+            <w:tcW w:type="dxa" w:w="1134"/>
+          </w:tcPr>
+          <w:p>
+            <w:pPr>
+              <w:jc w:val="center"/>
+            </w:pPr>
+            <w:r>
+              <w:rPr>
+                <w:sz w:val="18"/>
+              </w:rPr>
+              <w:t>0.22818</w:t>
+            </w:r>
+          </w:p>
+        </w:tc>
+        <w:tc>
+          <w:tcPr>
+            <w:tcW w:type="dxa" w:w="1134"/>
+          </w:tcPr>
+          <w:p>
+            <w:pPr>
+              <w:jc w:val="center"/>
+            </w:pPr>
+            <w:r>
+              <w:rPr>
+                <w:sz w:val="18"/>
+              </w:rPr>
+              <w:t>0.22817</w:t>
+            </w:r>
+          </w:p>
+        </w:tc>
+        <w:tc>
+          <w:tcPr>
+            <w:tcW w:type="dxa" w:w="1134"/>
+          </w:tcPr>
+          <w:p>
+            <w:pPr>
+              <w:jc w:val="center"/>
+            </w:pPr>
+            <w:r>
+              <w:rPr>
+                <w:sz w:val="18"/>
+              </w:rPr>
+              <w:t>0.22810</w:t>
+            </w:r>
+          </w:p>
+        </w:tc>
+        <w:tc>
+          <w:tcPr>
+            <w:tcW w:type="dxa" w:w="1134"/>
+          </w:tcPr>
+          <w:p>
+            <w:pPr>
+              <w:jc w:val="center"/>
+            </w:pPr>
+            <w:r>
+              <w:rPr>
+                <w:sz w:val="18"/>
+              </w:rPr>
+              <w:t>0.22805</w:t>
+            </w:r>
+          </w:p>
+        </w:tc>
+        <w:tc>
+          <w:tcPr>
+            <w:tcW w:type="dxa" w:w="1134"/>
+          </w:tcPr>
+          <w:p>
+            <w:pPr>
+              <w:jc w:val="center"/>
+            </w:pPr>
+            <w:r>
+              <w:rPr>
+                <w:sz w:val="18"/>
+              </w:rPr>
+              <w:t>0.22802</w:t>
+            </w:r>
+          </w:p>
+        </w:tc>
+        <w:tc>
+          <w:tcPr>
+            <w:tcW w:type="dxa" w:w="1134"/>
+          </w:tcPr>
+          <w:p>
+            <w:pPr>
+              <w:jc w:val="center"/>
+            </w:pPr>
+            <w:r>
+              <w:rPr>
+                <w:sz w:val="18"/>
+              </w:rPr>
+              <w:t>0.22792</w:t>
+            </w:r>
+          </w:p>
+        </w:tc>
+      </w:tr>
+      <w:tr>
+        <w:tc>
+          <w:tcPr>
+            <w:tcW w:type="dxa" w:w="850"/>
+          </w:tcPr>
+          <w:p>
+            <w:pPr>
+              <w:jc w:val="left"/>
+            </w:pPr>
+            <w:r>
+              <w:rPr>
+                <w:sz w:val="18"/>
+              </w:rPr>
+              <w:t>Women</w:t>
+            </w:r>
+          </w:p>
+        </w:tc>
+        <w:tc>
+          <w:tcPr>
+            <w:tcW w:type="dxa" w:w="1871"/>
+          </w:tcPr>
+          <w:p>
+            <w:pPr>
+              <w:jc w:val="left"/>
+            </w:pPr>
+            <w:r>
+              <w:rPr>
+                <w:sz w:val="18"/>
+              </w:rPr>
+              <w:t>Logistic regression</w:t>
+            </w:r>
+          </w:p>
+        </w:tc>
+        <w:tc>
+          <w:tcPr>
+            <w:tcW w:type="dxa" w:w="907"/>
+          </w:tcPr>
+          <w:p>
+            <w:pPr>
+              <w:jc w:val="left"/>
+            </w:pPr>
+            <w:r>
+              <w:rPr>
+                <w:sz w:val="18"/>
+              </w:rPr>
+              <w:t>Brier</w:t>
+            </w:r>
+          </w:p>
+        </w:tc>
+        <w:tc>
+          <w:tcPr>
+            <w:tcW w:type="dxa" w:w="1134"/>
+          </w:tcPr>
+          <w:p>
+            <w:pPr>
+              <w:jc w:val="center"/>
+            </w:pPr>
+            <w:r>
+              <w:rPr>
+                <w:sz w:val="18"/>
+              </w:rPr>
+              <w:t>0.24342</w:t>
+            </w:r>
+          </w:p>
+        </w:tc>
+        <w:tc>
+          <w:tcPr>
+            <w:tcW w:type="dxa" w:w="1134"/>
+          </w:tcPr>
+          <w:p>
+            <w:pPr>
+              <w:jc w:val="center"/>
+            </w:pPr>
+            <w:r>
+              <w:rPr>
+                <w:sz w:val="18"/>
+              </w:rPr>
+              <w:t>0.24341</w:t>
+            </w:r>
+          </w:p>
+        </w:tc>
+        <w:tc>
+          <w:tcPr>
+            <w:tcW w:type="dxa" w:w="1134"/>
+          </w:tcPr>
+          <w:p>
+            <w:pPr>
+              <w:jc w:val="center"/>
+            </w:pPr>
+            <w:r>
+              <w:rPr>
+                <w:sz w:val="18"/>
+              </w:rPr>
+              <w:t>0.24338</w:t>
+            </w:r>
+          </w:p>
+        </w:tc>
+        <w:tc>
+          <w:tcPr>
+            <w:tcW w:type="dxa" w:w="1134"/>
+          </w:tcPr>
+          <w:p>
+            <w:pPr>
+              <w:jc w:val="center"/>
+            </w:pPr>
+            <w:r>
+              <w:rPr>
+                <w:sz w:val="18"/>
+              </w:rPr>
+              <w:t>0.24336</w:t>
+            </w:r>
+          </w:p>
+        </w:tc>
+        <w:tc>
+          <w:tcPr>
+            <w:tcW w:type="dxa" w:w="1134"/>
+          </w:tcPr>
+          <w:p>
+            <w:pPr>
+              <w:jc w:val="center"/>
+            </w:pPr>
+            <w:r>
+              <w:rPr>
+                <w:sz w:val="18"/>
+              </w:rPr>
+              <w:t>0.24329</w:t>
+            </w:r>
+          </w:p>
+        </w:tc>
+        <w:tc>
+          <w:tcPr>
+            <w:tcW w:type="dxa" w:w="1134"/>
+          </w:tcPr>
+          <w:p>
+            <w:pPr>
+              <w:jc w:val="center"/>
+            </w:pPr>
+            <w:r>
+              <w:rPr>
+                <w:sz w:val="18"/>
+              </w:rPr>
+              <w:t>0.24327</w:t>
+            </w:r>
+          </w:p>
+        </w:tc>
+        <w:tc>
+          <w:tcPr>
+            <w:tcW w:type="dxa" w:w="1134"/>
+          </w:tcPr>
+          <w:p>
+            <w:pPr>
+              <w:jc w:val="center"/>
+            </w:pPr>
+            <w:r>
+              <w:rPr>
+                <w:sz w:val="18"/>
+              </w:rPr>
+              <w:t>0.24322</w:t>
+            </w:r>
+          </w:p>
+        </w:tc>
+        <w:tc>
+          <w:tcPr>
+            <w:tcW w:type="dxa" w:w="1134"/>
+          </w:tcPr>
+          <w:p>
+            <w:pPr>
+              <w:jc w:val="center"/>
+            </w:pPr>
+            <w:r>
+              <w:rPr>
+                <w:sz w:val="18"/>
+              </w:rPr>
+              <w:t>0.24312</w:t>
+            </w:r>
+          </w:p>
+        </w:tc>
+      </w:tr>
+      <w:tr>
+        <w:tc>
+          <w:tcPr>
+            <w:tcW w:type="dxa" w:w="850"/>
+          </w:tcPr>
+          <w:p>
+            <w:pPr>
+              <w:jc w:val="left"/>
+            </w:pPr>
+            <w:r>
+              <w:rPr>
+                <w:sz w:val="18"/>
+              </w:rPr>
+              <w:t>Women</w:t>
+            </w:r>
+          </w:p>
+        </w:tc>
+        <w:tc>
+          <w:tcPr>
+            <w:tcW w:type="dxa" w:w="1871"/>
+          </w:tcPr>
+          <w:p>
+            <w:pPr>
+              <w:jc w:val="left"/>
+            </w:pPr>
+            <w:r>
+              <w:rPr>
+                <w:sz w:val="18"/>
+              </w:rPr>
+              <w:t>LightGBM</w:t>
+            </w:r>
+          </w:p>
+        </w:tc>
+        <w:tc>
+          <w:tcPr>
+            <w:tcW w:type="dxa" w:w="907"/>
+          </w:tcPr>
+          <w:p>
+            <w:pPr>
+              <w:jc w:val="left"/>
+            </w:pPr>
+            <w:r>
+              <w:rPr>
+                <w:sz w:val="18"/>
+              </w:rPr>
+              <w:t>Brier</w:t>
+            </w:r>
+          </w:p>
+        </w:tc>
+        <w:tc>
+          <w:tcPr>
+            <w:tcW w:type="dxa" w:w="1134"/>
+          </w:tcPr>
+          <w:p>
+            <w:pPr>
+              <w:jc w:val="center"/>
+            </w:pPr>
+            <w:r>
+              <w:rPr>
+                <w:sz w:val="18"/>
+              </w:rPr>
+              <w:t>0.24343</w:t>
+            </w:r>
+          </w:p>
+        </w:tc>
+        <w:tc>
+          <w:tcPr>
+            <w:tcW w:type="dxa" w:w="1134"/>
+          </w:tcPr>
+          <w:p>
+            <w:pPr>
+              <w:jc w:val="center"/>
+            </w:pPr>
+            <w:r>
+              <w:rPr>
+                <w:sz w:val="18"/>
+              </w:rPr>
+              <w:t>0.24343</w:t>
+            </w:r>
+          </w:p>
+        </w:tc>
+        <w:tc>
+          <w:tcPr>
+            <w:tcW w:type="dxa" w:w="1134"/>
+          </w:tcPr>
+          <w:p>
+            <w:pPr>
+              <w:jc w:val="center"/>
+            </w:pPr>
+            <w:r>
+              <w:rPr>
+                <w:sz w:val="18"/>
+              </w:rPr>
+              <w:t>0.24341</w:t>
+            </w:r>
+          </w:p>
+        </w:tc>
+        <w:tc>
+          <w:tcPr>
+            <w:tcW w:type="dxa" w:w="1134"/>
+          </w:tcPr>
+          <w:p>
+            <w:pPr>
+              <w:jc w:val="center"/>
+            </w:pPr>
+            <w:r>
+              <w:rPr>
+                <w:sz w:val="18"/>
+              </w:rPr>
+              <w:t>0.24340</w:t>
+            </w:r>
+          </w:p>
+        </w:tc>
+        <w:tc>
+          <w:tcPr>
+            <w:tcW w:type="dxa" w:w="1134"/>
+          </w:tcPr>
+          <w:p>
+            <w:pPr>
+              <w:jc w:val="center"/>
+            </w:pPr>
+            <w:r>
+              <w:rPr>
+                <w:sz w:val="18"/>
+              </w:rPr>
+              <w:t>0.24335</w:t>
+            </w:r>
+          </w:p>
+        </w:tc>
+        <w:tc>
+          <w:tcPr>
+            <w:tcW w:type="dxa" w:w="1134"/>
+          </w:tcPr>
+          <w:p>
+            <w:pPr>
+              <w:jc w:val="center"/>
+            </w:pPr>
+            <w:r>
+              <w:rPr>
+                <w:sz w:val="18"/>
+              </w:rPr>
+              <w:t>0.24330</w:t>
+            </w:r>
+          </w:p>
+        </w:tc>
+        <w:tc>
+          <w:tcPr>
+            <w:tcW w:type="dxa" w:w="1134"/>
+          </w:tcPr>
+          <w:p>
+            <w:pPr>
+              <w:jc w:val="center"/>
+            </w:pPr>
+            <w:r>
+              <w:rPr>
+                <w:sz w:val="18"/>
+              </w:rPr>
+              <w:t>0.24327</w:t>
+            </w:r>
+          </w:p>
+        </w:tc>
+        <w:tc>
+          <w:tcPr>
+            <w:tcW w:type="dxa" w:w="1134"/>
+          </w:tcPr>
+          <w:p>
+            <w:pPr>
+              <w:jc w:val="center"/>
+            </w:pPr>
+            <w:r>
+              <w:rPr>
+                <w:sz w:val="18"/>
+              </w:rPr>
+              <w:t>0.24316</w:t>
+            </w:r>
+          </w:p>
+        </w:tc>
+      </w:tr>
+    </w:tbl>
+    <w:p/>
     <w:sectPr>
       <w:pgSz w:w="16838" w:h="11906" w:orient="landscape"/>
       <w:pgMar w:top="1020" w:right="1020" w:bottom="1020" w:left="1020" w:header="720" w:footer="720" w:gutter="0"/>
